--- a/Ontario/RMD Files and Knit Output/Ontario-2023-Nearshore-Rotifers.docx
+++ b/Ontario/RMD Files and Knit Output/Ontario-2023-Nearshore-Rotifers.docx
@@ -23,7 +23,7 @@
         <w:pStyle w:val="Date"/>
       </w:pPr>
       <w:r>
-        <w:t>2026-01-08</w:t>
+        <w:t>2026-01-09</w:t>
       </w:r>
     </w:p>
     <w:p>
@@ -44,7 +44,7 @@
           <w:noProof/>
         </w:rPr>
         <w:drawing>
-          <wp:inline distT="0" distB="0" distL="0" distR="0" wp14:anchorId="61C8BE22" wp14:editId="6D3301C7">
+          <wp:inline distT="0" distB="0" distL="0" distR="0" wp14:anchorId="6F16A3C5" wp14:editId="5295A265">
             <wp:extent cx="5334000" cy="3556000"/>
             <wp:effectExtent l="0" t="0" r="0" b="0"/>
             <wp:docPr id="21" name="Picture" descr="Figure X1. Summer Rotifer species offshore (OS) vs. nearshore (NS) average biomass (mg dry wt per m3). Error bars represent standard errors of the means. Taxa groups are identified in legend by color."/>
@@ -211,7 +211,7 @@
           <w:noProof/>
         </w:rPr>
         <w:drawing>
-          <wp:inline distT="0" distB="0" distL="0" distR="0" wp14:anchorId="58D830EB" wp14:editId="78D98A80">
+          <wp:inline distT="0" distB="0" distL="0" distR="0" wp14:anchorId="5183D0D6" wp14:editId="48EF7AE8">
             <wp:extent cx="5334000" cy="3556000"/>
             <wp:effectExtent l="0" t="0" r="0" b="0"/>
             <wp:docPr id="26" name="Picture" descr="Figure X2. Spring Rotifer species offshore (OS) vs. nearshore (NS) average biomass (mg dry wt per m3). Error bars represent standard errors of the means. Taxa groups are identified in legend by color."/>
@@ -290,7 +290,7 @@
           <w:noProof/>
         </w:rPr>
         <w:drawing>
-          <wp:inline distT="0" distB="0" distL="0" distR="0" wp14:anchorId="4CA33641" wp14:editId="2C6528DE">
+          <wp:inline distT="0" distB="0" distL="0" distR="0" wp14:anchorId="264AF5F7" wp14:editId="24CADCD9">
             <wp:extent cx="5334000" cy="3556000"/>
             <wp:effectExtent l="0" t="0" r="0" b="0"/>
             <wp:docPr id="30" name="Picture" descr="Figure X3. Summer Rotifer species (excluding Asplanchna) offshore (OS) vs. nearshore (NS) average biomass (mg dry wt per m3). Error bars represent standard errors of the means. Taxa groups are identified in legend by color."/>
@@ -556,7 +556,7 @@
           <w:noProof/>
         </w:rPr>
         <w:drawing>
-          <wp:inline distT="0" distB="0" distL="0" distR="0" wp14:anchorId="3FDD8A8A" wp14:editId="3118AB52">
+          <wp:inline distT="0" distB="0" distL="0" distR="0" wp14:anchorId="15873BB0" wp14:editId="00099407">
             <wp:extent cx="5334000" cy="3556000"/>
             <wp:effectExtent l="0" t="0" r="0" b="0"/>
             <wp:docPr id="34" name="Picture" descr="Figure X4. Spring Rotifer species (excluding Synchaeta) offshore (OS) vs. nearshore (NS) average biomass (mg dry wt per m3). Error bars represent standard errors of the means. Taxa groups are identified in legend by color."/>
@@ -635,10 +635,10 @@
           <w:noProof/>
         </w:rPr>
         <w:drawing>
-          <wp:inline distT="0" distB="0" distL="0" distR="0" wp14:anchorId="1A7144CE" wp14:editId="0669486A">
+          <wp:inline distT="0" distB="0" distL="0" distR="0" wp14:anchorId="0A806FCB" wp14:editId="7C4D6867">
             <wp:extent cx="5334000" cy="3556000"/>
             <wp:effectExtent l="0" t="0" r="0" b="0"/>
-            <wp:docPr id="38" name="Picture" descr="Figure 1. Summer Rotifer genera offshore (OS) vs. nearshore (NS) average biomass (mg dry wt per m3). Error bars represent standard errors of the means. Taxa groups are identified in legend by color."/>
+            <wp:docPr id="38" name="Picture" descr="Figure 1A. Summer Rotifer genera offshore (OS) vs. nearshore (NS) average biomass (mg dry wt per m3). Error bars represent standard errors of the means. Taxa groups are identified in legend by color."/>
             <wp:cNvGraphicFramePr/>
             <a:graphic xmlns:a="http://schemas.openxmlformats.org/drawingml/2006/main">
               <a:graphicData uri="http://schemas.openxmlformats.org/drawingml/2006/picture">
@@ -682,7 +682,7 @@
         <w:pStyle w:val="ImageCaption"/>
       </w:pPr>
       <w:r>
-        <w:t>Figure 1. Summer Rotifer genera offshore (OS) vs. nearshore (NS) average biomass (mg dry wt per m</w:t>
+        <w:t>Figure 1A. Summer Rotifer genera offshore (OS) vs. nearshore (NS) average biomass (mg dry wt per m</w:t>
       </w:r>
       <w:r>
         <w:rPr>
@@ -1136,10 +1136,10 @@
       <w:pPr>
         <w:pStyle w:val="Heading2"/>
       </w:pPr>
-      <w:bookmarkStart w:id="5" w:name="X8c0c6fdd8177f7ef8edd6b86b74bc16733f776c"/>
+      <w:bookmarkStart w:id="5" w:name="X9e8758bdb0c6b8c750a3d015ddd4c905789bd6a"/>
       <w:bookmarkEnd w:id="4"/>
       <w:r>
-        <w:t>Rotifer Genera Spring Offshore-Nearshore Biomass Barplot</w:t>
+        <w:t>Rotifer Genera Summer Offshore-Nearshore Density Barplot</w:t>
       </w:r>
     </w:p>
     <w:p>
@@ -1151,16 +1151,16 @@
           <w:noProof/>
         </w:rPr>
         <w:drawing>
-          <wp:inline distT="0" distB="0" distL="0" distR="0" wp14:anchorId="100BB91E" wp14:editId="2CC966A0">
+          <wp:inline distT="0" distB="0" distL="0" distR="0" wp14:anchorId="40AB44FA" wp14:editId="05820184">
             <wp:extent cx="5334000" cy="3556000"/>
             <wp:effectExtent l="0" t="0" r="0" b="0"/>
-            <wp:docPr id="46" name="Picture" descr="Figure 2. Spring Rotifer genera offshore (OS) vs. nearshore (NS) average biomass (mg dry wt per m3). Error bars represent standard errors of the means. Taxa groups are identified in legend by color."/>
+            <wp:docPr id="46" name="Picture" descr="Figure 1B. Summer Rotifer genera offshore (OS) vs. nearshore (NS) average density (# per m3). Error bars represent standard errors of the means. Taxa groups are identified in legend by color."/>
             <wp:cNvGraphicFramePr/>
             <a:graphic xmlns:a="http://schemas.openxmlformats.org/drawingml/2006/main">
               <a:graphicData uri="http://schemas.openxmlformats.org/drawingml/2006/picture">
                 <pic:pic xmlns:pic="http://schemas.openxmlformats.org/drawingml/2006/picture">
                   <pic:nvPicPr>
-                    <pic:cNvPr id="47" name="Picture" descr="Ontario-2023-Nearshore-Rotifers_files/figure-docx/Spring%20OS-NS%20Rotifer%20Genera%20Average%20Biomass-1.png"/>
+                    <pic:cNvPr id="47" name="Picture" descr="Ontario-2023-Nearshore-Rotifers_files/figure-docx/Summer%20OS-NS%20Rotifer%20Genera%20Average%20Density%20Barplot-1.png"/>
                     <pic:cNvPicPr>
                       <a:picLocks noChangeAspect="1" noChangeArrowheads="1"/>
                     </pic:cNvPicPr>
@@ -1198,7 +1198,7 @@
         <w:pStyle w:val="ImageCaption"/>
       </w:pPr>
       <w:r>
-        <w:t>Figure 2. Spring Rotifer genera offshore (OS) vs. nearshore (NS) average biomass (mg dry wt per m</w:t>
+        <w:t>Figure 1B. Summer Rotifer genera offshore (OS) vs. nearshore (NS) average density (# per m</w:t>
       </w:r>
       <w:r>
         <w:rPr>
@@ -1214,11 +1214,11 @@
       <w:pPr>
         <w:pStyle w:val="Heading2"/>
       </w:pPr>
-      <w:bookmarkStart w:id="6" w:name="X64b051a0d5ab32ef02055883e00833585607400"/>
+      <w:bookmarkStart w:id="6" w:name="X8c0c6fdd8177f7ef8edd6b86b74bc16733f776c"/>
       <w:bookmarkEnd w:id="5"/>
       <w:r>
         <w:lastRenderedPageBreak/>
-        <w:t>Rotifer Genera Summer Offshore-Nearshore Biomass Boxplot</w:t>
+        <w:t>Rotifer Genera Spring Offshore-Nearshore Biomass Barplot</w:t>
       </w:r>
     </w:p>
     <w:p>
@@ -1230,16 +1230,16 @@
           <w:noProof/>
         </w:rPr>
         <w:drawing>
-          <wp:inline distT="0" distB="0" distL="0" distR="0" wp14:anchorId="4572E0D7" wp14:editId="63287457">
+          <wp:inline distT="0" distB="0" distL="0" distR="0" wp14:anchorId="6780DE7F" wp14:editId="55E49B28">
             <wp:extent cx="5334000" cy="3556000"/>
             <wp:effectExtent l="0" t="0" r="0" b="0"/>
-            <wp:docPr id="50" name="Picture" descr="Figure X5. Summer Rotifer genera offshore (OS) vs. nearshore (NS) average biomass (mg dry wt per m3) boxplots. Taxa groups are identified in legend by color."/>
+            <wp:docPr id="50" name="Picture" descr="Figure 2A. Spring Rotifer genera offshore (OS) vs. nearshore (NS) average biomass (mg dry wt per m3). Error bars represent standard errors of the means. Taxa groups are identified in legend by color."/>
             <wp:cNvGraphicFramePr/>
             <a:graphic xmlns:a="http://schemas.openxmlformats.org/drawingml/2006/main">
               <a:graphicData uri="http://schemas.openxmlformats.org/drawingml/2006/picture">
                 <pic:pic xmlns:pic="http://schemas.openxmlformats.org/drawingml/2006/picture">
                   <pic:nvPicPr>
-                    <pic:cNvPr id="51" name="Picture" descr="Ontario-2023-Nearshore-Rotifers_files/figure-docx/Summer%20OS-NS%20Rotifer%20Genera%20Average%20Biomass%20Boxplot-1.png"/>
+                    <pic:cNvPr id="51" name="Picture" descr="Ontario-2023-Nearshore-Rotifers_files/figure-docx/Spring%20OS-NS%20Rotifer%20Genera%20Average%20Biomass-1.png"/>
                     <pic:cNvPicPr>
                       <a:picLocks noChangeAspect="1" noChangeArrowheads="1"/>
                     </pic:cNvPicPr>
@@ -1277,7 +1277,7 @@
         <w:pStyle w:val="ImageCaption"/>
       </w:pPr>
       <w:r>
-        <w:t>Figure X5. Summer Rotifer genera offshore (OS) vs. nearshore (NS) average biomass (mg dry wt per m</w:t>
+        <w:t>Figure 2A. Spring Rotifer genera offshore (OS) vs. nearshore (NS) average biomass (mg dry wt per m</w:t>
       </w:r>
       <w:r>
         <w:rPr>
@@ -1286,1215 +1286,18 @@
         <w:t>3</w:t>
       </w:r>
       <w:r>
-        <w:t>) boxplots. Taxa groups are identified in legend by color.</w:t>
-      </w:r>
-    </w:p>
-    <w:tbl>
-      <w:tblPr>
-        <w:tblStyle w:val="Table"/>
-        <w:tblW w:w="5000" w:type="pct"/>
-        <w:tblLayout w:type="fixed"/>
-        <w:tblLook w:val="0020" w:firstRow="1" w:lastRow="0" w:firstColumn="0" w:lastColumn="0" w:noHBand="0" w:noVBand="0"/>
-      </w:tblPr>
-      <w:tblGrid>
-        <w:gridCol w:w="1214"/>
-        <w:gridCol w:w="1619"/>
-        <w:gridCol w:w="1484"/>
-        <w:gridCol w:w="1213"/>
-        <w:gridCol w:w="1213"/>
-        <w:gridCol w:w="1484"/>
-        <w:gridCol w:w="1349"/>
-      </w:tblGrid>
-      <w:tr>
-        <w:trPr>
-          <w:cnfStyle w:val="100000000000" w:firstRow="1" w:lastRow="0" w:firstColumn="0" w:lastColumn="0" w:oddVBand="0" w:evenVBand="0" w:oddHBand="0" w:evenHBand="0" w:firstRowFirstColumn="0" w:firstRowLastColumn="0" w:lastRowFirstColumn="0" w:lastRowLastColumn="0"/>
-          <w:tblHeader/>
-        </w:trPr>
-        <w:tc>
-          <w:tcPr>
-            <w:tcW w:w="1003" w:type="dxa"/>
-          </w:tcPr>
-          <w:p>
-            <w:pPr>
-              <w:pStyle w:val="Compact"/>
-            </w:pPr>
-            <w:r>
-              <w:t>contrast</w:t>
-            </w:r>
-          </w:p>
-        </w:tc>
-        <w:tc>
-          <w:tcPr>
-            <w:tcW w:w="1338" w:type="dxa"/>
-          </w:tcPr>
-          <w:p>
-            <w:pPr>
-              <w:pStyle w:val="Compact"/>
-            </w:pPr>
-            <w:r>
-              <w:t>Rot_GENERA</w:t>
-            </w:r>
-          </w:p>
-        </w:tc>
-        <w:tc>
-          <w:tcPr>
-            <w:tcW w:w="1227" w:type="dxa"/>
-          </w:tcPr>
-          <w:p>
-            <w:pPr>
-              <w:pStyle w:val="Compact"/>
-              <w:jc w:val="right"/>
-            </w:pPr>
-            <w:r>
-              <w:t>estimate</w:t>
-            </w:r>
-          </w:p>
-        </w:tc>
-        <w:tc>
-          <w:tcPr>
-            <w:tcW w:w="1003" w:type="dxa"/>
-          </w:tcPr>
-          <w:p>
-            <w:pPr>
-              <w:pStyle w:val="Compact"/>
-              <w:jc w:val="right"/>
-            </w:pPr>
-            <w:r>
-              <w:t>SE</w:t>
-            </w:r>
-          </w:p>
-        </w:tc>
-        <w:tc>
-          <w:tcPr>
-            <w:tcW w:w="1003" w:type="dxa"/>
-          </w:tcPr>
-          <w:p>
-            <w:pPr>
-              <w:pStyle w:val="Compact"/>
-              <w:jc w:val="right"/>
-            </w:pPr>
-            <w:r>
-              <w:t>df</w:t>
-            </w:r>
-          </w:p>
-        </w:tc>
-        <w:tc>
-          <w:tcPr>
-            <w:tcW w:w="1227" w:type="dxa"/>
-          </w:tcPr>
-          <w:p>
-            <w:pPr>
-              <w:pStyle w:val="Compact"/>
-              <w:jc w:val="right"/>
-            </w:pPr>
-            <w:r>
-              <w:t>t.ratio</w:t>
-            </w:r>
-          </w:p>
-        </w:tc>
-        <w:tc>
-          <w:tcPr>
-            <w:tcW w:w="1115" w:type="dxa"/>
-          </w:tcPr>
-          <w:p>
-            <w:pPr>
-              <w:pStyle w:val="Compact"/>
-              <w:jc w:val="right"/>
-            </w:pPr>
-            <w:r>
-              <w:t>p.value</w:t>
-            </w:r>
-          </w:p>
-        </w:tc>
-      </w:tr>
-      <w:tr>
-        <w:tc>
-          <w:tcPr>
-            <w:tcW w:w="1003" w:type="dxa"/>
-          </w:tcPr>
-          <w:p>
-            <w:pPr>
-              <w:pStyle w:val="Compact"/>
-            </w:pPr>
-            <w:r>
-              <w:t>NS - OS</w:t>
-            </w:r>
-          </w:p>
-        </w:tc>
-        <w:tc>
-          <w:tcPr>
-            <w:tcW w:w="1338" w:type="dxa"/>
-          </w:tcPr>
-          <w:p>
-            <w:pPr>
-              <w:pStyle w:val="Compact"/>
-            </w:pPr>
-            <w:r>
-              <w:t>Ascomorpha</w:t>
-            </w:r>
-          </w:p>
-        </w:tc>
-        <w:tc>
-          <w:tcPr>
-            <w:tcW w:w="1227" w:type="dxa"/>
-          </w:tcPr>
-          <w:p>
-            <w:pPr>
-              <w:pStyle w:val="Compact"/>
-              <w:jc w:val="right"/>
-            </w:pPr>
-            <w:r>
-              <w:t>16.701923</w:t>
-            </w:r>
-          </w:p>
-        </w:tc>
-        <w:tc>
-          <w:tcPr>
-            <w:tcW w:w="1003" w:type="dxa"/>
-          </w:tcPr>
-          <w:p>
-            <w:pPr>
-              <w:pStyle w:val="Compact"/>
-              <w:jc w:val="right"/>
-            </w:pPr>
-            <w:r>
-              <w:t>22.90431</w:t>
-            </w:r>
-          </w:p>
-        </w:tc>
-        <w:tc>
-          <w:tcPr>
-            <w:tcW w:w="1003" w:type="dxa"/>
-          </w:tcPr>
-          <w:p>
-            <w:pPr>
-              <w:pStyle w:val="Compact"/>
-              <w:jc w:val="right"/>
-            </w:pPr>
-            <w:r>
-              <w:t>138.6968</w:t>
-            </w:r>
-          </w:p>
-        </w:tc>
-        <w:tc>
-          <w:tcPr>
-            <w:tcW w:w="1227" w:type="dxa"/>
-          </w:tcPr>
-          <w:p>
-            <w:pPr>
-              <w:pStyle w:val="Compact"/>
-              <w:jc w:val="right"/>
-            </w:pPr>
-            <w:r>
-              <w:t>0.7292044</w:t>
-            </w:r>
-          </w:p>
-        </w:tc>
-        <w:tc>
-          <w:tcPr>
-            <w:tcW w:w="1115" w:type="dxa"/>
-          </w:tcPr>
-          <w:p>
-            <w:pPr>
-              <w:pStyle w:val="Compact"/>
-              <w:jc w:val="right"/>
-            </w:pPr>
-            <w:r>
-              <w:t>0.4671062</w:t>
-            </w:r>
-          </w:p>
-        </w:tc>
-      </w:tr>
-      <w:tr>
-        <w:tc>
-          <w:tcPr>
-            <w:tcW w:w="1003" w:type="dxa"/>
-          </w:tcPr>
-          <w:p>
-            <w:pPr>
-              <w:pStyle w:val="Compact"/>
-            </w:pPr>
-            <w:r>
-              <w:t>NS - OS</w:t>
-            </w:r>
-          </w:p>
-        </w:tc>
-        <w:tc>
-          <w:tcPr>
-            <w:tcW w:w="1338" w:type="dxa"/>
-          </w:tcPr>
-          <w:p>
-            <w:pPr>
-              <w:pStyle w:val="Compact"/>
-            </w:pPr>
-            <w:r>
-              <w:t>Asplanchna</w:t>
-            </w:r>
-          </w:p>
-        </w:tc>
-        <w:tc>
-          <w:tcPr>
-            <w:tcW w:w="1227" w:type="dxa"/>
-          </w:tcPr>
-          <w:p>
-            <w:pPr>
-              <w:pStyle w:val="Compact"/>
-              <w:jc w:val="right"/>
-            </w:pPr>
-            <w:r>
-              <w:t>-17.692308</w:t>
-            </w:r>
-          </w:p>
-        </w:tc>
-        <w:tc>
-          <w:tcPr>
-            <w:tcW w:w="1003" w:type="dxa"/>
-          </w:tcPr>
-          <w:p>
-            <w:pPr>
-              <w:pStyle w:val="Compact"/>
-              <w:jc w:val="right"/>
-            </w:pPr>
-            <w:r>
-              <w:t>22.90431</w:t>
-            </w:r>
-          </w:p>
-        </w:tc>
-        <w:tc>
-          <w:tcPr>
-            <w:tcW w:w="1003" w:type="dxa"/>
-          </w:tcPr>
-          <w:p>
-            <w:pPr>
-              <w:pStyle w:val="Compact"/>
-              <w:jc w:val="right"/>
-            </w:pPr>
-            <w:r>
-              <w:t>138.6968</w:t>
-            </w:r>
-          </w:p>
-        </w:tc>
-        <w:tc>
-          <w:tcPr>
-            <w:tcW w:w="1227" w:type="dxa"/>
-          </w:tcPr>
-          <w:p>
-            <w:pPr>
-              <w:pStyle w:val="Compact"/>
-              <w:jc w:val="right"/>
-            </w:pPr>
-            <w:r>
-              <w:t>-0.7724445</w:t>
-            </w:r>
-          </w:p>
-        </w:tc>
-        <w:tc>
-          <w:tcPr>
-            <w:tcW w:w="1115" w:type="dxa"/>
-          </w:tcPr>
-          <w:p>
-            <w:pPr>
-              <w:pStyle w:val="Compact"/>
-              <w:jc w:val="right"/>
-            </w:pPr>
-            <w:r>
-              <w:t>0.4411655</w:t>
-            </w:r>
-          </w:p>
-        </w:tc>
-      </w:tr>
-      <w:tr>
-        <w:tc>
-          <w:tcPr>
-            <w:tcW w:w="1003" w:type="dxa"/>
-          </w:tcPr>
-          <w:p>
-            <w:pPr>
-              <w:pStyle w:val="Compact"/>
-            </w:pPr>
-            <w:r>
-              <w:t>NS - OS</w:t>
-            </w:r>
-          </w:p>
-        </w:tc>
-        <w:tc>
-          <w:tcPr>
-            <w:tcW w:w="1338" w:type="dxa"/>
-          </w:tcPr>
-          <w:p>
-            <w:pPr>
-              <w:pStyle w:val="Compact"/>
-            </w:pPr>
-            <w:r>
-              <w:t>Collotheca</w:t>
-            </w:r>
-          </w:p>
-        </w:tc>
-        <w:tc>
-          <w:tcPr>
-            <w:tcW w:w="1227" w:type="dxa"/>
-          </w:tcPr>
-          <w:p>
-            <w:pPr>
-              <w:pStyle w:val="Compact"/>
-              <w:jc w:val="right"/>
-            </w:pPr>
-            <w:r>
-              <w:t>-48.432692</w:t>
-            </w:r>
-          </w:p>
-        </w:tc>
-        <w:tc>
-          <w:tcPr>
-            <w:tcW w:w="1003" w:type="dxa"/>
-          </w:tcPr>
-          <w:p>
-            <w:pPr>
-              <w:pStyle w:val="Compact"/>
-              <w:jc w:val="right"/>
-            </w:pPr>
-            <w:r>
-              <w:t>22.90431</w:t>
-            </w:r>
-          </w:p>
-        </w:tc>
-        <w:tc>
-          <w:tcPr>
-            <w:tcW w:w="1003" w:type="dxa"/>
-          </w:tcPr>
-          <w:p>
-            <w:pPr>
-              <w:pStyle w:val="Compact"/>
-              <w:jc w:val="right"/>
-            </w:pPr>
-            <w:r>
-              <w:t>138.6968</w:t>
-            </w:r>
-          </w:p>
-        </w:tc>
-        <w:tc>
-          <w:tcPr>
-            <w:tcW w:w="1227" w:type="dxa"/>
-          </w:tcPr>
-          <w:p>
-            <w:pPr>
-              <w:pStyle w:val="Compact"/>
-              <w:jc w:val="right"/>
-            </w:pPr>
-            <w:r>
-              <w:t>-2.1145668</w:t>
-            </w:r>
-          </w:p>
-        </w:tc>
-        <w:tc>
-          <w:tcPr>
-            <w:tcW w:w="1115" w:type="dxa"/>
-          </w:tcPr>
-          <w:p>
-            <w:pPr>
-              <w:pStyle w:val="Compact"/>
-              <w:jc w:val="right"/>
-            </w:pPr>
-            <w:r>
-              <w:t>0.0362557</w:t>
-            </w:r>
-          </w:p>
-        </w:tc>
-      </w:tr>
-      <w:tr>
-        <w:tc>
-          <w:tcPr>
-            <w:tcW w:w="1003" w:type="dxa"/>
-          </w:tcPr>
-          <w:p>
-            <w:pPr>
-              <w:pStyle w:val="Compact"/>
-            </w:pPr>
-            <w:r>
-              <w:t>NS - OS</w:t>
-            </w:r>
-          </w:p>
-        </w:tc>
-        <w:tc>
-          <w:tcPr>
-            <w:tcW w:w="1338" w:type="dxa"/>
-          </w:tcPr>
-          <w:p>
-            <w:pPr>
-              <w:pStyle w:val="Compact"/>
-            </w:pPr>
-            <w:r>
-              <w:t>Conochilus</w:t>
-            </w:r>
-          </w:p>
-        </w:tc>
-        <w:tc>
-          <w:tcPr>
-            <w:tcW w:w="1227" w:type="dxa"/>
-          </w:tcPr>
-          <w:p>
-            <w:pPr>
-              <w:pStyle w:val="Compact"/>
-              <w:jc w:val="right"/>
-            </w:pPr>
-            <w:r>
-              <w:t>-26.403846</w:t>
-            </w:r>
-          </w:p>
-        </w:tc>
-        <w:tc>
-          <w:tcPr>
-            <w:tcW w:w="1003" w:type="dxa"/>
-          </w:tcPr>
-          <w:p>
-            <w:pPr>
-              <w:pStyle w:val="Compact"/>
-              <w:jc w:val="right"/>
-            </w:pPr>
-            <w:r>
-              <w:t>22.90431</w:t>
-            </w:r>
-          </w:p>
-        </w:tc>
-        <w:tc>
-          <w:tcPr>
-            <w:tcW w:w="1003" w:type="dxa"/>
-          </w:tcPr>
-          <w:p>
-            <w:pPr>
-              <w:pStyle w:val="Compact"/>
-              <w:jc w:val="right"/>
-            </w:pPr>
-            <w:r>
-              <w:t>138.6968</w:t>
-            </w:r>
-          </w:p>
-        </w:tc>
-        <w:tc>
-          <w:tcPr>
-            <w:tcW w:w="1227" w:type="dxa"/>
-          </w:tcPr>
-          <w:p>
-            <w:pPr>
-              <w:pStyle w:val="Compact"/>
-              <w:jc w:val="right"/>
-            </w:pPr>
-            <w:r>
-              <w:t>-1.1527895</w:t>
-            </w:r>
-          </w:p>
-        </w:tc>
-        <w:tc>
-          <w:tcPr>
-            <w:tcW w:w="1115" w:type="dxa"/>
-          </w:tcPr>
-          <w:p>
-            <w:pPr>
-              <w:pStyle w:val="Compact"/>
-              <w:jc w:val="right"/>
-            </w:pPr>
-            <w:r>
-              <w:t>0.2509797</w:t>
-            </w:r>
-          </w:p>
-        </w:tc>
-      </w:tr>
-      <w:tr>
-        <w:tc>
-          <w:tcPr>
-            <w:tcW w:w="1003" w:type="dxa"/>
-          </w:tcPr>
-          <w:p>
-            <w:pPr>
-              <w:pStyle w:val="Compact"/>
-            </w:pPr>
-            <w:r>
-              <w:t>NS - OS</w:t>
-            </w:r>
-          </w:p>
-        </w:tc>
-        <w:tc>
-          <w:tcPr>
-            <w:tcW w:w="1338" w:type="dxa"/>
-          </w:tcPr>
-          <w:p>
-            <w:pPr>
-              <w:pStyle w:val="Compact"/>
-            </w:pPr>
-            <w:r>
-              <w:t>Gastropus</w:t>
-            </w:r>
-          </w:p>
-        </w:tc>
-        <w:tc>
-          <w:tcPr>
-            <w:tcW w:w="1227" w:type="dxa"/>
-          </w:tcPr>
-          <w:p>
-            <w:pPr>
-              <w:pStyle w:val="Compact"/>
-              <w:jc w:val="right"/>
-            </w:pPr>
-            <w:r>
-              <w:t>20.375000</w:t>
-            </w:r>
-          </w:p>
-        </w:tc>
-        <w:tc>
-          <w:tcPr>
-            <w:tcW w:w="1003" w:type="dxa"/>
-          </w:tcPr>
-          <w:p>
-            <w:pPr>
-              <w:pStyle w:val="Compact"/>
-              <w:jc w:val="right"/>
-            </w:pPr>
-            <w:r>
-              <w:t>22.90431</w:t>
-            </w:r>
-          </w:p>
-        </w:tc>
-        <w:tc>
-          <w:tcPr>
-            <w:tcW w:w="1003" w:type="dxa"/>
-          </w:tcPr>
-          <w:p>
-            <w:pPr>
-              <w:pStyle w:val="Compact"/>
-              <w:jc w:val="right"/>
-            </w:pPr>
-            <w:r>
-              <w:t>138.6968</w:t>
-            </w:r>
-          </w:p>
-        </w:tc>
-        <w:tc>
-          <w:tcPr>
-            <w:tcW w:w="1227" w:type="dxa"/>
-          </w:tcPr>
-          <w:p>
-            <w:pPr>
-              <w:pStyle w:val="Compact"/>
-              <w:jc w:val="right"/>
-            </w:pPr>
-            <w:r>
-              <w:t>0.8895706</w:t>
-            </w:r>
-          </w:p>
-        </w:tc>
-        <w:tc>
-          <w:tcPr>
-            <w:tcW w:w="1115" w:type="dxa"/>
-          </w:tcPr>
-          <w:p>
-            <w:pPr>
-              <w:pStyle w:val="Compact"/>
-              <w:jc w:val="right"/>
-            </w:pPr>
-            <w:r>
-              <w:t>0.3752368</w:t>
-            </w:r>
-          </w:p>
-        </w:tc>
-      </w:tr>
-      <w:tr>
-        <w:tc>
-          <w:tcPr>
-            <w:tcW w:w="1003" w:type="dxa"/>
-          </w:tcPr>
-          <w:p>
-            <w:pPr>
-              <w:pStyle w:val="Compact"/>
-            </w:pPr>
-            <w:r>
-              <w:t>NS - OS</w:t>
-            </w:r>
-          </w:p>
-        </w:tc>
-        <w:tc>
-          <w:tcPr>
-            <w:tcW w:w="1338" w:type="dxa"/>
-          </w:tcPr>
-          <w:p>
-            <w:pPr>
-              <w:pStyle w:val="Compact"/>
-            </w:pPr>
-            <w:r>
-              <w:t>Kellicottia</w:t>
-            </w:r>
-          </w:p>
-        </w:tc>
-        <w:tc>
-          <w:tcPr>
-            <w:tcW w:w="1227" w:type="dxa"/>
-          </w:tcPr>
-          <w:p>
-            <w:pPr>
-              <w:pStyle w:val="Compact"/>
-              <w:jc w:val="right"/>
-            </w:pPr>
-            <w:r>
-              <w:t>-25.528846</w:t>
-            </w:r>
-          </w:p>
-        </w:tc>
-        <w:tc>
-          <w:tcPr>
-            <w:tcW w:w="1003" w:type="dxa"/>
-          </w:tcPr>
-          <w:p>
-            <w:pPr>
-              <w:pStyle w:val="Compact"/>
-              <w:jc w:val="right"/>
-            </w:pPr>
-            <w:r>
-              <w:t>22.90431</w:t>
-            </w:r>
-          </w:p>
-        </w:tc>
-        <w:tc>
-          <w:tcPr>
-            <w:tcW w:w="1003" w:type="dxa"/>
-          </w:tcPr>
-          <w:p>
-            <w:pPr>
-              <w:pStyle w:val="Compact"/>
-              <w:jc w:val="right"/>
-            </w:pPr>
-            <w:r>
-              <w:t>138.6968</w:t>
-            </w:r>
-          </w:p>
-        </w:tc>
-        <w:tc>
-          <w:tcPr>
-            <w:tcW w:w="1227" w:type="dxa"/>
-          </w:tcPr>
-          <w:p>
-            <w:pPr>
-              <w:pStyle w:val="Compact"/>
-              <w:jc w:val="right"/>
-            </w:pPr>
-            <w:r>
-              <w:t>-1.1145870</w:t>
-            </w:r>
-          </w:p>
-        </w:tc>
-        <w:tc>
-          <w:tcPr>
-            <w:tcW w:w="1115" w:type="dxa"/>
-          </w:tcPr>
-          <w:p>
-            <w:pPr>
-              <w:pStyle w:val="Compact"/>
-              <w:jc w:val="right"/>
-            </w:pPr>
-            <w:r>
-              <w:t>0.2669551</w:t>
-            </w:r>
-          </w:p>
-        </w:tc>
-      </w:tr>
-      <w:tr>
-        <w:tc>
-          <w:tcPr>
-            <w:tcW w:w="1003" w:type="dxa"/>
-          </w:tcPr>
-          <w:p>
-            <w:pPr>
-              <w:pStyle w:val="Compact"/>
-            </w:pPr>
-            <w:r>
-              <w:t>NS - OS</w:t>
-            </w:r>
-          </w:p>
-        </w:tc>
-        <w:tc>
-          <w:tcPr>
-            <w:tcW w:w="1338" w:type="dxa"/>
-          </w:tcPr>
-          <w:p>
-            <w:pPr>
-              <w:pStyle w:val="Compact"/>
-            </w:pPr>
-            <w:r>
-              <w:t>Keratella</w:t>
-            </w:r>
-          </w:p>
-        </w:tc>
-        <w:tc>
-          <w:tcPr>
-            <w:tcW w:w="1227" w:type="dxa"/>
-          </w:tcPr>
-          <w:p>
-            <w:pPr>
-              <w:pStyle w:val="Compact"/>
-              <w:jc w:val="right"/>
-            </w:pPr>
-            <w:r>
-              <w:t>-27.182692</w:t>
-            </w:r>
-          </w:p>
-        </w:tc>
-        <w:tc>
-          <w:tcPr>
-            <w:tcW w:w="1003" w:type="dxa"/>
-          </w:tcPr>
-          <w:p>
-            <w:pPr>
-              <w:pStyle w:val="Compact"/>
-              <w:jc w:val="right"/>
-            </w:pPr>
-            <w:r>
-              <w:t>22.90431</w:t>
-            </w:r>
-          </w:p>
-        </w:tc>
-        <w:tc>
-          <w:tcPr>
-            <w:tcW w:w="1003" w:type="dxa"/>
-          </w:tcPr>
-          <w:p>
-            <w:pPr>
-              <w:pStyle w:val="Compact"/>
-              <w:jc w:val="right"/>
-            </w:pPr>
-            <w:r>
-              <w:t>138.6968</w:t>
-            </w:r>
-          </w:p>
-        </w:tc>
-        <w:tc>
-          <w:tcPr>
-            <w:tcW w:w="1227" w:type="dxa"/>
-          </w:tcPr>
-          <w:p>
-            <w:pPr>
-              <w:pStyle w:val="Compact"/>
-              <w:jc w:val="right"/>
-            </w:pPr>
-            <w:r>
-              <w:t>-1.1867938</w:t>
-            </w:r>
-          </w:p>
-        </w:tc>
-        <w:tc>
-          <w:tcPr>
-            <w:tcW w:w="1115" w:type="dxa"/>
-          </w:tcPr>
-          <w:p>
-            <w:pPr>
-              <w:pStyle w:val="Compact"/>
-              <w:jc w:val="right"/>
-            </w:pPr>
-            <w:r>
-              <w:t>0.2373378</w:t>
-            </w:r>
-          </w:p>
-        </w:tc>
-      </w:tr>
-      <w:tr>
-        <w:tc>
-          <w:tcPr>
-            <w:tcW w:w="1003" w:type="dxa"/>
-          </w:tcPr>
-          <w:p>
-            <w:pPr>
-              <w:pStyle w:val="Compact"/>
-            </w:pPr>
-            <w:r>
-              <w:t>NS - OS</w:t>
-            </w:r>
-          </w:p>
-        </w:tc>
-        <w:tc>
-          <w:tcPr>
-            <w:tcW w:w="1338" w:type="dxa"/>
-          </w:tcPr>
-          <w:p>
-            <w:pPr>
-              <w:pStyle w:val="Compact"/>
-            </w:pPr>
-            <w:r>
-              <w:t>Ploesoma</w:t>
-            </w:r>
-          </w:p>
-        </w:tc>
-        <w:tc>
-          <w:tcPr>
-            <w:tcW w:w="1227" w:type="dxa"/>
-          </w:tcPr>
-          <w:p>
-            <w:pPr>
-              <w:pStyle w:val="Compact"/>
-              <w:jc w:val="right"/>
-            </w:pPr>
-            <w:r>
-              <w:t>-9.269231</w:t>
-            </w:r>
-          </w:p>
-        </w:tc>
-        <w:tc>
-          <w:tcPr>
-            <w:tcW w:w="1003" w:type="dxa"/>
-          </w:tcPr>
-          <w:p>
-            <w:pPr>
-              <w:pStyle w:val="Compact"/>
-              <w:jc w:val="right"/>
-            </w:pPr>
-            <w:r>
-              <w:t>22.90431</w:t>
-            </w:r>
-          </w:p>
-        </w:tc>
-        <w:tc>
-          <w:tcPr>
-            <w:tcW w:w="1003" w:type="dxa"/>
-          </w:tcPr>
-          <w:p>
-            <w:pPr>
-              <w:pStyle w:val="Compact"/>
-              <w:jc w:val="right"/>
-            </w:pPr>
-            <w:r>
-              <w:t>138.6968</w:t>
-            </w:r>
-          </w:p>
-        </w:tc>
-        <w:tc>
-          <w:tcPr>
-            <w:tcW w:w="1227" w:type="dxa"/>
-          </w:tcPr>
-          <w:p>
-            <w:pPr>
-              <w:pStyle w:val="Compact"/>
-              <w:jc w:val="right"/>
-            </w:pPr>
-            <w:r>
-              <w:t>-0.4046938</w:t>
-            </w:r>
-          </w:p>
-        </w:tc>
-        <w:tc>
-          <w:tcPr>
-            <w:tcW w:w="1115" w:type="dxa"/>
-          </w:tcPr>
-          <w:p>
-            <w:pPr>
-              <w:pStyle w:val="Compact"/>
-              <w:jc w:val="right"/>
-            </w:pPr>
-            <w:r>
-              <w:t>0.6863261</w:t>
-            </w:r>
-          </w:p>
-        </w:tc>
-      </w:tr>
-      <w:tr>
-        <w:tc>
-          <w:tcPr>
-            <w:tcW w:w="1003" w:type="dxa"/>
-          </w:tcPr>
-          <w:p>
-            <w:pPr>
-              <w:pStyle w:val="Compact"/>
-            </w:pPr>
-            <w:r>
-              <w:t>NS - OS</w:t>
-            </w:r>
-          </w:p>
-        </w:tc>
-        <w:tc>
-          <w:tcPr>
-            <w:tcW w:w="1338" w:type="dxa"/>
-          </w:tcPr>
-          <w:p>
-            <w:pPr>
-              <w:pStyle w:val="Compact"/>
-            </w:pPr>
-            <w:r>
-              <w:t>Polyarthra</w:t>
-            </w:r>
-          </w:p>
-        </w:tc>
-        <w:tc>
-          <w:tcPr>
-            <w:tcW w:w="1227" w:type="dxa"/>
-          </w:tcPr>
-          <w:p>
-            <w:pPr>
-              <w:pStyle w:val="Compact"/>
-              <w:jc w:val="right"/>
-            </w:pPr>
-            <w:r>
-              <w:t>-12.673077</w:t>
-            </w:r>
-          </w:p>
-        </w:tc>
-        <w:tc>
-          <w:tcPr>
-            <w:tcW w:w="1003" w:type="dxa"/>
-          </w:tcPr>
-          <w:p>
-            <w:pPr>
-              <w:pStyle w:val="Compact"/>
-              <w:jc w:val="right"/>
-            </w:pPr>
-            <w:r>
-              <w:t>22.90431</w:t>
-            </w:r>
-          </w:p>
-        </w:tc>
-        <w:tc>
-          <w:tcPr>
-            <w:tcW w:w="1003" w:type="dxa"/>
-          </w:tcPr>
-          <w:p>
-            <w:pPr>
-              <w:pStyle w:val="Compact"/>
-              <w:jc w:val="right"/>
-            </w:pPr>
-            <w:r>
-              <w:t>138.6968</w:t>
-            </w:r>
-          </w:p>
-        </w:tc>
-        <w:tc>
-          <w:tcPr>
-            <w:tcW w:w="1227" w:type="dxa"/>
-          </w:tcPr>
-          <w:p>
-            <w:pPr>
-              <w:pStyle w:val="Compact"/>
-              <w:jc w:val="right"/>
-            </w:pPr>
-            <w:r>
-              <w:t>-0.5533054</w:t>
-            </w:r>
-          </w:p>
-        </w:tc>
-        <w:tc>
-          <w:tcPr>
-            <w:tcW w:w="1115" w:type="dxa"/>
-          </w:tcPr>
-          <w:p>
-            <w:pPr>
-              <w:pStyle w:val="Compact"/>
-              <w:jc w:val="right"/>
-            </w:pPr>
-            <w:r>
-              <w:t>0.5809451</w:t>
-            </w:r>
-          </w:p>
-        </w:tc>
-      </w:tr>
-      <w:tr>
-        <w:tc>
-          <w:tcPr>
-            <w:tcW w:w="1003" w:type="dxa"/>
-          </w:tcPr>
-          <w:p>
-            <w:pPr>
-              <w:pStyle w:val="Compact"/>
-            </w:pPr>
-            <w:r>
-              <w:t>NS - OS</w:t>
-            </w:r>
-          </w:p>
-        </w:tc>
-        <w:tc>
-          <w:tcPr>
-            <w:tcW w:w="1338" w:type="dxa"/>
-          </w:tcPr>
-          <w:p>
-            <w:pPr>
-              <w:pStyle w:val="Compact"/>
-            </w:pPr>
-            <w:r>
-              <w:t>Synchaeta</w:t>
-            </w:r>
-          </w:p>
-        </w:tc>
-        <w:tc>
-          <w:tcPr>
-            <w:tcW w:w="1227" w:type="dxa"/>
-          </w:tcPr>
-          <w:p>
-            <w:pPr>
-              <w:pStyle w:val="Compact"/>
-              <w:jc w:val="right"/>
-            </w:pPr>
-            <w:r>
-              <w:t>1.480769</w:t>
-            </w:r>
-          </w:p>
-        </w:tc>
-        <w:tc>
-          <w:tcPr>
-            <w:tcW w:w="1003" w:type="dxa"/>
-          </w:tcPr>
-          <w:p>
-            <w:pPr>
-              <w:pStyle w:val="Compact"/>
-              <w:jc w:val="right"/>
-            </w:pPr>
-            <w:r>
-              <w:t>22.90431</w:t>
-            </w:r>
-          </w:p>
-        </w:tc>
-        <w:tc>
-          <w:tcPr>
-            <w:tcW w:w="1003" w:type="dxa"/>
-          </w:tcPr>
-          <w:p>
-            <w:pPr>
-              <w:pStyle w:val="Compact"/>
-              <w:jc w:val="right"/>
-            </w:pPr>
-            <w:r>
-              <w:t>138.6968</w:t>
-            </w:r>
-          </w:p>
-        </w:tc>
-        <w:tc>
-          <w:tcPr>
-            <w:tcW w:w="1227" w:type="dxa"/>
-          </w:tcPr>
-          <w:p>
-            <w:pPr>
-              <w:pStyle w:val="Compact"/>
-              <w:jc w:val="right"/>
-            </w:pPr>
-            <w:r>
-              <w:t>0.0646502</w:t>
-            </w:r>
-          </w:p>
-        </w:tc>
-        <w:tc>
-          <w:tcPr>
-            <w:tcW w:w="1115" w:type="dxa"/>
-          </w:tcPr>
-          <w:p>
-            <w:pPr>
-              <w:pStyle w:val="Compact"/>
-              <w:jc w:val="right"/>
-            </w:pPr>
-            <w:r>
-              <w:t>0.9485456</w:t>
-            </w:r>
-          </w:p>
-        </w:tc>
-      </w:tr>
-      <w:tr>
-        <w:tc>
-          <w:tcPr>
-            <w:tcW w:w="1003" w:type="dxa"/>
-          </w:tcPr>
-          <w:p>
-            <w:pPr>
-              <w:pStyle w:val="Compact"/>
-            </w:pPr>
-            <w:r>
-              <w:t>NS - OS</w:t>
-            </w:r>
-          </w:p>
-        </w:tc>
-        <w:tc>
-          <w:tcPr>
-            <w:tcW w:w="1338" w:type="dxa"/>
-          </w:tcPr>
-          <w:p>
-            <w:pPr>
-              <w:pStyle w:val="Compact"/>
-            </w:pPr>
-            <w:r>
-              <w:t>Trichocerca</w:t>
-            </w:r>
-          </w:p>
-        </w:tc>
-        <w:tc>
-          <w:tcPr>
-            <w:tcW w:w="1227" w:type="dxa"/>
-          </w:tcPr>
-          <w:p>
-            <w:pPr>
-              <w:pStyle w:val="Compact"/>
-              <w:jc w:val="right"/>
-            </w:pPr>
-            <w:r>
-              <w:t>18.778846</w:t>
-            </w:r>
-          </w:p>
-        </w:tc>
-        <w:tc>
-          <w:tcPr>
-            <w:tcW w:w="1003" w:type="dxa"/>
-          </w:tcPr>
-          <w:p>
-            <w:pPr>
-              <w:pStyle w:val="Compact"/>
-              <w:jc w:val="right"/>
-            </w:pPr>
-            <w:r>
-              <w:t>22.90431</w:t>
-            </w:r>
-          </w:p>
-        </w:tc>
-        <w:tc>
-          <w:tcPr>
-            <w:tcW w:w="1003" w:type="dxa"/>
-          </w:tcPr>
-          <w:p>
-            <w:pPr>
-              <w:pStyle w:val="Compact"/>
-              <w:jc w:val="right"/>
-            </w:pPr>
-            <w:r>
-              <w:t>138.6968</w:t>
-            </w:r>
-          </w:p>
-        </w:tc>
-        <w:tc>
-          <w:tcPr>
-            <w:tcW w:w="1227" w:type="dxa"/>
-          </w:tcPr>
-          <w:p>
-            <w:pPr>
-              <w:pStyle w:val="Compact"/>
-              <w:jc w:val="right"/>
-            </w:pPr>
-            <w:r>
-              <w:t>0.8198827</w:t>
-            </w:r>
-          </w:p>
-        </w:tc>
-        <w:tc>
-          <w:tcPr>
-            <w:tcW w:w="1115" w:type="dxa"/>
-          </w:tcPr>
-          <w:p>
-            <w:pPr>
-              <w:pStyle w:val="Compact"/>
-              <w:jc w:val="right"/>
-            </w:pPr>
-            <w:r>
-              <w:t>0.4136897</w:t>
-            </w:r>
-          </w:p>
-        </w:tc>
-      </w:tr>
-    </w:tbl>
+        <w:t>). Error bars represent standard errors of the means. Taxa groups are identified in legend by color.</w:t>
+      </w:r>
+    </w:p>
     <w:p>
       <w:pPr>
         <w:pStyle w:val="Heading2"/>
       </w:pPr>
-      <w:bookmarkStart w:id="7" w:name="Xa9857a23a370134abd360a53fddd6111eddafaf"/>
+      <w:bookmarkStart w:id="7" w:name="X00e16b08b623561d58b6659e881893211bc26f9"/>
       <w:bookmarkEnd w:id="6"/>
       <w:r>
         <w:lastRenderedPageBreak/>
-        <w:t>Rotifer Genera Spring Offshore-Nearshore Biomass Boxplot</w:t>
+        <w:t>Rotifer Genera Spring Offshore-Nearshore Density Barplot</w:t>
       </w:r>
     </w:p>
     <w:p>
@@ -2506,16 +1309,16 @@
           <w:noProof/>
         </w:rPr>
         <w:drawing>
-          <wp:inline distT="0" distB="0" distL="0" distR="0" wp14:anchorId="22041E73" wp14:editId="1310EA63">
+          <wp:inline distT="0" distB="0" distL="0" distR="0" wp14:anchorId="3E213263" wp14:editId="1A96C62D">
             <wp:extent cx="5334000" cy="3556000"/>
             <wp:effectExtent l="0" t="0" r="0" b="0"/>
-            <wp:docPr id="54" name="Picture" descr="Figure X6. Spring Rotifer genera offshore (OS) vs. nearshore (NS) average biomass (mg dry wt per m3) boxplots. Taxa groups are identified in legend by color."/>
+            <wp:docPr id="54" name="Picture" descr="Figure 2B. Spring Rotifer genera offshore (OS) vs. nearshore (NS) average density (# per m3). Error bars represent standard errors of the means. Taxa groups are identified in legend by color."/>
             <wp:cNvGraphicFramePr/>
             <a:graphic xmlns:a="http://schemas.openxmlformats.org/drawingml/2006/main">
               <a:graphicData uri="http://schemas.openxmlformats.org/drawingml/2006/picture">
                 <pic:pic xmlns:pic="http://schemas.openxmlformats.org/drawingml/2006/picture">
                   <pic:nvPicPr>
-                    <pic:cNvPr id="55" name="Picture" descr="Ontario-2023-Nearshore-Rotifers_files/figure-docx/Spring%20OS-NS%20Rotifer%20Genera%20Average%20Biomass%20Boxplot-1.png"/>
+                    <pic:cNvPr id="55" name="Picture" descr="Ontario-2023-Nearshore-Rotifers_files/figure-docx/Spring%20OS-NS%20Rotifer%20Genera%20Average%20Density-1.png"/>
                     <pic:cNvPicPr>
                       <a:picLocks noChangeAspect="1" noChangeArrowheads="1"/>
                     </pic:cNvPicPr>
@@ -2553,7 +1356,7 @@
         <w:pStyle w:val="ImageCaption"/>
       </w:pPr>
       <w:r>
-        <w:t>Figure X6. Spring Rotifer genera offshore (OS) vs. nearshore (NS) average biomass (mg dry wt per m</w:t>
+        <w:t>Figure 2B. Spring Rotifer genera offshore (OS) vs. nearshore (NS) average density (# per m</w:t>
       </w:r>
       <w:r>
         <w:rPr>
@@ -2562,1509 +1365,18 @@
         <w:t>3</w:t>
       </w:r>
       <w:r>
-        <w:t>) boxplots. Taxa groups are identified in legend by color.</w:t>
-      </w:r>
-    </w:p>
-    <w:tbl>
-      <w:tblPr>
-        <w:tblStyle w:val="Table"/>
-        <w:tblW w:w="5000" w:type="pct"/>
-        <w:tblLayout w:type="fixed"/>
-        <w:tblLook w:val="0020" w:firstRow="1" w:lastRow="0" w:firstColumn="0" w:lastColumn="0" w:noHBand="0" w:noVBand="0"/>
-      </w:tblPr>
-      <w:tblGrid>
-        <w:gridCol w:w="1118"/>
-        <w:gridCol w:w="2115"/>
-        <w:gridCol w:w="1493"/>
-        <w:gridCol w:w="1119"/>
-        <w:gridCol w:w="1119"/>
-        <w:gridCol w:w="1368"/>
-        <w:gridCol w:w="1244"/>
-      </w:tblGrid>
-      <w:tr>
-        <w:trPr>
-          <w:cnfStyle w:val="100000000000" w:firstRow="1" w:lastRow="0" w:firstColumn="0" w:lastColumn="0" w:oddVBand="0" w:evenVBand="0" w:oddHBand="0" w:evenHBand="0" w:firstRowFirstColumn="0" w:firstRowLastColumn="0" w:lastRowFirstColumn="0" w:lastRowLastColumn="0"/>
-          <w:tblHeader/>
-        </w:trPr>
-        <w:tc>
-          <w:tcPr>
-            <w:tcW w:w="925" w:type="dxa"/>
-          </w:tcPr>
-          <w:p>
-            <w:pPr>
-              <w:pStyle w:val="Compact"/>
-            </w:pPr>
-            <w:r>
-              <w:t>contrast</w:t>
-            </w:r>
-          </w:p>
-        </w:tc>
-        <w:tc>
-          <w:tcPr>
-            <w:tcW w:w="1748" w:type="dxa"/>
-          </w:tcPr>
-          <w:p>
-            <w:pPr>
-              <w:pStyle w:val="Compact"/>
-            </w:pPr>
-            <w:r>
-              <w:t>Rot_GENERA</w:t>
-            </w:r>
-          </w:p>
-        </w:tc>
-        <w:tc>
-          <w:tcPr>
-            <w:tcW w:w="1234" w:type="dxa"/>
-          </w:tcPr>
-          <w:p>
-            <w:pPr>
-              <w:pStyle w:val="Compact"/>
-              <w:jc w:val="right"/>
-            </w:pPr>
-            <w:r>
-              <w:t>estimate</w:t>
-            </w:r>
-          </w:p>
-        </w:tc>
-        <w:tc>
-          <w:tcPr>
-            <w:tcW w:w="925" w:type="dxa"/>
-          </w:tcPr>
-          <w:p>
-            <w:pPr>
-              <w:pStyle w:val="Compact"/>
-              <w:jc w:val="right"/>
-            </w:pPr>
-            <w:r>
-              <w:t>SE</w:t>
-            </w:r>
-          </w:p>
-        </w:tc>
-        <w:tc>
-          <w:tcPr>
-            <w:tcW w:w="925" w:type="dxa"/>
-          </w:tcPr>
-          <w:p>
-            <w:pPr>
-              <w:pStyle w:val="Compact"/>
-              <w:jc w:val="right"/>
-            </w:pPr>
-            <w:r>
-              <w:t>df</w:t>
-            </w:r>
-          </w:p>
-        </w:tc>
-        <w:tc>
-          <w:tcPr>
-            <w:tcW w:w="1131" w:type="dxa"/>
-          </w:tcPr>
-          <w:p>
-            <w:pPr>
-              <w:pStyle w:val="Compact"/>
-              <w:jc w:val="right"/>
-            </w:pPr>
-            <w:r>
-              <w:t>t.ratio</w:t>
-            </w:r>
-          </w:p>
-        </w:tc>
-        <w:tc>
-          <w:tcPr>
-            <w:tcW w:w="1028" w:type="dxa"/>
-          </w:tcPr>
-          <w:p>
-            <w:pPr>
-              <w:pStyle w:val="Compact"/>
-              <w:jc w:val="right"/>
-            </w:pPr>
-            <w:r>
-              <w:t>p.value</w:t>
-            </w:r>
-          </w:p>
-        </w:tc>
-      </w:tr>
-      <w:tr>
-        <w:tc>
-          <w:tcPr>
-            <w:tcW w:w="925" w:type="dxa"/>
-          </w:tcPr>
-          <w:p>
-            <w:pPr>
-              <w:pStyle w:val="Compact"/>
-            </w:pPr>
-            <w:r>
-              <w:t>NS - OS</w:t>
-            </w:r>
-          </w:p>
-        </w:tc>
-        <w:tc>
-          <w:tcPr>
-            <w:tcW w:w="1748" w:type="dxa"/>
-          </w:tcPr>
-          <w:p>
-            <w:pPr>
-              <w:pStyle w:val="Compact"/>
-            </w:pPr>
-            <w:r>
-              <w:t>Cephalodella</w:t>
-            </w:r>
-          </w:p>
-        </w:tc>
-        <w:tc>
-          <w:tcPr>
-            <w:tcW w:w="1234" w:type="dxa"/>
-          </w:tcPr>
-          <w:p>
-            <w:pPr>
-              <w:pStyle w:val="Compact"/>
-              <w:jc w:val="right"/>
-            </w:pPr>
-            <w:r>
-              <w:t>34.555556</w:t>
-            </w:r>
-          </w:p>
-        </w:tc>
-        <w:tc>
-          <w:tcPr>
-            <w:tcW w:w="925" w:type="dxa"/>
-          </w:tcPr>
-          <w:p>
-            <w:pPr>
-              <w:pStyle w:val="Compact"/>
-              <w:jc w:val="right"/>
-            </w:pPr>
-            <w:r>
-              <w:t>21.03861</w:t>
-            </w:r>
-          </w:p>
-        </w:tc>
-        <w:tc>
-          <w:tcPr>
-            <w:tcW w:w="925" w:type="dxa"/>
-          </w:tcPr>
-          <w:p>
-            <w:pPr>
-              <w:pStyle w:val="Compact"/>
-              <w:jc w:val="right"/>
-            </w:pPr>
-            <w:r>
-              <w:t>193.8932</w:t>
-            </w:r>
-          </w:p>
-        </w:tc>
-        <w:tc>
-          <w:tcPr>
-            <w:tcW w:w="1131" w:type="dxa"/>
-          </w:tcPr>
-          <w:p>
-            <w:pPr>
-              <w:pStyle w:val="Compact"/>
-              <w:jc w:val="right"/>
-            </w:pPr>
-            <w:r>
-              <w:t>1.6424830</w:t>
-            </w:r>
-          </w:p>
-        </w:tc>
-        <w:tc>
-          <w:tcPr>
-            <w:tcW w:w="1028" w:type="dxa"/>
-          </w:tcPr>
-          <w:p>
-            <w:pPr>
-              <w:pStyle w:val="Compact"/>
-              <w:jc w:val="right"/>
-            </w:pPr>
-            <w:r>
-              <w:t>0.1021107</w:t>
-            </w:r>
-          </w:p>
-        </w:tc>
-      </w:tr>
-      <w:tr>
-        <w:tc>
-          <w:tcPr>
-            <w:tcW w:w="925" w:type="dxa"/>
-          </w:tcPr>
-          <w:p>
-            <w:pPr>
-              <w:pStyle w:val="Compact"/>
-            </w:pPr>
-            <w:r>
-              <w:t>NS - OS</w:t>
-            </w:r>
-          </w:p>
-        </w:tc>
-        <w:tc>
-          <w:tcPr>
-            <w:tcW w:w="1748" w:type="dxa"/>
-          </w:tcPr>
-          <w:p>
-            <w:pPr>
-              <w:pStyle w:val="Compact"/>
-            </w:pPr>
-            <w:r>
-              <w:t>Collotheca</w:t>
-            </w:r>
-          </w:p>
-        </w:tc>
-        <w:tc>
-          <w:tcPr>
-            <w:tcW w:w="1234" w:type="dxa"/>
-          </w:tcPr>
-          <w:p>
-            <w:pPr>
-              <w:pStyle w:val="Compact"/>
-              <w:jc w:val="right"/>
-            </w:pPr>
-            <w:r>
-              <w:t>-102.194444</w:t>
-            </w:r>
-          </w:p>
-        </w:tc>
-        <w:tc>
-          <w:tcPr>
-            <w:tcW w:w="925" w:type="dxa"/>
-          </w:tcPr>
-          <w:p>
-            <w:pPr>
-              <w:pStyle w:val="Compact"/>
-              <w:jc w:val="right"/>
-            </w:pPr>
-            <w:r>
-              <w:t>21.03861</w:t>
-            </w:r>
-          </w:p>
-        </w:tc>
-        <w:tc>
-          <w:tcPr>
-            <w:tcW w:w="925" w:type="dxa"/>
-          </w:tcPr>
-          <w:p>
-            <w:pPr>
-              <w:pStyle w:val="Compact"/>
-              <w:jc w:val="right"/>
-            </w:pPr>
-            <w:r>
-              <w:t>193.8932</w:t>
-            </w:r>
-          </w:p>
-        </w:tc>
-        <w:tc>
-          <w:tcPr>
-            <w:tcW w:w="1131" w:type="dxa"/>
-          </w:tcPr>
-          <w:p>
-            <w:pPr>
-              <w:pStyle w:val="Compact"/>
-              <w:jc w:val="right"/>
-            </w:pPr>
-            <w:r>
-              <w:t>-4.8574718</w:t>
-            </w:r>
-          </w:p>
-        </w:tc>
-        <w:tc>
-          <w:tcPr>
-            <w:tcW w:w="1028" w:type="dxa"/>
-          </w:tcPr>
-          <w:p>
-            <w:pPr>
-              <w:pStyle w:val="Compact"/>
-              <w:jc w:val="right"/>
-            </w:pPr>
-            <w:r>
-              <w:t>0.0000024</w:t>
-            </w:r>
-          </w:p>
-        </w:tc>
-      </w:tr>
-      <w:tr>
-        <w:tc>
-          <w:tcPr>
-            <w:tcW w:w="925" w:type="dxa"/>
-          </w:tcPr>
-          <w:p>
-            <w:pPr>
-              <w:pStyle w:val="Compact"/>
-            </w:pPr>
-            <w:r>
-              <w:t>NS - OS</w:t>
-            </w:r>
-          </w:p>
-        </w:tc>
-        <w:tc>
-          <w:tcPr>
-            <w:tcW w:w="1748" w:type="dxa"/>
-          </w:tcPr>
-          <w:p>
-            <w:pPr>
-              <w:pStyle w:val="Compact"/>
-            </w:pPr>
-            <w:r>
-              <w:t>Colurella</w:t>
-            </w:r>
-          </w:p>
-        </w:tc>
-        <w:tc>
-          <w:tcPr>
-            <w:tcW w:w="1234" w:type="dxa"/>
-          </w:tcPr>
-          <w:p>
-            <w:pPr>
-              <w:pStyle w:val="Compact"/>
-              <w:jc w:val="right"/>
-            </w:pPr>
-            <w:r>
-              <w:t>40.333333</w:t>
-            </w:r>
-          </w:p>
-        </w:tc>
-        <w:tc>
-          <w:tcPr>
-            <w:tcW w:w="925" w:type="dxa"/>
-          </w:tcPr>
-          <w:p>
-            <w:pPr>
-              <w:pStyle w:val="Compact"/>
-              <w:jc w:val="right"/>
-            </w:pPr>
-            <w:r>
-              <w:t>21.03861</w:t>
-            </w:r>
-          </w:p>
-        </w:tc>
-        <w:tc>
-          <w:tcPr>
-            <w:tcW w:w="925" w:type="dxa"/>
-          </w:tcPr>
-          <w:p>
-            <w:pPr>
-              <w:pStyle w:val="Compact"/>
-              <w:jc w:val="right"/>
-            </w:pPr>
-            <w:r>
-              <w:t>193.8932</w:t>
-            </w:r>
-          </w:p>
-        </w:tc>
-        <w:tc>
-          <w:tcPr>
-            <w:tcW w:w="1131" w:type="dxa"/>
-          </w:tcPr>
-          <w:p>
-            <w:pPr>
-              <w:pStyle w:val="Compact"/>
-              <w:jc w:val="right"/>
-            </w:pPr>
-            <w:r>
-              <w:t>1.9171104</w:t>
-            </w:r>
-          </w:p>
-        </w:tc>
-        <w:tc>
-          <w:tcPr>
-            <w:tcW w:w="1028" w:type="dxa"/>
-          </w:tcPr>
-          <w:p>
-            <w:pPr>
-              <w:pStyle w:val="Compact"/>
-              <w:jc w:val="right"/>
-            </w:pPr>
-            <w:r>
-              <w:t>0.0566940</w:t>
-            </w:r>
-          </w:p>
-        </w:tc>
-      </w:tr>
-      <w:tr>
-        <w:tc>
-          <w:tcPr>
-            <w:tcW w:w="925" w:type="dxa"/>
-          </w:tcPr>
-          <w:p>
-            <w:pPr>
-              <w:pStyle w:val="Compact"/>
-            </w:pPr>
-            <w:r>
-              <w:t>NS - OS</w:t>
-            </w:r>
-          </w:p>
-        </w:tc>
-        <w:tc>
-          <w:tcPr>
-            <w:tcW w:w="1748" w:type="dxa"/>
-          </w:tcPr>
-          <w:p>
-            <w:pPr>
-              <w:pStyle w:val="Compact"/>
-            </w:pPr>
-            <w:r>
-              <w:t>Conochilus</w:t>
-            </w:r>
-          </w:p>
-        </w:tc>
-        <w:tc>
-          <w:tcPr>
-            <w:tcW w:w="1234" w:type="dxa"/>
-          </w:tcPr>
-          <w:p>
-            <w:pPr>
-              <w:pStyle w:val="Compact"/>
-              <w:jc w:val="right"/>
-            </w:pPr>
-            <w:r>
-              <w:t>35.097222</w:t>
-            </w:r>
-          </w:p>
-        </w:tc>
-        <w:tc>
-          <w:tcPr>
-            <w:tcW w:w="925" w:type="dxa"/>
-          </w:tcPr>
-          <w:p>
-            <w:pPr>
-              <w:pStyle w:val="Compact"/>
-              <w:jc w:val="right"/>
-            </w:pPr>
-            <w:r>
-              <w:t>21.03861</w:t>
-            </w:r>
-          </w:p>
-        </w:tc>
-        <w:tc>
-          <w:tcPr>
-            <w:tcW w:w="925" w:type="dxa"/>
-          </w:tcPr>
-          <w:p>
-            <w:pPr>
-              <w:pStyle w:val="Compact"/>
-              <w:jc w:val="right"/>
-            </w:pPr>
-            <w:r>
-              <w:t>193.8932</w:t>
-            </w:r>
-          </w:p>
-        </w:tc>
-        <w:tc>
-          <w:tcPr>
-            <w:tcW w:w="1131" w:type="dxa"/>
-          </w:tcPr>
-          <w:p>
-            <w:pPr>
-              <w:pStyle w:val="Compact"/>
-              <w:jc w:val="right"/>
-            </w:pPr>
-            <w:r>
-              <w:t>1.6682293</w:t>
-            </w:r>
-          </w:p>
-        </w:tc>
-        <w:tc>
-          <w:tcPr>
-            <w:tcW w:w="1028" w:type="dxa"/>
-          </w:tcPr>
-          <w:p>
-            <w:pPr>
-              <w:pStyle w:val="Compact"/>
-              <w:jc w:val="right"/>
-            </w:pPr>
-            <w:r>
-              <w:t>0.0968843</w:t>
-            </w:r>
-          </w:p>
-        </w:tc>
-      </w:tr>
-      <w:tr>
-        <w:tc>
-          <w:tcPr>
-            <w:tcW w:w="925" w:type="dxa"/>
-          </w:tcPr>
-          <w:p>
-            <w:pPr>
-              <w:pStyle w:val="Compact"/>
-            </w:pPr>
-            <w:r>
-              <w:t>NS - OS</w:t>
-            </w:r>
-          </w:p>
-        </w:tc>
-        <w:tc>
-          <w:tcPr>
-            <w:tcW w:w="1748" w:type="dxa"/>
-          </w:tcPr>
-          <w:p>
-            <w:pPr>
-              <w:pStyle w:val="Compact"/>
-            </w:pPr>
-            <w:r>
-              <w:t>Encentrum</w:t>
-            </w:r>
-          </w:p>
-        </w:tc>
-        <w:tc>
-          <w:tcPr>
-            <w:tcW w:w="1234" w:type="dxa"/>
-          </w:tcPr>
-          <w:p>
-            <w:pPr>
-              <w:pStyle w:val="Compact"/>
-              <w:jc w:val="right"/>
-            </w:pPr>
-            <w:r>
-              <w:t>35.222222</w:t>
-            </w:r>
-          </w:p>
-        </w:tc>
-        <w:tc>
-          <w:tcPr>
-            <w:tcW w:w="925" w:type="dxa"/>
-          </w:tcPr>
-          <w:p>
-            <w:pPr>
-              <w:pStyle w:val="Compact"/>
-              <w:jc w:val="right"/>
-            </w:pPr>
-            <w:r>
-              <w:t>21.03861</w:t>
-            </w:r>
-          </w:p>
-        </w:tc>
-        <w:tc>
-          <w:tcPr>
-            <w:tcW w:w="925" w:type="dxa"/>
-          </w:tcPr>
-          <w:p>
-            <w:pPr>
-              <w:pStyle w:val="Compact"/>
-              <w:jc w:val="right"/>
-            </w:pPr>
-            <w:r>
-              <w:t>193.8932</w:t>
-            </w:r>
-          </w:p>
-        </w:tc>
-        <w:tc>
-          <w:tcPr>
-            <w:tcW w:w="1131" w:type="dxa"/>
-          </w:tcPr>
-          <w:p>
-            <w:pPr>
-              <w:pStyle w:val="Compact"/>
-              <w:jc w:val="right"/>
-            </w:pPr>
-            <w:r>
-              <w:t>1.6741708</w:t>
-            </w:r>
-          </w:p>
-        </w:tc>
-        <w:tc>
-          <w:tcPr>
-            <w:tcW w:w="1028" w:type="dxa"/>
-          </w:tcPr>
-          <w:p>
-            <w:pPr>
-              <w:pStyle w:val="Compact"/>
-              <w:jc w:val="right"/>
-            </w:pPr>
-            <w:r>
-              <w:t>0.0957093</w:t>
-            </w:r>
-          </w:p>
-        </w:tc>
-      </w:tr>
-      <w:tr>
-        <w:tc>
-          <w:tcPr>
-            <w:tcW w:w="925" w:type="dxa"/>
-          </w:tcPr>
-          <w:p>
-            <w:pPr>
-              <w:pStyle w:val="Compact"/>
-            </w:pPr>
-            <w:r>
-              <w:t>NS - OS</w:t>
-            </w:r>
-          </w:p>
-        </w:tc>
-        <w:tc>
-          <w:tcPr>
-            <w:tcW w:w="1748" w:type="dxa"/>
-          </w:tcPr>
-          <w:p>
-            <w:pPr>
-              <w:pStyle w:val="Compact"/>
-            </w:pPr>
-            <w:r>
-              <w:t>Kellicottia</w:t>
-            </w:r>
-          </w:p>
-        </w:tc>
-        <w:tc>
-          <w:tcPr>
-            <w:tcW w:w="1234" w:type="dxa"/>
-          </w:tcPr>
-          <w:p>
-            <w:pPr>
-              <w:pStyle w:val="Compact"/>
-              <w:jc w:val="right"/>
-            </w:pPr>
-            <w:r>
-              <w:t>-48.993056</w:t>
-            </w:r>
-          </w:p>
-        </w:tc>
-        <w:tc>
-          <w:tcPr>
-            <w:tcW w:w="925" w:type="dxa"/>
-          </w:tcPr>
-          <w:p>
-            <w:pPr>
-              <w:pStyle w:val="Compact"/>
-              <w:jc w:val="right"/>
-            </w:pPr>
-            <w:r>
-              <w:t>21.03861</w:t>
-            </w:r>
-          </w:p>
-        </w:tc>
-        <w:tc>
-          <w:tcPr>
-            <w:tcW w:w="925" w:type="dxa"/>
-          </w:tcPr>
-          <w:p>
-            <w:pPr>
-              <w:pStyle w:val="Compact"/>
-              <w:jc w:val="right"/>
-            </w:pPr>
-            <w:r>
-              <w:t>193.8932</w:t>
-            </w:r>
-          </w:p>
-        </w:tc>
-        <w:tc>
-          <w:tcPr>
-            <w:tcW w:w="1131" w:type="dxa"/>
-          </w:tcPr>
-          <w:p>
-            <w:pPr>
-              <w:pStyle w:val="Compact"/>
-              <w:jc w:val="right"/>
-            </w:pPr>
-            <w:r>
-              <w:t>-2.3287214</w:t>
-            </w:r>
-          </w:p>
-        </w:tc>
-        <w:tc>
-          <w:tcPr>
-            <w:tcW w:w="1028" w:type="dxa"/>
-          </w:tcPr>
-          <w:p>
-            <w:pPr>
-              <w:pStyle w:val="Compact"/>
-              <w:jc w:val="right"/>
-            </w:pPr>
-            <w:r>
-              <w:t>0.0209044</w:t>
-            </w:r>
-          </w:p>
-        </w:tc>
-      </w:tr>
-      <w:tr>
-        <w:tc>
-          <w:tcPr>
-            <w:tcW w:w="925" w:type="dxa"/>
-          </w:tcPr>
-          <w:p>
-            <w:pPr>
-              <w:pStyle w:val="Compact"/>
-            </w:pPr>
-            <w:r>
-              <w:t>NS - OS</w:t>
-            </w:r>
-          </w:p>
-        </w:tc>
-        <w:tc>
-          <w:tcPr>
-            <w:tcW w:w="1748" w:type="dxa"/>
-          </w:tcPr>
-          <w:p>
-            <w:pPr>
-              <w:pStyle w:val="Compact"/>
-            </w:pPr>
-            <w:r>
-              <w:t>Keratella</w:t>
-            </w:r>
-          </w:p>
-        </w:tc>
-        <w:tc>
-          <w:tcPr>
-            <w:tcW w:w="1234" w:type="dxa"/>
-          </w:tcPr>
-          <w:p>
-            <w:pPr>
-              <w:pStyle w:val="Compact"/>
-              <w:jc w:val="right"/>
-            </w:pPr>
-            <w:r>
-              <w:t>14.826389</w:t>
-            </w:r>
-          </w:p>
-        </w:tc>
-        <w:tc>
-          <w:tcPr>
-            <w:tcW w:w="925" w:type="dxa"/>
-          </w:tcPr>
-          <w:p>
-            <w:pPr>
-              <w:pStyle w:val="Compact"/>
-              <w:jc w:val="right"/>
-            </w:pPr>
-            <w:r>
-              <w:t>21.03861</w:t>
-            </w:r>
-          </w:p>
-        </w:tc>
-        <w:tc>
-          <w:tcPr>
-            <w:tcW w:w="925" w:type="dxa"/>
-          </w:tcPr>
-          <w:p>
-            <w:pPr>
-              <w:pStyle w:val="Compact"/>
-              <w:jc w:val="right"/>
-            </w:pPr>
-            <w:r>
-              <w:t>193.8932</w:t>
-            </w:r>
-          </w:p>
-        </w:tc>
-        <w:tc>
-          <w:tcPr>
-            <w:tcW w:w="1131" w:type="dxa"/>
-          </w:tcPr>
-          <w:p>
-            <w:pPr>
-              <w:pStyle w:val="Compact"/>
-              <w:jc w:val="right"/>
-            </w:pPr>
-            <w:r>
-              <w:t>0.7047229</w:t>
-            </w:r>
-          </w:p>
-        </w:tc>
-        <w:tc>
-          <w:tcPr>
-            <w:tcW w:w="1028" w:type="dxa"/>
-          </w:tcPr>
-          <w:p>
-            <w:pPr>
-              <w:pStyle w:val="Compact"/>
-              <w:jc w:val="right"/>
-            </w:pPr>
-            <w:r>
-              <w:t>0.4818283</w:t>
-            </w:r>
-          </w:p>
-        </w:tc>
-      </w:tr>
-      <w:tr>
-        <w:tc>
-          <w:tcPr>
-            <w:tcW w:w="925" w:type="dxa"/>
-          </w:tcPr>
-          <w:p>
-            <w:pPr>
-              <w:pStyle w:val="Compact"/>
-            </w:pPr>
-            <w:r>
-              <w:t>NS - OS</w:t>
-            </w:r>
-          </w:p>
-        </w:tc>
-        <w:tc>
-          <w:tcPr>
-            <w:tcW w:w="1748" w:type="dxa"/>
-          </w:tcPr>
-          <w:p>
-            <w:pPr>
-              <w:pStyle w:val="Compact"/>
-            </w:pPr>
-            <w:r>
-              <w:t>Lecane</w:t>
-            </w:r>
-          </w:p>
-        </w:tc>
-        <w:tc>
-          <w:tcPr>
-            <w:tcW w:w="1234" w:type="dxa"/>
-          </w:tcPr>
-          <w:p>
-            <w:pPr>
-              <w:pStyle w:val="Compact"/>
-              <w:jc w:val="right"/>
-            </w:pPr>
-            <w:r>
-              <w:t>-13.041667</w:t>
-            </w:r>
-          </w:p>
-        </w:tc>
-        <w:tc>
-          <w:tcPr>
-            <w:tcW w:w="925" w:type="dxa"/>
-          </w:tcPr>
-          <w:p>
-            <w:pPr>
-              <w:pStyle w:val="Compact"/>
-              <w:jc w:val="right"/>
-            </w:pPr>
-            <w:r>
-              <w:t>21.03861</w:t>
-            </w:r>
-          </w:p>
-        </w:tc>
-        <w:tc>
-          <w:tcPr>
-            <w:tcW w:w="925" w:type="dxa"/>
-          </w:tcPr>
-          <w:p>
-            <w:pPr>
-              <w:pStyle w:val="Compact"/>
-              <w:jc w:val="right"/>
-            </w:pPr>
-            <w:r>
-              <w:t>193.8932</w:t>
-            </w:r>
-          </w:p>
-        </w:tc>
-        <w:tc>
-          <w:tcPr>
-            <w:tcW w:w="1131" w:type="dxa"/>
-          </w:tcPr>
-          <w:p>
-            <w:pPr>
-              <w:pStyle w:val="Compact"/>
-              <w:jc w:val="right"/>
-            </w:pPr>
-            <w:r>
-              <w:t>-0.6198921</w:t>
-            </w:r>
-          </w:p>
-        </w:tc>
-        <w:tc>
-          <w:tcPr>
-            <w:tcW w:w="1028" w:type="dxa"/>
-          </w:tcPr>
-          <w:p>
-            <w:pPr>
-              <w:pStyle w:val="Compact"/>
-              <w:jc w:val="right"/>
-            </w:pPr>
-            <w:r>
-              <w:t>0.5360566</w:t>
-            </w:r>
-          </w:p>
-        </w:tc>
-      </w:tr>
-      <w:tr>
-        <w:tc>
-          <w:tcPr>
-            <w:tcW w:w="925" w:type="dxa"/>
-          </w:tcPr>
-          <w:p>
-            <w:pPr>
-              <w:pStyle w:val="Compact"/>
-            </w:pPr>
-            <w:r>
-              <w:lastRenderedPageBreak/>
-              <w:t>NS - OS</w:t>
-            </w:r>
-          </w:p>
-        </w:tc>
-        <w:tc>
-          <w:tcPr>
-            <w:tcW w:w="1748" w:type="dxa"/>
-          </w:tcPr>
-          <w:p>
-            <w:pPr>
-              <w:pStyle w:val="Compact"/>
-            </w:pPr>
-            <w:r>
-              <w:t>Monostyla</w:t>
-            </w:r>
-          </w:p>
-        </w:tc>
-        <w:tc>
-          <w:tcPr>
-            <w:tcW w:w="1234" w:type="dxa"/>
-          </w:tcPr>
-          <w:p>
-            <w:pPr>
-              <w:pStyle w:val="Compact"/>
-              <w:jc w:val="right"/>
-            </w:pPr>
-            <w:r>
-              <w:t>13.326389</w:t>
-            </w:r>
-          </w:p>
-        </w:tc>
-        <w:tc>
-          <w:tcPr>
-            <w:tcW w:w="925" w:type="dxa"/>
-          </w:tcPr>
-          <w:p>
-            <w:pPr>
-              <w:pStyle w:val="Compact"/>
-              <w:jc w:val="right"/>
-            </w:pPr>
-            <w:r>
-              <w:t>21.03861</w:t>
-            </w:r>
-          </w:p>
-        </w:tc>
-        <w:tc>
-          <w:tcPr>
-            <w:tcW w:w="925" w:type="dxa"/>
-          </w:tcPr>
-          <w:p>
-            <w:pPr>
-              <w:pStyle w:val="Compact"/>
-              <w:jc w:val="right"/>
-            </w:pPr>
-            <w:r>
-              <w:t>193.8932</w:t>
-            </w:r>
-          </w:p>
-        </w:tc>
-        <w:tc>
-          <w:tcPr>
-            <w:tcW w:w="1131" w:type="dxa"/>
-          </w:tcPr>
-          <w:p>
-            <w:pPr>
-              <w:pStyle w:val="Compact"/>
-              <w:jc w:val="right"/>
-            </w:pPr>
-            <w:r>
-              <w:t>0.6334254</w:t>
-            </w:r>
-          </w:p>
-        </w:tc>
-        <w:tc>
-          <w:tcPr>
-            <w:tcW w:w="1028" w:type="dxa"/>
-          </w:tcPr>
-          <w:p>
-            <w:pPr>
-              <w:pStyle w:val="Compact"/>
-              <w:jc w:val="right"/>
-            </w:pPr>
-            <w:r>
-              <w:t>0.5272023</w:t>
-            </w:r>
-          </w:p>
-        </w:tc>
-      </w:tr>
-      <w:tr>
-        <w:tc>
-          <w:tcPr>
-            <w:tcW w:w="925" w:type="dxa"/>
-          </w:tcPr>
-          <w:p>
-            <w:pPr>
-              <w:pStyle w:val="Compact"/>
-            </w:pPr>
-            <w:r>
-              <w:t>NS - OS</w:t>
-            </w:r>
-          </w:p>
-        </w:tc>
-        <w:tc>
-          <w:tcPr>
-            <w:tcW w:w="1748" w:type="dxa"/>
-          </w:tcPr>
-          <w:p>
-            <w:pPr>
-              <w:pStyle w:val="Compact"/>
-            </w:pPr>
-            <w:r>
-              <w:t>Notholca</w:t>
-            </w:r>
-          </w:p>
-        </w:tc>
-        <w:tc>
-          <w:tcPr>
-            <w:tcW w:w="1234" w:type="dxa"/>
-          </w:tcPr>
-          <w:p>
-            <w:pPr>
-              <w:pStyle w:val="Compact"/>
-              <w:jc w:val="right"/>
-            </w:pPr>
-            <w:r>
-              <w:t>38.506944</w:t>
-            </w:r>
-          </w:p>
-        </w:tc>
-        <w:tc>
-          <w:tcPr>
-            <w:tcW w:w="925" w:type="dxa"/>
-          </w:tcPr>
-          <w:p>
-            <w:pPr>
-              <w:pStyle w:val="Compact"/>
-              <w:jc w:val="right"/>
-            </w:pPr>
-            <w:r>
-              <w:t>21.03861</w:t>
-            </w:r>
-          </w:p>
-        </w:tc>
-        <w:tc>
-          <w:tcPr>
-            <w:tcW w:w="925" w:type="dxa"/>
-          </w:tcPr>
-          <w:p>
-            <w:pPr>
-              <w:pStyle w:val="Compact"/>
-              <w:jc w:val="right"/>
-            </w:pPr>
-            <w:r>
-              <w:t>193.8932</w:t>
-            </w:r>
-          </w:p>
-        </w:tc>
-        <w:tc>
-          <w:tcPr>
-            <w:tcW w:w="1131" w:type="dxa"/>
-          </w:tcPr>
-          <w:p>
-            <w:pPr>
-              <w:pStyle w:val="Compact"/>
-              <w:jc w:val="right"/>
-            </w:pPr>
-            <w:r>
-              <w:t>1.8302991</w:t>
-            </w:r>
-          </w:p>
-        </w:tc>
-        <w:tc>
-          <w:tcPr>
-            <w:tcW w:w="1028" w:type="dxa"/>
-          </w:tcPr>
-          <w:p>
-            <w:pPr>
-              <w:pStyle w:val="Compact"/>
-              <w:jc w:val="right"/>
-            </w:pPr>
-            <w:r>
-              <w:t>0.0687405</w:t>
-            </w:r>
-          </w:p>
-        </w:tc>
-      </w:tr>
-      <w:tr>
-        <w:tc>
-          <w:tcPr>
-            <w:tcW w:w="925" w:type="dxa"/>
-          </w:tcPr>
-          <w:p>
-            <w:pPr>
-              <w:pStyle w:val="Compact"/>
-            </w:pPr>
-            <w:r>
-              <w:t>NS - OS</w:t>
-            </w:r>
-          </w:p>
-        </w:tc>
-        <w:tc>
-          <w:tcPr>
-            <w:tcW w:w="1748" w:type="dxa"/>
-          </w:tcPr>
-          <w:p>
-            <w:pPr>
-              <w:pStyle w:val="Compact"/>
-            </w:pPr>
-            <w:r>
-              <w:t>Notomatta</w:t>
-            </w:r>
-          </w:p>
-        </w:tc>
-        <w:tc>
-          <w:tcPr>
-            <w:tcW w:w="1234" w:type="dxa"/>
-          </w:tcPr>
-          <w:p>
-            <w:pPr>
-              <w:pStyle w:val="Compact"/>
-              <w:jc w:val="right"/>
-            </w:pPr>
-            <w:r>
-              <w:t>54.388889</w:t>
-            </w:r>
-          </w:p>
-        </w:tc>
-        <w:tc>
-          <w:tcPr>
-            <w:tcW w:w="925" w:type="dxa"/>
-          </w:tcPr>
-          <w:p>
-            <w:pPr>
-              <w:pStyle w:val="Compact"/>
-              <w:jc w:val="right"/>
-            </w:pPr>
-            <w:r>
-              <w:t>21.03861</w:t>
-            </w:r>
-          </w:p>
-        </w:tc>
-        <w:tc>
-          <w:tcPr>
-            <w:tcW w:w="925" w:type="dxa"/>
-          </w:tcPr>
-          <w:p>
-            <w:pPr>
-              <w:pStyle w:val="Compact"/>
-              <w:jc w:val="right"/>
-            </w:pPr>
-            <w:r>
-              <w:t>193.8932</w:t>
-            </w:r>
-          </w:p>
-        </w:tc>
-        <w:tc>
-          <w:tcPr>
-            <w:tcW w:w="1131" w:type="dxa"/>
-          </w:tcPr>
-          <w:p>
-            <w:pPr>
-              <w:pStyle w:val="Compact"/>
-              <w:jc w:val="right"/>
-            </w:pPr>
-            <w:r>
-              <w:t>2.5851943</w:t>
-            </w:r>
-          </w:p>
-        </w:tc>
-        <w:tc>
-          <w:tcPr>
-            <w:tcW w:w="1028" w:type="dxa"/>
-          </w:tcPr>
-          <w:p>
-            <w:pPr>
-              <w:pStyle w:val="Compact"/>
-              <w:jc w:val="right"/>
-            </w:pPr>
-            <w:r>
-              <w:t>0.0104663</w:t>
-            </w:r>
-          </w:p>
-        </w:tc>
-      </w:tr>
-      <w:tr>
-        <w:tc>
-          <w:tcPr>
-            <w:tcW w:w="925" w:type="dxa"/>
-          </w:tcPr>
-          <w:p>
-            <w:pPr>
-              <w:pStyle w:val="Compact"/>
-            </w:pPr>
-            <w:r>
-              <w:t>NS - OS</w:t>
-            </w:r>
-          </w:p>
-        </w:tc>
-        <w:tc>
-          <w:tcPr>
-            <w:tcW w:w="1748" w:type="dxa"/>
-          </w:tcPr>
-          <w:p>
-            <w:pPr>
-              <w:pStyle w:val="Compact"/>
-            </w:pPr>
-            <w:r>
-              <w:t>Polyarthra</w:t>
-            </w:r>
-          </w:p>
-        </w:tc>
-        <w:tc>
-          <w:tcPr>
-            <w:tcW w:w="1234" w:type="dxa"/>
-          </w:tcPr>
-          <w:p>
-            <w:pPr>
-              <w:pStyle w:val="Compact"/>
-              <w:jc w:val="right"/>
-            </w:pPr>
-            <w:r>
-              <w:t>-26.500000</w:t>
-            </w:r>
-          </w:p>
-        </w:tc>
-        <w:tc>
-          <w:tcPr>
-            <w:tcW w:w="925" w:type="dxa"/>
-          </w:tcPr>
-          <w:p>
-            <w:pPr>
-              <w:pStyle w:val="Compact"/>
-              <w:jc w:val="right"/>
-            </w:pPr>
-            <w:r>
-              <w:t>21.03861</w:t>
-            </w:r>
-          </w:p>
-        </w:tc>
-        <w:tc>
-          <w:tcPr>
-            <w:tcW w:w="925" w:type="dxa"/>
-          </w:tcPr>
-          <w:p>
-            <w:pPr>
-              <w:pStyle w:val="Compact"/>
-              <w:jc w:val="right"/>
-            </w:pPr>
-            <w:r>
-              <w:t>193.8932</w:t>
-            </w:r>
-          </w:p>
-        </w:tc>
-        <w:tc>
-          <w:tcPr>
-            <w:tcW w:w="1131" w:type="dxa"/>
-          </w:tcPr>
-          <w:p>
-            <w:pPr>
-              <w:pStyle w:val="Compact"/>
-              <w:jc w:val="right"/>
-            </w:pPr>
-            <w:r>
-              <w:t>-1.2595890</w:t>
-            </w:r>
-          </w:p>
-        </w:tc>
-        <w:tc>
-          <w:tcPr>
-            <w:tcW w:w="1028" w:type="dxa"/>
-          </w:tcPr>
-          <w:p>
-            <w:pPr>
-              <w:pStyle w:val="Compact"/>
-              <w:jc w:val="right"/>
-            </w:pPr>
-            <w:r>
-              <w:t>0.2093317</w:t>
-            </w:r>
-          </w:p>
-        </w:tc>
-      </w:tr>
-      <w:tr>
-        <w:tc>
-          <w:tcPr>
-            <w:tcW w:w="925" w:type="dxa"/>
-          </w:tcPr>
-          <w:p>
-            <w:pPr>
-              <w:pStyle w:val="Compact"/>
-            </w:pPr>
-            <w:r>
-              <w:t>NS - OS</w:t>
-            </w:r>
-          </w:p>
-        </w:tc>
-        <w:tc>
-          <w:tcPr>
-            <w:tcW w:w="1748" w:type="dxa"/>
-          </w:tcPr>
-          <w:p>
-            <w:pPr>
-              <w:pStyle w:val="Compact"/>
-            </w:pPr>
-            <w:r>
-              <w:t>Rotifer Bdelloid</w:t>
-            </w:r>
-          </w:p>
-        </w:tc>
-        <w:tc>
-          <w:tcPr>
-            <w:tcW w:w="1234" w:type="dxa"/>
-          </w:tcPr>
-          <w:p>
-            <w:pPr>
-              <w:pStyle w:val="Compact"/>
-              <w:jc w:val="right"/>
-            </w:pPr>
-            <w:r>
-              <w:t>41.055556</w:t>
-            </w:r>
-          </w:p>
-        </w:tc>
-        <w:tc>
-          <w:tcPr>
-            <w:tcW w:w="925" w:type="dxa"/>
-          </w:tcPr>
-          <w:p>
-            <w:pPr>
-              <w:pStyle w:val="Compact"/>
-              <w:jc w:val="right"/>
-            </w:pPr>
-            <w:r>
-              <w:t>21.03861</w:t>
-            </w:r>
-          </w:p>
-        </w:tc>
-        <w:tc>
-          <w:tcPr>
-            <w:tcW w:w="925" w:type="dxa"/>
-          </w:tcPr>
-          <w:p>
-            <w:pPr>
-              <w:pStyle w:val="Compact"/>
-              <w:jc w:val="right"/>
-            </w:pPr>
-            <w:r>
-              <w:t>193.8932</w:t>
-            </w:r>
-          </w:p>
-        </w:tc>
-        <w:tc>
-          <w:tcPr>
-            <w:tcW w:w="1131" w:type="dxa"/>
-          </w:tcPr>
-          <w:p>
-            <w:pPr>
-              <w:pStyle w:val="Compact"/>
-              <w:jc w:val="right"/>
-            </w:pPr>
-            <w:r>
-              <w:t>1.9514388</w:t>
-            </w:r>
-          </w:p>
-        </w:tc>
-        <w:tc>
-          <w:tcPr>
-            <w:tcW w:w="1028" w:type="dxa"/>
-          </w:tcPr>
-          <w:p>
-            <w:pPr>
-              <w:pStyle w:val="Compact"/>
-              <w:jc w:val="right"/>
-            </w:pPr>
-            <w:r>
-              <w:t>0.0524454</w:t>
-            </w:r>
-          </w:p>
-        </w:tc>
-      </w:tr>
-      <w:tr>
-        <w:tc>
-          <w:tcPr>
-            <w:tcW w:w="925" w:type="dxa"/>
-          </w:tcPr>
-          <w:p>
-            <w:pPr>
-              <w:pStyle w:val="Compact"/>
-            </w:pPr>
-            <w:r>
-              <w:t>NS - OS</w:t>
-            </w:r>
-          </w:p>
-        </w:tc>
-        <w:tc>
-          <w:tcPr>
-            <w:tcW w:w="1748" w:type="dxa"/>
-          </w:tcPr>
-          <w:p>
-            <w:pPr>
-              <w:pStyle w:val="Compact"/>
-            </w:pPr>
-            <w:r>
-              <w:t>Synchaeta</w:t>
-            </w:r>
-          </w:p>
-        </w:tc>
-        <w:tc>
-          <w:tcPr>
-            <w:tcW w:w="1234" w:type="dxa"/>
-          </w:tcPr>
-          <w:p>
-            <w:pPr>
-              <w:pStyle w:val="Compact"/>
-              <w:jc w:val="right"/>
-            </w:pPr>
-            <w:r>
-              <w:t>3.951389</w:t>
-            </w:r>
-          </w:p>
-        </w:tc>
-        <w:tc>
-          <w:tcPr>
-            <w:tcW w:w="925" w:type="dxa"/>
-          </w:tcPr>
-          <w:p>
-            <w:pPr>
-              <w:pStyle w:val="Compact"/>
-              <w:jc w:val="right"/>
-            </w:pPr>
-            <w:r>
-              <w:t>21.03861</w:t>
-            </w:r>
-          </w:p>
-        </w:tc>
-        <w:tc>
-          <w:tcPr>
-            <w:tcW w:w="925" w:type="dxa"/>
-          </w:tcPr>
-          <w:p>
-            <w:pPr>
-              <w:pStyle w:val="Compact"/>
-              <w:jc w:val="right"/>
-            </w:pPr>
-            <w:r>
-              <w:t>193.8932</w:t>
-            </w:r>
-          </w:p>
-        </w:tc>
-        <w:tc>
-          <w:tcPr>
-            <w:tcW w:w="1131" w:type="dxa"/>
-          </w:tcPr>
-          <w:p>
-            <w:pPr>
-              <w:pStyle w:val="Compact"/>
-              <w:jc w:val="right"/>
-            </w:pPr>
-            <w:r>
-              <w:t>0.1878161</w:t>
-            </w:r>
-          </w:p>
-        </w:tc>
-        <w:tc>
-          <w:tcPr>
-            <w:tcW w:w="1028" w:type="dxa"/>
-          </w:tcPr>
-          <w:p>
-            <w:pPr>
-              <w:pStyle w:val="Compact"/>
-              <w:jc w:val="right"/>
-            </w:pPr>
-            <w:r>
-              <w:t>0.8512172</w:t>
-            </w:r>
-          </w:p>
-        </w:tc>
-      </w:tr>
-    </w:tbl>
+        <w:t>). Error bars represent standard errors of the means. Taxa groups are identified in legend by color.</w:t>
+      </w:r>
+    </w:p>
     <w:p>
       <w:pPr>
         <w:pStyle w:val="Heading2"/>
       </w:pPr>
-      <w:bookmarkStart w:id="8" w:name="X4d4d9bc01c9cc60c724cbf64bd38d58d0c68fed"/>
+      <w:bookmarkStart w:id="8" w:name="X64b051a0d5ab32ef02055883e00833585607400"/>
       <w:bookmarkEnd w:id="7"/>
       <w:r>
-        <w:t>Rotifer Summer Genera Station Total Biomass Barplot</w:t>
+        <w:lastRenderedPageBreak/>
+        <w:t>Rotifer Genera Summer Offshore-Nearshore Biomass Boxplot</w:t>
       </w:r>
     </w:p>
     <w:p>
@@ -4076,16 +1388,16 @@
           <w:noProof/>
         </w:rPr>
         <w:drawing>
-          <wp:inline distT="0" distB="0" distL="0" distR="0" wp14:anchorId="0AFC8BD2" wp14:editId="158C9F14">
+          <wp:inline distT="0" distB="0" distL="0" distR="0" wp14:anchorId="253D6765" wp14:editId="3FB44643">
             <wp:extent cx="5334000" cy="3556000"/>
             <wp:effectExtent l="0" t="0" r="0" b="0"/>
-            <wp:docPr id="58" name="Picture" descr="Figure 3. Summer Rotifer genera station total biomass (mg dry wt per m3) for shallow tows at the eight offshore LTM sites, six CSMI nearshore sites along the north shore, and seven CSMI nearshore sites along the south shore."/>
+            <wp:docPr id="58" name="Picture" descr="Figure X5. Summer Rotifer genera offshore (OS) vs. nearshore (NS) average biomass (mg dry wt per m3) boxplots. Taxa groups are identified in legend by color."/>
             <wp:cNvGraphicFramePr/>
             <a:graphic xmlns:a="http://schemas.openxmlformats.org/drawingml/2006/main">
               <a:graphicData uri="http://schemas.openxmlformats.org/drawingml/2006/picture">
                 <pic:pic xmlns:pic="http://schemas.openxmlformats.org/drawingml/2006/picture">
                   <pic:nvPicPr>
-                    <pic:cNvPr id="59" name="Picture" descr="Ontario-2023-Nearshore-Rotifers_files/figure-docx/OS-NS%20Summer%20Rotifer%20Genera%20Station%20Biomass-1.png"/>
+                    <pic:cNvPr id="59" name="Picture" descr="Ontario-2023-Nearshore-Rotifers_files/figure-docx/Summer%20OS-NS%20Rotifer%20Genera%20Average%20Biomass%20Boxplot-1.png"/>
                     <pic:cNvPicPr>
                       <a:picLocks noChangeAspect="1" noChangeArrowheads="1"/>
                     </pic:cNvPicPr>
@@ -4123,7 +1435,7 @@
         <w:pStyle w:val="ImageCaption"/>
       </w:pPr>
       <w:r>
-        <w:t>Figure 3. Summer Rotifer genera station total biomass (mg dry wt per m</w:t>
+        <w:t>Figure X5. Summer Rotifer genera offshore (OS) vs. nearshore (NS) average biomass (mg dry wt per m</w:t>
       </w:r>
       <w:r>
         <w:rPr>
@@ -4132,146 +1444,1215 @@
         <w:t>3</w:t>
       </w:r>
       <w:r>
-        <w:t>) for shallow tows at the eight offshore LTM sites, six CSMI nearshore sites along the north shore, and seven CSMI nearshore sites along the south shore.</w:t>
-      </w:r>
-    </w:p>
-    <w:p>
-      <w:pPr>
-        <w:pStyle w:val="BodyText"/>
-      </w:pPr>
-      <w:r>
-        <w:t xml:space="preserve">This Figure 2 shows a comparsion between rotifer assemblages in the eight offshore and thirteen nearshore stations collected in Lake Ontario during August 2023. The three western offshore stations exhibited higher biomass values compared with the eastern </w:t>
-      </w:r>
+        <w:t>) boxplots. Taxa groups are identified in legend by color.</w:t>
+      </w:r>
+    </w:p>
+    <w:tbl>
+      <w:tblPr>
+        <w:tblStyle w:val="Table"/>
+        <w:tblW w:w="5000" w:type="pct"/>
+        <w:tblLayout w:type="fixed"/>
+        <w:tblLook w:val="0020" w:firstRow="1" w:lastRow="0" w:firstColumn="0" w:lastColumn="0" w:noHBand="0" w:noVBand="0"/>
+      </w:tblPr>
+      <w:tblGrid>
+        <w:gridCol w:w="1214"/>
+        <w:gridCol w:w="1619"/>
+        <w:gridCol w:w="1484"/>
+        <w:gridCol w:w="1213"/>
+        <w:gridCol w:w="1213"/>
+        <w:gridCol w:w="1484"/>
+        <w:gridCol w:w="1349"/>
+      </w:tblGrid>
+      <w:tr>
+        <w:trPr>
+          <w:cnfStyle w:val="100000000000" w:firstRow="1" w:lastRow="0" w:firstColumn="0" w:lastColumn="0" w:oddVBand="0" w:evenVBand="0" w:oddHBand="0" w:evenHBand="0" w:firstRowFirstColumn="0" w:firstRowLastColumn="0" w:lastRowFirstColumn="0" w:lastRowLastColumn="0"/>
+          <w:tblHeader/>
+        </w:trPr>
+        <w:tc>
+          <w:tcPr>
+            <w:tcW w:w="1003" w:type="dxa"/>
+          </w:tcPr>
+          <w:p>
+            <w:pPr>
+              <w:pStyle w:val="Compact"/>
+            </w:pPr>
+            <w:r>
+              <w:t>contrast</w:t>
+            </w:r>
+          </w:p>
+        </w:tc>
+        <w:tc>
+          <w:tcPr>
+            <w:tcW w:w="1338" w:type="dxa"/>
+          </w:tcPr>
+          <w:p>
+            <w:pPr>
+              <w:pStyle w:val="Compact"/>
+            </w:pPr>
+            <w:r>
+              <w:t>Rot_GENERA</w:t>
+            </w:r>
+          </w:p>
+        </w:tc>
+        <w:tc>
+          <w:tcPr>
+            <w:tcW w:w="1227" w:type="dxa"/>
+          </w:tcPr>
+          <w:p>
+            <w:pPr>
+              <w:pStyle w:val="Compact"/>
+              <w:jc w:val="right"/>
+            </w:pPr>
+            <w:r>
+              <w:t>estimate</w:t>
+            </w:r>
+          </w:p>
+        </w:tc>
+        <w:tc>
+          <w:tcPr>
+            <w:tcW w:w="1003" w:type="dxa"/>
+          </w:tcPr>
+          <w:p>
+            <w:pPr>
+              <w:pStyle w:val="Compact"/>
+              <w:jc w:val="right"/>
+            </w:pPr>
+            <w:r>
+              <w:t>SE</w:t>
+            </w:r>
+          </w:p>
+        </w:tc>
+        <w:tc>
+          <w:tcPr>
+            <w:tcW w:w="1003" w:type="dxa"/>
+          </w:tcPr>
+          <w:p>
+            <w:pPr>
+              <w:pStyle w:val="Compact"/>
+              <w:jc w:val="right"/>
+            </w:pPr>
+            <w:r>
+              <w:t>df</w:t>
+            </w:r>
+          </w:p>
+        </w:tc>
+        <w:tc>
+          <w:tcPr>
+            <w:tcW w:w="1227" w:type="dxa"/>
+          </w:tcPr>
+          <w:p>
+            <w:pPr>
+              <w:pStyle w:val="Compact"/>
+              <w:jc w:val="right"/>
+            </w:pPr>
+            <w:r>
+              <w:t>t.ratio</w:t>
+            </w:r>
+          </w:p>
+        </w:tc>
+        <w:tc>
+          <w:tcPr>
+            <w:tcW w:w="1115" w:type="dxa"/>
+          </w:tcPr>
+          <w:p>
+            <w:pPr>
+              <w:pStyle w:val="Compact"/>
+              <w:jc w:val="right"/>
+            </w:pPr>
+            <w:r>
+              <w:t>p.value</w:t>
+            </w:r>
+          </w:p>
+        </w:tc>
+      </w:tr>
+      <w:tr>
+        <w:tc>
+          <w:tcPr>
+            <w:tcW w:w="1003" w:type="dxa"/>
+          </w:tcPr>
+          <w:p>
+            <w:pPr>
+              <w:pStyle w:val="Compact"/>
+            </w:pPr>
+            <w:r>
+              <w:t>NS - OS</w:t>
+            </w:r>
+          </w:p>
+        </w:tc>
+        <w:tc>
+          <w:tcPr>
+            <w:tcW w:w="1338" w:type="dxa"/>
+          </w:tcPr>
+          <w:p>
+            <w:pPr>
+              <w:pStyle w:val="Compact"/>
+            </w:pPr>
+            <w:r>
+              <w:t>Ascomorpha</w:t>
+            </w:r>
+          </w:p>
+        </w:tc>
+        <w:tc>
+          <w:tcPr>
+            <w:tcW w:w="1227" w:type="dxa"/>
+          </w:tcPr>
+          <w:p>
+            <w:pPr>
+              <w:pStyle w:val="Compact"/>
+              <w:jc w:val="right"/>
+            </w:pPr>
+            <w:r>
+              <w:t>16.701923</w:t>
+            </w:r>
+          </w:p>
+        </w:tc>
+        <w:tc>
+          <w:tcPr>
+            <w:tcW w:w="1003" w:type="dxa"/>
+          </w:tcPr>
+          <w:p>
+            <w:pPr>
+              <w:pStyle w:val="Compact"/>
+              <w:jc w:val="right"/>
+            </w:pPr>
+            <w:r>
+              <w:t>22.90431</w:t>
+            </w:r>
+          </w:p>
+        </w:tc>
+        <w:tc>
+          <w:tcPr>
+            <w:tcW w:w="1003" w:type="dxa"/>
+          </w:tcPr>
+          <w:p>
+            <w:pPr>
+              <w:pStyle w:val="Compact"/>
+              <w:jc w:val="right"/>
+            </w:pPr>
+            <w:r>
+              <w:t>138.6968</w:t>
+            </w:r>
+          </w:p>
+        </w:tc>
+        <w:tc>
+          <w:tcPr>
+            <w:tcW w:w="1227" w:type="dxa"/>
+          </w:tcPr>
+          <w:p>
+            <w:pPr>
+              <w:pStyle w:val="Compact"/>
+              <w:jc w:val="right"/>
+            </w:pPr>
+            <w:r>
+              <w:t>0.7292044</w:t>
+            </w:r>
+          </w:p>
+        </w:tc>
+        <w:tc>
+          <w:tcPr>
+            <w:tcW w:w="1115" w:type="dxa"/>
+          </w:tcPr>
+          <w:p>
+            <w:pPr>
+              <w:pStyle w:val="Compact"/>
+              <w:jc w:val="right"/>
+            </w:pPr>
+            <w:r>
+              <w:t>0.4671062</w:t>
+            </w:r>
+          </w:p>
+        </w:tc>
+      </w:tr>
+      <w:tr>
+        <w:tc>
+          <w:tcPr>
+            <w:tcW w:w="1003" w:type="dxa"/>
+          </w:tcPr>
+          <w:p>
+            <w:pPr>
+              <w:pStyle w:val="Compact"/>
+            </w:pPr>
+            <w:r>
+              <w:t>NS - OS</w:t>
+            </w:r>
+          </w:p>
+        </w:tc>
+        <w:tc>
+          <w:tcPr>
+            <w:tcW w:w="1338" w:type="dxa"/>
+          </w:tcPr>
+          <w:p>
+            <w:pPr>
+              <w:pStyle w:val="Compact"/>
+            </w:pPr>
+            <w:r>
+              <w:t>Asplanchna</w:t>
+            </w:r>
+          </w:p>
+        </w:tc>
+        <w:tc>
+          <w:tcPr>
+            <w:tcW w:w="1227" w:type="dxa"/>
+          </w:tcPr>
+          <w:p>
+            <w:pPr>
+              <w:pStyle w:val="Compact"/>
+              <w:jc w:val="right"/>
+            </w:pPr>
+            <w:r>
+              <w:t>-17.692308</w:t>
+            </w:r>
+          </w:p>
+        </w:tc>
+        <w:tc>
+          <w:tcPr>
+            <w:tcW w:w="1003" w:type="dxa"/>
+          </w:tcPr>
+          <w:p>
+            <w:pPr>
+              <w:pStyle w:val="Compact"/>
+              <w:jc w:val="right"/>
+            </w:pPr>
+            <w:r>
+              <w:t>22.90431</w:t>
+            </w:r>
+          </w:p>
+        </w:tc>
+        <w:tc>
+          <w:tcPr>
+            <w:tcW w:w="1003" w:type="dxa"/>
+          </w:tcPr>
+          <w:p>
+            <w:pPr>
+              <w:pStyle w:val="Compact"/>
+              <w:jc w:val="right"/>
+            </w:pPr>
+            <w:r>
+              <w:t>138.6968</w:t>
+            </w:r>
+          </w:p>
+        </w:tc>
+        <w:tc>
+          <w:tcPr>
+            <w:tcW w:w="1227" w:type="dxa"/>
+          </w:tcPr>
+          <w:p>
+            <w:pPr>
+              <w:pStyle w:val="Compact"/>
+              <w:jc w:val="right"/>
+            </w:pPr>
+            <w:r>
+              <w:t>-0.7724445</w:t>
+            </w:r>
+          </w:p>
+        </w:tc>
+        <w:tc>
+          <w:tcPr>
+            <w:tcW w:w="1115" w:type="dxa"/>
+          </w:tcPr>
+          <w:p>
+            <w:pPr>
+              <w:pStyle w:val="Compact"/>
+              <w:jc w:val="right"/>
+            </w:pPr>
+            <w:r>
+              <w:t>0.4411655</w:t>
+            </w:r>
+          </w:p>
+        </w:tc>
+      </w:tr>
+      <w:tr>
+        <w:tc>
+          <w:tcPr>
+            <w:tcW w:w="1003" w:type="dxa"/>
+          </w:tcPr>
+          <w:p>
+            <w:pPr>
+              <w:pStyle w:val="Compact"/>
+            </w:pPr>
+            <w:r>
+              <w:t>NS - OS</w:t>
+            </w:r>
+          </w:p>
+        </w:tc>
+        <w:tc>
+          <w:tcPr>
+            <w:tcW w:w="1338" w:type="dxa"/>
+          </w:tcPr>
+          <w:p>
+            <w:pPr>
+              <w:pStyle w:val="Compact"/>
+            </w:pPr>
+            <w:r>
+              <w:t>Collotheca</w:t>
+            </w:r>
+          </w:p>
+        </w:tc>
+        <w:tc>
+          <w:tcPr>
+            <w:tcW w:w="1227" w:type="dxa"/>
+          </w:tcPr>
+          <w:p>
+            <w:pPr>
+              <w:pStyle w:val="Compact"/>
+              <w:jc w:val="right"/>
+            </w:pPr>
+            <w:r>
+              <w:t>-48.432692</w:t>
+            </w:r>
+          </w:p>
+        </w:tc>
+        <w:tc>
+          <w:tcPr>
+            <w:tcW w:w="1003" w:type="dxa"/>
+          </w:tcPr>
+          <w:p>
+            <w:pPr>
+              <w:pStyle w:val="Compact"/>
+              <w:jc w:val="right"/>
+            </w:pPr>
+            <w:r>
+              <w:t>22.90431</w:t>
+            </w:r>
+          </w:p>
+        </w:tc>
+        <w:tc>
+          <w:tcPr>
+            <w:tcW w:w="1003" w:type="dxa"/>
+          </w:tcPr>
+          <w:p>
+            <w:pPr>
+              <w:pStyle w:val="Compact"/>
+              <w:jc w:val="right"/>
+            </w:pPr>
+            <w:r>
+              <w:t>138.6968</w:t>
+            </w:r>
+          </w:p>
+        </w:tc>
+        <w:tc>
+          <w:tcPr>
+            <w:tcW w:w="1227" w:type="dxa"/>
+          </w:tcPr>
+          <w:p>
+            <w:pPr>
+              <w:pStyle w:val="Compact"/>
+              <w:jc w:val="right"/>
+            </w:pPr>
+            <w:r>
+              <w:t>-2.1145668</w:t>
+            </w:r>
+          </w:p>
+        </w:tc>
+        <w:tc>
+          <w:tcPr>
+            <w:tcW w:w="1115" w:type="dxa"/>
+          </w:tcPr>
+          <w:p>
+            <w:pPr>
+              <w:pStyle w:val="Compact"/>
+              <w:jc w:val="right"/>
+            </w:pPr>
+            <w:r>
+              <w:t>0.0362557</w:t>
+            </w:r>
+          </w:p>
+        </w:tc>
+      </w:tr>
+      <w:tr>
+        <w:tc>
+          <w:tcPr>
+            <w:tcW w:w="1003" w:type="dxa"/>
+          </w:tcPr>
+          <w:p>
+            <w:pPr>
+              <w:pStyle w:val="Compact"/>
+            </w:pPr>
+            <w:r>
+              <w:t>NS - OS</w:t>
+            </w:r>
+          </w:p>
+        </w:tc>
+        <w:tc>
+          <w:tcPr>
+            <w:tcW w:w="1338" w:type="dxa"/>
+          </w:tcPr>
+          <w:p>
+            <w:pPr>
+              <w:pStyle w:val="Compact"/>
+            </w:pPr>
+            <w:r>
+              <w:t>Conochilus</w:t>
+            </w:r>
+          </w:p>
+        </w:tc>
+        <w:tc>
+          <w:tcPr>
+            <w:tcW w:w="1227" w:type="dxa"/>
+          </w:tcPr>
+          <w:p>
+            <w:pPr>
+              <w:pStyle w:val="Compact"/>
+              <w:jc w:val="right"/>
+            </w:pPr>
+            <w:r>
+              <w:t>-26.403846</w:t>
+            </w:r>
+          </w:p>
+        </w:tc>
+        <w:tc>
+          <w:tcPr>
+            <w:tcW w:w="1003" w:type="dxa"/>
+          </w:tcPr>
+          <w:p>
+            <w:pPr>
+              <w:pStyle w:val="Compact"/>
+              <w:jc w:val="right"/>
+            </w:pPr>
+            <w:r>
+              <w:t>22.90431</w:t>
+            </w:r>
+          </w:p>
+        </w:tc>
+        <w:tc>
+          <w:tcPr>
+            <w:tcW w:w="1003" w:type="dxa"/>
+          </w:tcPr>
+          <w:p>
+            <w:pPr>
+              <w:pStyle w:val="Compact"/>
+              <w:jc w:val="right"/>
+            </w:pPr>
+            <w:r>
+              <w:t>138.6968</w:t>
+            </w:r>
+          </w:p>
+        </w:tc>
+        <w:tc>
+          <w:tcPr>
+            <w:tcW w:w="1227" w:type="dxa"/>
+          </w:tcPr>
+          <w:p>
+            <w:pPr>
+              <w:pStyle w:val="Compact"/>
+              <w:jc w:val="right"/>
+            </w:pPr>
+            <w:r>
+              <w:t>-1.1527895</w:t>
+            </w:r>
+          </w:p>
+        </w:tc>
+        <w:tc>
+          <w:tcPr>
+            <w:tcW w:w="1115" w:type="dxa"/>
+          </w:tcPr>
+          <w:p>
+            <w:pPr>
+              <w:pStyle w:val="Compact"/>
+              <w:jc w:val="right"/>
+            </w:pPr>
+            <w:r>
+              <w:t>0.2509797</w:t>
+            </w:r>
+          </w:p>
+        </w:tc>
+      </w:tr>
+      <w:tr>
+        <w:tc>
+          <w:tcPr>
+            <w:tcW w:w="1003" w:type="dxa"/>
+          </w:tcPr>
+          <w:p>
+            <w:pPr>
+              <w:pStyle w:val="Compact"/>
+            </w:pPr>
+            <w:r>
+              <w:t>NS - OS</w:t>
+            </w:r>
+          </w:p>
+        </w:tc>
+        <w:tc>
+          <w:tcPr>
+            <w:tcW w:w="1338" w:type="dxa"/>
+          </w:tcPr>
+          <w:p>
+            <w:pPr>
+              <w:pStyle w:val="Compact"/>
+            </w:pPr>
+            <w:r>
+              <w:t>Gastropus</w:t>
+            </w:r>
+          </w:p>
+        </w:tc>
+        <w:tc>
+          <w:tcPr>
+            <w:tcW w:w="1227" w:type="dxa"/>
+          </w:tcPr>
+          <w:p>
+            <w:pPr>
+              <w:pStyle w:val="Compact"/>
+              <w:jc w:val="right"/>
+            </w:pPr>
+            <w:r>
+              <w:t>20.375000</w:t>
+            </w:r>
+          </w:p>
+        </w:tc>
+        <w:tc>
+          <w:tcPr>
+            <w:tcW w:w="1003" w:type="dxa"/>
+          </w:tcPr>
+          <w:p>
+            <w:pPr>
+              <w:pStyle w:val="Compact"/>
+              <w:jc w:val="right"/>
+            </w:pPr>
+            <w:r>
+              <w:t>22.90431</w:t>
+            </w:r>
+          </w:p>
+        </w:tc>
+        <w:tc>
+          <w:tcPr>
+            <w:tcW w:w="1003" w:type="dxa"/>
+          </w:tcPr>
+          <w:p>
+            <w:pPr>
+              <w:pStyle w:val="Compact"/>
+              <w:jc w:val="right"/>
+            </w:pPr>
+            <w:r>
+              <w:t>138.6968</w:t>
+            </w:r>
+          </w:p>
+        </w:tc>
+        <w:tc>
+          <w:tcPr>
+            <w:tcW w:w="1227" w:type="dxa"/>
+          </w:tcPr>
+          <w:p>
+            <w:pPr>
+              <w:pStyle w:val="Compact"/>
+              <w:jc w:val="right"/>
+            </w:pPr>
+            <w:r>
+              <w:t>0.8895706</w:t>
+            </w:r>
+          </w:p>
+        </w:tc>
+        <w:tc>
+          <w:tcPr>
+            <w:tcW w:w="1115" w:type="dxa"/>
+          </w:tcPr>
+          <w:p>
+            <w:pPr>
+              <w:pStyle w:val="Compact"/>
+              <w:jc w:val="right"/>
+            </w:pPr>
+            <w:r>
+              <w:t>0.3752368</w:t>
+            </w:r>
+          </w:p>
+        </w:tc>
+      </w:tr>
+      <w:tr>
+        <w:tc>
+          <w:tcPr>
+            <w:tcW w:w="1003" w:type="dxa"/>
+          </w:tcPr>
+          <w:p>
+            <w:pPr>
+              <w:pStyle w:val="Compact"/>
+            </w:pPr>
+            <w:r>
+              <w:t>NS - OS</w:t>
+            </w:r>
+          </w:p>
+        </w:tc>
+        <w:tc>
+          <w:tcPr>
+            <w:tcW w:w="1338" w:type="dxa"/>
+          </w:tcPr>
+          <w:p>
+            <w:pPr>
+              <w:pStyle w:val="Compact"/>
+            </w:pPr>
+            <w:r>
+              <w:t>Kellicottia</w:t>
+            </w:r>
+          </w:p>
+        </w:tc>
+        <w:tc>
+          <w:tcPr>
+            <w:tcW w:w="1227" w:type="dxa"/>
+          </w:tcPr>
+          <w:p>
+            <w:pPr>
+              <w:pStyle w:val="Compact"/>
+              <w:jc w:val="right"/>
+            </w:pPr>
+            <w:r>
+              <w:t>-25.528846</w:t>
+            </w:r>
+          </w:p>
+        </w:tc>
+        <w:tc>
+          <w:tcPr>
+            <w:tcW w:w="1003" w:type="dxa"/>
+          </w:tcPr>
+          <w:p>
+            <w:pPr>
+              <w:pStyle w:val="Compact"/>
+              <w:jc w:val="right"/>
+            </w:pPr>
+            <w:r>
+              <w:t>22.90431</w:t>
+            </w:r>
+          </w:p>
+        </w:tc>
+        <w:tc>
+          <w:tcPr>
+            <w:tcW w:w="1003" w:type="dxa"/>
+          </w:tcPr>
+          <w:p>
+            <w:pPr>
+              <w:pStyle w:val="Compact"/>
+              <w:jc w:val="right"/>
+            </w:pPr>
+            <w:r>
+              <w:t>138.6968</w:t>
+            </w:r>
+          </w:p>
+        </w:tc>
+        <w:tc>
+          <w:tcPr>
+            <w:tcW w:w="1227" w:type="dxa"/>
+          </w:tcPr>
+          <w:p>
+            <w:pPr>
+              <w:pStyle w:val="Compact"/>
+              <w:jc w:val="right"/>
+            </w:pPr>
+            <w:r>
+              <w:t>-1.1145870</w:t>
+            </w:r>
+          </w:p>
+        </w:tc>
+        <w:tc>
+          <w:tcPr>
+            <w:tcW w:w="1115" w:type="dxa"/>
+          </w:tcPr>
+          <w:p>
+            <w:pPr>
+              <w:pStyle w:val="Compact"/>
+              <w:jc w:val="right"/>
+            </w:pPr>
+            <w:r>
+              <w:t>0.2669551</w:t>
+            </w:r>
+          </w:p>
+        </w:tc>
+      </w:tr>
+      <w:tr>
+        <w:tc>
+          <w:tcPr>
+            <w:tcW w:w="1003" w:type="dxa"/>
+          </w:tcPr>
+          <w:p>
+            <w:pPr>
+              <w:pStyle w:val="Compact"/>
+            </w:pPr>
+            <w:r>
+              <w:t>NS - OS</w:t>
+            </w:r>
+          </w:p>
+        </w:tc>
+        <w:tc>
+          <w:tcPr>
+            <w:tcW w:w="1338" w:type="dxa"/>
+          </w:tcPr>
+          <w:p>
+            <w:pPr>
+              <w:pStyle w:val="Compact"/>
+            </w:pPr>
+            <w:r>
+              <w:t>Keratella</w:t>
+            </w:r>
+          </w:p>
+        </w:tc>
+        <w:tc>
+          <w:tcPr>
+            <w:tcW w:w="1227" w:type="dxa"/>
+          </w:tcPr>
+          <w:p>
+            <w:pPr>
+              <w:pStyle w:val="Compact"/>
+              <w:jc w:val="right"/>
+            </w:pPr>
+            <w:r>
+              <w:t>-27.182692</w:t>
+            </w:r>
+          </w:p>
+        </w:tc>
+        <w:tc>
+          <w:tcPr>
+            <w:tcW w:w="1003" w:type="dxa"/>
+          </w:tcPr>
+          <w:p>
+            <w:pPr>
+              <w:pStyle w:val="Compact"/>
+              <w:jc w:val="right"/>
+            </w:pPr>
+            <w:r>
+              <w:t>22.90431</w:t>
+            </w:r>
+          </w:p>
+        </w:tc>
+        <w:tc>
+          <w:tcPr>
+            <w:tcW w:w="1003" w:type="dxa"/>
+          </w:tcPr>
+          <w:p>
+            <w:pPr>
+              <w:pStyle w:val="Compact"/>
+              <w:jc w:val="right"/>
+            </w:pPr>
+            <w:r>
+              <w:t>138.6968</w:t>
+            </w:r>
+          </w:p>
+        </w:tc>
+        <w:tc>
+          <w:tcPr>
+            <w:tcW w:w="1227" w:type="dxa"/>
+          </w:tcPr>
+          <w:p>
+            <w:pPr>
+              <w:pStyle w:val="Compact"/>
+              <w:jc w:val="right"/>
+            </w:pPr>
+            <w:r>
+              <w:t>-1.1867938</w:t>
+            </w:r>
+          </w:p>
+        </w:tc>
+        <w:tc>
+          <w:tcPr>
+            <w:tcW w:w="1115" w:type="dxa"/>
+          </w:tcPr>
+          <w:p>
+            <w:pPr>
+              <w:pStyle w:val="Compact"/>
+              <w:jc w:val="right"/>
+            </w:pPr>
+            <w:r>
+              <w:t>0.2373378</w:t>
+            </w:r>
+          </w:p>
+        </w:tc>
+      </w:tr>
+      <w:tr>
+        <w:tc>
+          <w:tcPr>
+            <w:tcW w:w="1003" w:type="dxa"/>
+          </w:tcPr>
+          <w:p>
+            <w:pPr>
+              <w:pStyle w:val="Compact"/>
+            </w:pPr>
+            <w:r>
+              <w:t>NS - OS</w:t>
+            </w:r>
+          </w:p>
+        </w:tc>
+        <w:tc>
+          <w:tcPr>
+            <w:tcW w:w="1338" w:type="dxa"/>
+          </w:tcPr>
+          <w:p>
+            <w:pPr>
+              <w:pStyle w:val="Compact"/>
+            </w:pPr>
+            <w:r>
+              <w:t>Ploesoma</w:t>
+            </w:r>
+          </w:p>
+        </w:tc>
+        <w:tc>
+          <w:tcPr>
+            <w:tcW w:w="1227" w:type="dxa"/>
+          </w:tcPr>
+          <w:p>
+            <w:pPr>
+              <w:pStyle w:val="Compact"/>
+              <w:jc w:val="right"/>
+            </w:pPr>
+            <w:r>
+              <w:t>-9.269231</w:t>
+            </w:r>
+          </w:p>
+        </w:tc>
+        <w:tc>
+          <w:tcPr>
+            <w:tcW w:w="1003" w:type="dxa"/>
+          </w:tcPr>
+          <w:p>
+            <w:pPr>
+              <w:pStyle w:val="Compact"/>
+              <w:jc w:val="right"/>
+            </w:pPr>
+            <w:r>
+              <w:t>22.90431</w:t>
+            </w:r>
+          </w:p>
+        </w:tc>
+        <w:tc>
+          <w:tcPr>
+            <w:tcW w:w="1003" w:type="dxa"/>
+          </w:tcPr>
+          <w:p>
+            <w:pPr>
+              <w:pStyle w:val="Compact"/>
+              <w:jc w:val="right"/>
+            </w:pPr>
+            <w:r>
+              <w:t>138.6968</w:t>
+            </w:r>
+          </w:p>
+        </w:tc>
+        <w:tc>
+          <w:tcPr>
+            <w:tcW w:w="1227" w:type="dxa"/>
+          </w:tcPr>
+          <w:p>
+            <w:pPr>
+              <w:pStyle w:val="Compact"/>
+              <w:jc w:val="right"/>
+            </w:pPr>
+            <w:r>
+              <w:t>-0.4046938</w:t>
+            </w:r>
+          </w:p>
+        </w:tc>
+        <w:tc>
+          <w:tcPr>
+            <w:tcW w:w="1115" w:type="dxa"/>
+          </w:tcPr>
+          <w:p>
+            <w:pPr>
+              <w:pStyle w:val="Compact"/>
+              <w:jc w:val="right"/>
+            </w:pPr>
+            <w:r>
+              <w:t>0.6863261</w:t>
+            </w:r>
+          </w:p>
+        </w:tc>
+      </w:tr>
+      <w:tr>
+        <w:tc>
+          <w:tcPr>
+            <w:tcW w:w="1003" w:type="dxa"/>
+          </w:tcPr>
+          <w:p>
+            <w:pPr>
+              <w:pStyle w:val="Compact"/>
+            </w:pPr>
+            <w:r>
+              <w:t>NS - OS</w:t>
+            </w:r>
+          </w:p>
+        </w:tc>
+        <w:tc>
+          <w:tcPr>
+            <w:tcW w:w="1338" w:type="dxa"/>
+          </w:tcPr>
+          <w:p>
+            <w:pPr>
+              <w:pStyle w:val="Compact"/>
+            </w:pPr>
+            <w:r>
+              <w:t>Polyarthra</w:t>
+            </w:r>
+          </w:p>
+        </w:tc>
+        <w:tc>
+          <w:tcPr>
+            <w:tcW w:w="1227" w:type="dxa"/>
+          </w:tcPr>
+          <w:p>
+            <w:pPr>
+              <w:pStyle w:val="Compact"/>
+              <w:jc w:val="right"/>
+            </w:pPr>
+            <w:r>
+              <w:t>-12.673077</w:t>
+            </w:r>
+          </w:p>
+        </w:tc>
+        <w:tc>
+          <w:tcPr>
+            <w:tcW w:w="1003" w:type="dxa"/>
+          </w:tcPr>
+          <w:p>
+            <w:pPr>
+              <w:pStyle w:val="Compact"/>
+              <w:jc w:val="right"/>
+            </w:pPr>
+            <w:r>
+              <w:t>22.90431</w:t>
+            </w:r>
+          </w:p>
+        </w:tc>
+        <w:tc>
+          <w:tcPr>
+            <w:tcW w:w="1003" w:type="dxa"/>
+          </w:tcPr>
+          <w:p>
+            <w:pPr>
+              <w:pStyle w:val="Compact"/>
+              <w:jc w:val="right"/>
+            </w:pPr>
+            <w:r>
+              <w:t>138.6968</w:t>
+            </w:r>
+          </w:p>
+        </w:tc>
+        <w:tc>
+          <w:tcPr>
+            <w:tcW w:w="1227" w:type="dxa"/>
+          </w:tcPr>
+          <w:p>
+            <w:pPr>
+              <w:pStyle w:val="Compact"/>
+              <w:jc w:val="right"/>
+            </w:pPr>
+            <w:r>
+              <w:t>-0.5533054</w:t>
+            </w:r>
+          </w:p>
+        </w:tc>
+        <w:tc>
+          <w:tcPr>
+            <w:tcW w:w="1115" w:type="dxa"/>
+          </w:tcPr>
+          <w:p>
+            <w:pPr>
+              <w:pStyle w:val="Compact"/>
+              <w:jc w:val="right"/>
+            </w:pPr>
+            <w:r>
+              <w:t>0.5809451</w:t>
+            </w:r>
+          </w:p>
+        </w:tc>
+      </w:tr>
+      <w:tr>
+        <w:tc>
+          <w:tcPr>
+            <w:tcW w:w="1003" w:type="dxa"/>
+          </w:tcPr>
+          <w:p>
+            <w:pPr>
+              <w:pStyle w:val="Compact"/>
+            </w:pPr>
+            <w:r>
+              <w:t>NS - OS</w:t>
+            </w:r>
+          </w:p>
+        </w:tc>
+        <w:tc>
+          <w:tcPr>
+            <w:tcW w:w="1338" w:type="dxa"/>
+          </w:tcPr>
+          <w:p>
+            <w:pPr>
+              <w:pStyle w:val="Compact"/>
+            </w:pPr>
+            <w:r>
+              <w:t>Synchaeta</w:t>
+            </w:r>
+          </w:p>
+        </w:tc>
+        <w:tc>
+          <w:tcPr>
+            <w:tcW w:w="1227" w:type="dxa"/>
+          </w:tcPr>
+          <w:p>
+            <w:pPr>
+              <w:pStyle w:val="Compact"/>
+              <w:jc w:val="right"/>
+            </w:pPr>
+            <w:r>
+              <w:t>1.480769</w:t>
+            </w:r>
+          </w:p>
+        </w:tc>
+        <w:tc>
+          <w:tcPr>
+            <w:tcW w:w="1003" w:type="dxa"/>
+          </w:tcPr>
+          <w:p>
+            <w:pPr>
+              <w:pStyle w:val="Compact"/>
+              <w:jc w:val="right"/>
+            </w:pPr>
+            <w:r>
+              <w:t>22.90431</w:t>
+            </w:r>
+          </w:p>
+        </w:tc>
+        <w:tc>
+          <w:tcPr>
+            <w:tcW w:w="1003" w:type="dxa"/>
+          </w:tcPr>
+          <w:p>
+            <w:pPr>
+              <w:pStyle w:val="Compact"/>
+              <w:jc w:val="right"/>
+            </w:pPr>
+            <w:r>
+              <w:t>138.6968</w:t>
+            </w:r>
+          </w:p>
+        </w:tc>
+        <w:tc>
+          <w:tcPr>
+            <w:tcW w:w="1227" w:type="dxa"/>
+          </w:tcPr>
+          <w:p>
+            <w:pPr>
+              <w:pStyle w:val="Compact"/>
+              <w:jc w:val="right"/>
+            </w:pPr>
+            <w:r>
+              <w:t>0.0646502</w:t>
+            </w:r>
+          </w:p>
+        </w:tc>
+        <w:tc>
+          <w:tcPr>
+            <w:tcW w:w="1115" w:type="dxa"/>
+          </w:tcPr>
+          <w:p>
+            <w:pPr>
+              <w:pStyle w:val="Compact"/>
+              <w:jc w:val="right"/>
+            </w:pPr>
+            <w:r>
+              <w:t>0.9485456</w:t>
+            </w:r>
+          </w:p>
+        </w:tc>
+      </w:tr>
+      <w:tr>
+        <w:tc>
+          <w:tcPr>
+            <w:tcW w:w="1003" w:type="dxa"/>
+          </w:tcPr>
+          <w:p>
+            <w:pPr>
+              <w:pStyle w:val="Compact"/>
+            </w:pPr>
+            <w:r>
+              <w:t>NS - OS</w:t>
+            </w:r>
+          </w:p>
+        </w:tc>
+        <w:tc>
+          <w:tcPr>
+            <w:tcW w:w="1338" w:type="dxa"/>
+          </w:tcPr>
+          <w:p>
+            <w:pPr>
+              <w:pStyle w:val="Compact"/>
+            </w:pPr>
+            <w:r>
+              <w:t>Trichocerca</w:t>
+            </w:r>
+          </w:p>
+        </w:tc>
+        <w:tc>
+          <w:tcPr>
+            <w:tcW w:w="1227" w:type="dxa"/>
+          </w:tcPr>
+          <w:p>
+            <w:pPr>
+              <w:pStyle w:val="Compact"/>
+              <w:jc w:val="right"/>
+            </w:pPr>
+            <w:r>
+              <w:t>18.778846</w:t>
+            </w:r>
+          </w:p>
+        </w:tc>
+        <w:tc>
+          <w:tcPr>
+            <w:tcW w:w="1003" w:type="dxa"/>
+          </w:tcPr>
+          <w:p>
+            <w:pPr>
+              <w:pStyle w:val="Compact"/>
+              <w:jc w:val="right"/>
+            </w:pPr>
+            <w:r>
+              <w:t>22.90431</w:t>
+            </w:r>
+          </w:p>
+        </w:tc>
+        <w:tc>
+          <w:tcPr>
+            <w:tcW w:w="1003" w:type="dxa"/>
+          </w:tcPr>
+          <w:p>
+            <w:pPr>
+              <w:pStyle w:val="Compact"/>
+              <w:jc w:val="right"/>
+            </w:pPr>
+            <w:r>
+              <w:t>138.6968</w:t>
+            </w:r>
+          </w:p>
+        </w:tc>
+        <w:tc>
+          <w:tcPr>
+            <w:tcW w:w="1227" w:type="dxa"/>
+          </w:tcPr>
+          <w:p>
+            <w:pPr>
+              <w:pStyle w:val="Compact"/>
+              <w:jc w:val="right"/>
+            </w:pPr>
+            <w:r>
+              <w:t>0.8198827</w:t>
+            </w:r>
+          </w:p>
+        </w:tc>
+        <w:tc>
+          <w:tcPr>
+            <w:tcW w:w="1115" w:type="dxa"/>
+          </w:tcPr>
+          <w:p>
+            <w:pPr>
+              <w:pStyle w:val="Compact"/>
+              <w:jc w:val="right"/>
+            </w:pPr>
+            <w:r>
+              <w:t>0.4136897</w:t>
+            </w:r>
+          </w:p>
+        </w:tc>
+      </w:tr>
+    </w:tbl>
+    <w:p>
+      <w:pPr>
+        <w:pStyle w:val="Heading2"/>
+      </w:pPr>
+      <w:bookmarkStart w:id="9" w:name="Xa9857a23a370134abd360a53fddd6111eddafaf"/>
+      <w:bookmarkEnd w:id="8"/>
       <w:r>
         <w:lastRenderedPageBreak/>
-        <w:t xml:space="preserve">portion of the lake, and the differences are primaritly attributed to higher </w:t>
-      </w:r>
-      <w:r>
-        <w:rPr>
-          <w:i/>
-          <w:iCs/>
-        </w:rPr>
-        <w:t>Asplanchna</w:t>
-      </w:r>
-      <w:r>
-        <w:t xml:space="preserve"> and </w:t>
-      </w:r>
-      <w:r>
-        <w:rPr>
-          <w:i/>
-          <w:iCs/>
-        </w:rPr>
-        <w:t>Conochilus</w:t>
-      </w:r>
-      <w:r>
-        <w:t xml:space="preserve"> contributions. Additionally, the biomass of </w:t>
-      </w:r>
-      <w:r>
-        <w:rPr>
-          <w:i/>
-          <w:iCs/>
-        </w:rPr>
-        <w:t>Keratella</w:t>
-      </w:r>
-      <w:r>
-        <w:t xml:space="preserve">, </w:t>
-      </w:r>
-      <w:r>
-        <w:rPr>
-          <w:i/>
-          <w:iCs/>
-        </w:rPr>
-        <w:t>Kellicottia</w:t>
-      </w:r>
-      <w:r>
-        <w:t xml:space="preserve">, and </w:t>
-      </w:r>
-      <w:r>
-        <w:rPr>
-          <w:i/>
-          <w:iCs/>
-        </w:rPr>
-        <w:t>Collotheca</w:t>
-      </w:r>
-      <w:r>
-        <w:t xml:space="preserve"> are notably higher in the western stations, likely associated with lower TP concentrations promoting taxa associated with more oligotrophic-like conditions (Barbiero and Warren, 2011; Marshall et al., 2024). Another notable difference is higher </w:t>
-      </w:r>
-      <w:r>
-        <w:rPr>
-          <w:i/>
-          <w:iCs/>
-        </w:rPr>
-        <w:t>Polyarthra</w:t>
-      </w:r>
-      <w:r>
-        <w:t xml:space="preserve"> biomass in the five eastern stations, with the highest values at the easternmost station, indicating higher TP values and/or decreased predation pressures by </w:t>
-      </w:r>
-      <w:r>
-        <w:rPr>
-          <w:i/>
-          <w:iCs/>
-        </w:rPr>
-        <w:t>Cercopagis pengoi.</w:t>
-      </w:r>
-    </w:p>
-    <w:p>
-      <w:pPr>
-        <w:pStyle w:val="BodyText"/>
-      </w:pPr>
-      <w:r>
-        <w:t xml:space="preserve">For the nearshore stations, the six northern stations generally have less overall rotifer biomass when compared with the seven southern shore stations. The major biomass differences can be attributed first to the higher </w:t>
-      </w:r>
-      <w:r>
-        <w:rPr>
-          <w:i/>
-          <w:iCs/>
-        </w:rPr>
-        <w:t>Asplanchna</w:t>
-      </w:r>
-      <w:r>
-        <w:t xml:space="preserve"> contributions in the south, and secondly to the overall rotifer community exhibiting higher contributions regardless of taxa. Unlike the trends seen in the offshore samples, the northern nearshore samples generally have a lower rotifer biomass in the west compared to the east portion of the lake. Conversely, the westernmost southern stations (apart from ON17N) exhibited higher rotifer biomass which was similar to the offshore trends. South shore samples have higher </w:t>
-      </w:r>
-      <w:r>
-        <w:rPr>
-          <w:i/>
-          <w:iCs/>
-        </w:rPr>
-        <w:t>Trichocerca</w:t>
-      </w:r>
-      <w:r>
-        <w:t xml:space="preserve"> biomass likely impacted by elevated nutrient conditions given their proximity to streams and bays. Especially high contributions of </w:t>
-      </w:r>
-      <w:r>
-        <w:rPr>
-          <w:i/>
-          <w:iCs/>
-        </w:rPr>
-        <w:t>Trichocerca</w:t>
-      </w:r>
-      <w:r>
-        <w:t xml:space="preserve"> were observed at ON67b, perhaps impacted by discharge from Eighteen Mile Creek near Olcott, NY.</w:t>
-      </w:r>
-    </w:p>
-    <w:p>
-      <w:pPr>
-        <w:pStyle w:val="BodyText"/>
-      </w:pPr>
-      <w:r>
-        <w:rPr>
-          <w:u w:val="single"/>
-        </w:rPr>
-        <w:t>References:</w:t>
-      </w:r>
-    </w:p>
-    <w:p>
-      <w:pPr>
-        <w:pStyle w:val="Heading2"/>
-      </w:pPr>
-      <w:bookmarkStart w:id="9" w:name="X3f173d3190afb96539094f98357e38c960b0fcb"/>
-      <w:bookmarkEnd w:id="8"/>
-      <w:r>
-        <w:lastRenderedPageBreak/>
-        <w:t>Rotifer Spring Genera Station Total Biomass Barplot</w:t>
+        <w:t>Rotifer Genera Spring Offshore-Nearshore Biomass Boxplot</w:t>
       </w:r>
     </w:p>
     <w:p>
@@ -4283,16 +2664,16 @@
           <w:noProof/>
         </w:rPr>
         <w:drawing>
-          <wp:inline distT="0" distB="0" distL="0" distR="0" wp14:anchorId="4EBF870D" wp14:editId="24ACCDD3">
+          <wp:inline distT="0" distB="0" distL="0" distR="0" wp14:anchorId="01F85781" wp14:editId="2F419734">
             <wp:extent cx="5334000" cy="3556000"/>
             <wp:effectExtent l="0" t="0" r="0" b="0"/>
-            <wp:docPr id="62" name="Picture" descr="Figure 4. Spring Rotifer genera station total biomass (mg dry wt per m3) for shallow tows at the eight offshore LTM sites, six CSMI nearshore sites along the north shore, and seven CSMI nearshore sites along the south shore."/>
+            <wp:docPr id="62" name="Picture" descr="Figure X6. Spring Rotifer genera offshore (OS) vs. nearshore (NS) average biomass (mg dry wt per m3) boxplots. Taxa groups are identified in legend by color."/>
             <wp:cNvGraphicFramePr/>
             <a:graphic xmlns:a="http://schemas.openxmlformats.org/drawingml/2006/main">
               <a:graphicData uri="http://schemas.openxmlformats.org/drawingml/2006/picture">
                 <pic:pic xmlns:pic="http://schemas.openxmlformats.org/drawingml/2006/picture">
                   <pic:nvPicPr>
-                    <pic:cNvPr id="63" name="Picture" descr="Ontario-2023-Nearshore-Rotifers_files/figure-docx/OS-NS%20Spring%20Rotifer%20Genera%20Station%20Biomass-1.png"/>
+                    <pic:cNvPr id="63" name="Picture" descr="Ontario-2023-Nearshore-Rotifers_files/figure-docx/Spring%20OS-NS%20Rotifer%20Genera%20Average%20Biomass%20Boxplot-1.png"/>
                     <pic:cNvPicPr>
                       <a:picLocks noChangeAspect="1" noChangeArrowheads="1"/>
                     </pic:cNvPicPr>
@@ -4330,7 +2711,7 @@
         <w:pStyle w:val="ImageCaption"/>
       </w:pPr>
       <w:r>
-        <w:t>Figure 4. Spring Rotifer genera station total biomass (mg dry wt per m</w:t>
+        <w:t>Figure X6. Spring Rotifer genera offshore (OS) vs. nearshore (NS) average biomass (mg dry wt per m</w:t>
       </w:r>
       <w:r>
         <w:rPr>
@@ -4339,18 +2720,1509 @@
         <w:t>3</w:t>
       </w:r>
       <w:r>
-        <w:t>) for shallow tows at the eight offshore LTM sites, six CSMI nearshore sites along the north shore, and seven CSMI nearshore sites along the south shore.</w:t>
-      </w:r>
-    </w:p>
+        <w:t>) boxplots. Taxa groups are identified in legend by color.</w:t>
+      </w:r>
+    </w:p>
+    <w:tbl>
+      <w:tblPr>
+        <w:tblStyle w:val="Table"/>
+        <w:tblW w:w="5000" w:type="pct"/>
+        <w:tblLayout w:type="fixed"/>
+        <w:tblLook w:val="0020" w:firstRow="1" w:lastRow="0" w:firstColumn="0" w:lastColumn="0" w:noHBand="0" w:noVBand="0"/>
+      </w:tblPr>
+      <w:tblGrid>
+        <w:gridCol w:w="1118"/>
+        <w:gridCol w:w="2115"/>
+        <w:gridCol w:w="1493"/>
+        <w:gridCol w:w="1119"/>
+        <w:gridCol w:w="1119"/>
+        <w:gridCol w:w="1368"/>
+        <w:gridCol w:w="1244"/>
+      </w:tblGrid>
+      <w:tr>
+        <w:trPr>
+          <w:cnfStyle w:val="100000000000" w:firstRow="1" w:lastRow="0" w:firstColumn="0" w:lastColumn="0" w:oddVBand="0" w:evenVBand="0" w:oddHBand="0" w:evenHBand="0" w:firstRowFirstColumn="0" w:firstRowLastColumn="0" w:lastRowFirstColumn="0" w:lastRowLastColumn="0"/>
+          <w:tblHeader/>
+        </w:trPr>
+        <w:tc>
+          <w:tcPr>
+            <w:tcW w:w="925" w:type="dxa"/>
+          </w:tcPr>
+          <w:p>
+            <w:pPr>
+              <w:pStyle w:val="Compact"/>
+            </w:pPr>
+            <w:r>
+              <w:t>contrast</w:t>
+            </w:r>
+          </w:p>
+        </w:tc>
+        <w:tc>
+          <w:tcPr>
+            <w:tcW w:w="1748" w:type="dxa"/>
+          </w:tcPr>
+          <w:p>
+            <w:pPr>
+              <w:pStyle w:val="Compact"/>
+            </w:pPr>
+            <w:r>
+              <w:t>Rot_GENERA</w:t>
+            </w:r>
+          </w:p>
+        </w:tc>
+        <w:tc>
+          <w:tcPr>
+            <w:tcW w:w="1234" w:type="dxa"/>
+          </w:tcPr>
+          <w:p>
+            <w:pPr>
+              <w:pStyle w:val="Compact"/>
+              <w:jc w:val="right"/>
+            </w:pPr>
+            <w:r>
+              <w:t>estimate</w:t>
+            </w:r>
+          </w:p>
+        </w:tc>
+        <w:tc>
+          <w:tcPr>
+            <w:tcW w:w="925" w:type="dxa"/>
+          </w:tcPr>
+          <w:p>
+            <w:pPr>
+              <w:pStyle w:val="Compact"/>
+              <w:jc w:val="right"/>
+            </w:pPr>
+            <w:r>
+              <w:t>SE</w:t>
+            </w:r>
+          </w:p>
+        </w:tc>
+        <w:tc>
+          <w:tcPr>
+            <w:tcW w:w="925" w:type="dxa"/>
+          </w:tcPr>
+          <w:p>
+            <w:pPr>
+              <w:pStyle w:val="Compact"/>
+              <w:jc w:val="right"/>
+            </w:pPr>
+            <w:r>
+              <w:t>df</w:t>
+            </w:r>
+          </w:p>
+        </w:tc>
+        <w:tc>
+          <w:tcPr>
+            <w:tcW w:w="1131" w:type="dxa"/>
+          </w:tcPr>
+          <w:p>
+            <w:pPr>
+              <w:pStyle w:val="Compact"/>
+              <w:jc w:val="right"/>
+            </w:pPr>
+            <w:r>
+              <w:t>t.ratio</w:t>
+            </w:r>
+          </w:p>
+        </w:tc>
+        <w:tc>
+          <w:tcPr>
+            <w:tcW w:w="1028" w:type="dxa"/>
+          </w:tcPr>
+          <w:p>
+            <w:pPr>
+              <w:pStyle w:val="Compact"/>
+              <w:jc w:val="right"/>
+            </w:pPr>
+            <w:r>
+              <w:t>p.value</w:t>
+            </w:r>
+          </w:p>
+        </w:tc>
+      </w:tr>
+      <w:tr>
+        <w:tc>
+          <w:tcPr>
+            <w:tcW w:w="925" w:type="dxa"/>
+          </w:tcPr>
+          <w:p>
+            <w:pPr>
+              <w:pStyle w:val="Compact"/>
+            </w:pPr>
+            <w:r>
+              <w:t>NS - OS</w:t>
+            </w:r>
+          </w:p>
+        </w:tc>
+        <w:tc>
+          <w:tcPr>
+            <w:tcW w:w="1748" w:type="dxa"/>
+          </w:tcPr>
+          <w:p>
+            <w:pPr>
+              <w:pStyle w:val="Compact"/>
+            </w:pPr>
+            <w:r>
+              <w:t>Cephalodella</w:t>
+            </w:r>
+          </w:p>
+        </w:tc>
+        <w:tc>
+          <w:tcPr>
+            <w:tcW w:w="1234" w:type="dxa"/>
+          </w:tcPr>
+          <w:p>
+            <w:pPr>
+              <w:pStyle w:val="Compact"/>
+              <w:jc w:val="right"/>
+            </w:pPr>
+            <w:r>
+              <w:t>34.555556</w:t>
+            </w:r>
+          </w:p>
+        </w:tc>
+        <w:tc>
+          <w:tcPr>
+            <w:tcW w:w="925" w:type="dxa"/>
+          </w:tcPr>
+          <w:p>
+            <w:pPr>
+              <w:pStyle w:val="Compact"/>
+              <w:jc w:val="right"/>
+            </w:pPr>
+            <w:r>
+              <w:t>21.03861</w:t>
+            </w:r>
+          </w:p>
+        </w:tc>
+        <w:tc>
+          <w:tcPr>
+            <w:tcW w:w="925" w:type="dxa"/>
+          </w:tcPr>
+          <w:p>
+            <w:pPr>
+              <w:pStyle w:val="Compact"/>
+              <w:jc w:val="right"/>
+            </w:pPr>
+            <w:r>
+              <w:t>193.8932</w:t>
+            </w:r>
+          </w:p>
+        </w:tc>
+        <w:tc>
+          <w:tcPr>
+            <w:tcW w:w="1131" w:type="dxa"/>
+          </w:tcPr>
+          <w:p>
+            <w:pPr>
+              <w:pStyle w:val="Compact"/>
+              <w:jc w:val="right"/>
+            </w:pPr>
+            <w:r>
+              <w:t>1.6424830</w:t>
+            </w:r>
+          </w:p>
+        </w:tc>
+        <w:tc>
+          <w:tcPr>
+            <w:tcW w:w="1028" w:type="dxa"/>
+          </w:tcPr>
+          <w:p>
+            <w:pPr>
+              <w:pStyle w:val="Compact"/>
+              <w:jc w:val="right"/>
+            </w:pPr>
+            <w:r>
+              <w:t>0.1021107</w:t>
+            </w:r>
+          </w:p>
+        </w:tc>
+      </w:tr>
+      <w:tr>
+        <w:tc>
+          <w:tcPr>
+            <w:tcW w:w="925" w:type="dxa"/>
+          </w:tcPr>
+          <w:p>
+            <w:pPr>
+              <w:pStyle w:val="Compact"/>
+            </w:pPr>
+            <w:r>
+              <w:t>NS - OS</w:t>
+            </w:r>
+          </w:p>
+        </w:tc>
+        <w:tc>
+          <w:tcPr>
+            <w:tcW w:w="1748" w:type="dxa"/>
+          </w:tcPr>
+          <w:p>
+            <w:pPr>
+              <w:pStyle w:val="Compact"/>
+            </w:pPr>
+            <w:r>
+              <w:t>Collotheca</w:t>
+            </w:r>
+          </w:p>
+        </w:tc>
+        <w:tc>
+          <w:tcPr>
+            <w:tcW w:w="1234" w:type="dxa"/>
+          </w:tcPr>
+          <w:p>
+            <w:pPr>
+              <w:pStyle w:val="Compact"/>
+              <w:jc w:val="right"/>
+            </w:pPr>
+            <w:r>
+              <w:t>-102.194444</w:t>
+            </w:r>
+          </w:p>
+        </w:tc>
+        <w:tc>
+          <w:tcPr>
+            <w:tcW w:w="925" w:type="dxa"/>
+          </w:tcPr>
+          <w:p>
+            <w:pPr>
+              <w:pStyle w:val="Compact"/>
+              <w:jc w:val="right"/>
+            </w:pPr>
+            <w:r>
+              <w:t>21.03861</w:t>
+            </w:r>
+          </w:p>
+        </w:tc>
+        <w:tc>
+          <w:tcPr>
+            <w:tcW w:w="925" w:type="dxa"/>
+          </w:tcPr>
+          <w:p>
+            <w:pPr>
+              <w:pStyle w:val="Compact"/>
+              <w:jc w:val="right"/>
+            </w:pPr>
+            <w:r>
+              <w:t>193.8932</w:t>
+            </w:r>
+          </w:p>
+        </w:tc>
+        <w:tc>
+          <w:tcPr>
+            <w:tcW w:w="1131" w:type="dxa"/>
+          </w:tcPr>
+          <w:p>
+            <w:pPr>
+              <w:pStyle w:val="Compact"/>
+              <w:jc w:val="right"/>
+            </w:pPr>
+            <w:r>
+              <w:t>-4.8574718</w:t>
+            </w:r>
+          </w:p>
+        </w:tc>
+        <w:tc>
+          <w:tcPr>
+            <w:tcW w:w="1028" w:type="dxa"/>
+          </w:tcPr>
+          <w:p>
+            <w:pPr>
+              <w:pStyle w:val="Compact"/>
+              <w:jc w:val="right"/>
+            </w:pPr>
+            <w:r>
+              <w:t>0.0000024</w:t>
+            </w:r>
+          </w:p>
+        </w:tc>
+      </w:tr>
+      <w:tr>
+        <w:tc>
+          <w:tcPr>
+            <w:tcW w:w="925" w:type="dxa"/>
+          </w:tcPr>
+          <w:p>
+            <w:pPr>
+              <w:pStyle w:val="Compact"/>
+            </w:pPr>
+            <w:r>
+              <w:t>NS - OS</w:t>
+            </w:r>
+          </w:p>
+        </w:tc>
+        <w:tc>
+          <w:tcPr>
+            <w:tcW w:w="1748" w:type="dxa"/>
+          </w:tcPr>
+          <w:p>
+            <w:pPr>
+              <w:pStyle w:val="Compact"/>
+            </w:pPr>
+            <w:r>
+              <w:t>Colurella</w:t>
+            </w:r>
+          </w:p>
+        </w:tc>
+        <w:tc>
+          <w:tcPr>
+            <w:tcW w:w="1234" w:type="dxa"/>
+          </w:tcPr>
+          <w:p>
+            <w:pPr>
+              <w:pStyle w:val="Compact"/>
+              <w:jc w:val="right"/>
+            </w:pPr>
+            <w:r>
+              <w:t>40.333333</w:t>
+            </w:r>
+          </w:p>
+        </w:tc>
+        <w:tc>
+          <w:tcPr>
+            <w:tcW w:w="925" w:type="dxa"/>
+          </w:tcPr>
+          <w:p>
+            <w:pPr>
+              <w:pStyle w:val="Compact"/>
+              <w:jc w:val="right"/>
+            </w:pPr>
+            <w:r>
+              <w:t>21.03861</w:t>
+            </w:r>
+          </w:p>
+        </w:tc>
+        <w:tc>
+          <w:tcPr>
+            <w:tcW w:w="925" w:type="dxa"/>
+          </w:tcPr>
+          <w:p>
+            <w:pPr>
+              <w:pStyle w:val="Compact"/>
+              <w:jc w:val="right"/>
+            </w:pPr>
+            <w:r>
+              <w:t>193.8932</w:t>
+            </w:r>
+          </w:p>
+        </w:tc>
+        <w:tc>
+          <w:tcPr>
+            <w:tcW w:w="1131" w:type="dxa"/>
+          </w:tcPr>
+          <w:p>
+            <w:pPr>
+              <w:pStyle w:val="Compact"/>
+              <w:jc w:val="right"/>
+            </w:pPr>
+            <w:r>
+              <w:t>1.9171104</w:t>
+            </w:r>
+          </w:p>
+        </w:tc>
+        <w:tc>
+          <w:tcPr>
+            <w:tcW w:w="1028" w:type="dxa"/>
+          </w:tcPr>
+          <w:p>
+            <w:pPr>
+              <w:pStyle w:val="Compact"/>
+              <w:jc w:val="right"/>
+            </w:pPr>
+            <w:r>
+              <w:t>0.0566940</w:t>
+            </w:r>
+          </w:p>
+        </w:tc>
+      </w:tr>
+      <w:tr>
+        <w:tc>
+          <w:tcPr>
+            <w:tcW w:w="925" w:type="dxa"/>
+          </w:tcPr>
+          <w:p>
+            <w:pPr>
+              <w:pStyle w:val="Compact"/>
+            </w:pPr>
+            <w:r>
+              <w:t>NS - OS</w:t>
+            </w:r>
+          </w:p>
+        </w:tc>
+        <w:tc>
+          <w:tcPr>
+            <w:tcW w:w="1748" w:type="dxa"/>
+          </w:tcPr>
+          <w:p>
+            <w:pPr>
+              <w:pStyle w:val="Compact"/>
+            </w:pPr>
+            <w:r>
+              <w:t>Conochilus</w:t>
+            </w:r>
+          </w:p>
+        </w:tc>
+        <w:tc>
+          <w:tcPr>
+            <w:tcW w:w="1234" w:type="dxa"/>
+          </w:tcPr>
+          <w:p>
+            <w:pPr>
+              <w:pStyle w:val="Compact"/>
+              <w:jc w:val="right"/>
+            </w:pPr>
+            <w:r>
+              <w:t>35.097222</w:t>
+            </w:r>
+          </w:p>
+        </w:tc>
+        <w:tc>
+          <w:tcPr>
+            <w:tcW w:w="925" w:type="dxa"/>
+          </w:tcPr>
+          <w:p>
+            <w:pPr>
+              <w:pStyle w:val="Compact"/>
+              <w:jc w:val="right"/>
+            </w:pPr>
+            <w:r>
+              <w:t>21.03861</w:t>
+            </w:r>
+          </w:p>
+        </w:tc>
+        <w:tc>
+          <w:tcPr>
+            <w:tcW w:w="925" w:type="dxa"/>
+          </w:tcPr>
+          <w:p>
+            <w:pPr>
+              <w:pStyle w:val="Compact"/>
+              <w:jc w:val="right"/>
+            </w:pPr>
+            <w:r>
+              <w:t>193.8932</w:t>
+            </w:r>
+          </w:p>
+        </w:tc>
+        <w:tc>
+          <w:tcPr>
+            <w:tcW w:w="1131" w:type="dxa"/>
+          </w:tcPr>
+          <w:p>
+            <w:pPr>
+              <w:pStyle w:val="Compact"/>
+              <w:jc w:val="right"/>
+            </w:pPr>
+            <w:r>
+              <w:t>1.6682293</w:t>
+            </w:r>
+          </w:p>
+        </w:tc>
+        <w:tc>
+          <w:tcPr>
+            <w:tcW w:w="1028" w:type="dxa"/>
+          </w:tcPr>
+          <w:p>
+            <w:pPr>
+              <w:pStyle w:val="Compact"/>
+              <w:jc w:val="right"/>
+            </w:pPr>
+            <w:r>
+              <w:t>0.0968843</w:t>
+            </w:r>
+          </w:p>
+        </w:tc>
+      </w:tr>
+      <w:tr>
+        <w:tc>
+          <w:tcPr>
+            <w:tcW w:w="925" w:type="dxa"/>
+          </w:tcPr>
+          <w:p>
+            <w:pPr>
+              <w:pStyle w:val="Compact"/>
+            </w:pPr>
+            <w:r>
+              <w:t>NS - OS</w:t>
+            </w:r>
+          </w:p>
+        </w:tc>
+        <w:tc>
+          <w:tcPr>
+            <w:tcW w:w="1748" w:type="dxa"/>
+          </w:tcPr>
+          <w:p>
+            <w:pPr>
+              <w:pStyle w:val="Compact"/>
+            </w:pPr>
+            <w:r>
+              <w:t>Encentrum</w:t>
+            </w:r>
+          </w:p>
+        </w:tc>
+        <w:tc>
+          <w:tcPr>
+            <w:tcW w:w="1234" w:type="dxa"/>
+          </w:tcPr>
+          <w:p>
+            <w:pPr>
+              <w:pStyle w:val="Compact"/>
+              <w:jc w:val="right"/>
+            </w:pPr>
+            <w:r>
+              <w:t>35.222222</w:t>
+            </w:r>
+          </w:p>
+        </w:tc>
+        <w:tc>
+          <w:tcPr>
+            <w:tcW w:w="925" w:type="dxa"/>
+          </w:tcPr>
+          <w:p>
+            <w:pPr>
+              <w:pStyle w:val="Compact"/>
+              <w:jc w:val="right"/>
+            </w:pPr>
+            <w:r>
+              <w:t>21.03861</w:t>
+            </w:r>
+          </w:p>
+        </w:tc>
+        <w:tc>
+          <w:tcPr>
+            <w:tcW w:w="925" w:type="dxa"/>
+          </w:tcPr>
+          <w:p>
+            <w:pPr>
+              <w:pStyle w:val="Compact"/>
+              <w:jc w:val="right"/>
+            </w:pPr>
+            <w:r>
+              <w:t>193.8932</w:t>
+            </w:r>
+          </w:p>
+        </w:tc>
+        <w:tc>
+          <w:tcPr>
+            <w:tcW w:w="1131" w:type="dxa"/>
+          </w:tcPr>
+          <w:p>
+            <w:pPr>
+              <w:pStyle w:val="Compact"/>
+              <w:jc w:val="right"/>
+            </w:pPr>
+            <w:r>
+              <w:t>1.6741708</w:t>
+            </w:r>
+          </w:p>
+        </w:tc>
+        <w:tc>
+          <w:tcPr>
+            <w:tcW w:w="1028" w:type="dxa"/>
+          </w:tcPr>
+          <w:p>
+            <w:pPr>
+              <w:pStyle w:val="Compact"/>
+              <w:jc w:val="right"/>
+            </w:pPr>
+            <w:r>
+              <w:t>0.0957093</w:t>
+            </w:r>
+          </w:p>
+        </w:tc>
+      </w:tr>
+      <w:tr>
+        <w:tc>
+          <w:tcPr>
+            <w:tcW w:w="925" w:type="dxa"/>
+          </w:tcPr>
+          <w:p>
+            <w:pPr>
+              <w:pStyle w:val="Compact"/>
+            </w:pPr>
+            <w:r>
+              <w:t>NS - OS</w:t>
+            </w:r>
+          </w:p>
+        </w:tc>
+        <w:tc>
+          <w:tcPr>
+            <w:tcW w:w="1748" w:type="dxa"/>
+          </w:tcPr>
+          <w:p>
+            <w:pPr>
+              <w:pStyle w:val="Compact"/>
+            </w:pPr>
+            <w:r>
+              <w:t>Kellicottia</w:t>
+            </w:r>
+          </w:p>
+        </w:tc>
+        <w:tc>
+          <w:tcPr>
+            <w:tcW w:w="1234" w:type="dxa"/>
+          </w:tcPr>
+          <w:p>
+            <w:pPr>
+              <w:pStyle w:val="Compact"/>
+              <w:jc w:val="right"/>
+            </w:pPr>
+            <w:r>
+              <w:t>-48.993056</w:t>
+            </w:r>
+          </w:p>
+        </w:tc>
+        <w:tc>
+          <w:tcPr>
+            <w:tcW w:w="925" w:type="dxa"/>
+          </w:tcPr>
+          <w:p>
+            <w:pPr>
+              <w:pStyle w:val="Compact"/>
+              <w:jc w:val="right"/>
+            </w:pPr>
+            <w:r>
+              <w:t>21.03861</w:t>
+            </w:r>
+          </w:p>
+        </w:tc>
+        <w:tc>
+          <w:tcPr>
+            <w:tcW w:w="925" w:type="dxa"/>
+          </w:tcPr>
+          <w:p>
+            <w:pPr>
+              <w:pStyle w:val="Compact"/>
+              <w:jc w:val="right"/>
+            </w:pPr>
+            <w:r>
+              <w:t>193.8932</w:t>
+            </w:r>
+          </w:p>
+        </w:tc>
+        <w:tc>
+          <w:tcPr>
+            <w:tcW w:w="1131" w:type="dxa"/>
+          </w:tcPr>
+          <w:p>
+            <w:pPr>
+              <w:pStyle w:val="Compact"/>
+              <w:jc w:val="right"/>
+            </w:pPr>
+            <w:r>
+              <w:t>-2.3287214</w:t>
+            </w:r>
+          </w:p>
+        </w:tc>
+        <w:tc>
+          <w:tcPr>
+            <w:tcW w:w="1028" w:type="dxa"/>
+          </w:tcPr>
+          <w:p>
+            <w:pPr>
+              <w:pStyle w:val="Compact"/>
+              <w:jc w:val="right"/>
+            </w:pPr>
+            <w:r>
+              <w:t>0.0209044</w:t>
+            </w:r>
+          </w:p>
+        </w:tc>
+      </w:tr>
+      <w:tr>
+        <w:tc>
+          <w:tcPr>
+            <w:tcW w:w="925" w:type="dxa"/>
+          </w:tcPr>
+          <w:p>
+            <w:pPr>
+              <w:pStyle w:val="Compact"/>
+            </w:pPr>
+            <w:r>
+              <w:t>NS - OS</w:t>
+            </w:r>
+          </w:p>
+        </w:tc>
+        <w:tc>
+          <w:tcPr>
+            <w:tcW w:w="1748" w:type="dxa"/>
+          </w:tcPr>
+          <w:p>
+            <w:pPr>
+              <w:pStyle w:val="Compact"/>
+            </w:pPr>
+            <w:r>
+              <w:t>Keratella</w:t>
+            </w:r>
+          </w:p>
+        </w:tc>
+        <w:tc>
+          <w:tcPr>
+            <w:tcW w:w="1234" w:type="dxa"/>
+          </w:tcPr>
+          <w:p>
+            <w:pPr>
+              <w:pStyle w:val="Compact"/>
+              <w:jc w:val="right"/>
+            </w:pPr>
+            <w:r>
+              <w:t>14.826389</w:t>
+            </w:r>
+          </w:p>
+        </w:tc>
+        <w:tc>
+          <w:tcPr>
+            <w:tcW w:w="925" w:type="dxa"/>
+          </w:tcPr>
+          <w:p>
+            <w:pPr>
+              <w:pStyle w:val="Compact"/>
+              <w:jc w:val="right"/>
+            </w:pPr>
+            <w:r>
+              <w:t>21.03861</w:t>
+            </w:r>
+          </w:p>
+        </w:tc>
+        <w:tc>
+          <w:tcPr>
+            <w:tcW w:w="925" w:type="dxa"/>
+          </w:tcPr>
+          <w:p>
+            <w:pPr>
+              <w:pStyle w:val="Compact"/>
+              <w:jc w:val="right"/>
+            </w:pPr>
+            <w:r>
+              <w:t>193.8932</w:t>
+            </w:r>
+          </w:p>
+        </w:tc>
+        <w:tc>
+          <w:tcPr>
+            <w:tcW w:w="1131" w:type="dxa"/>
+          </w:tcPr>
+          <w:p>
+            <w:pPr>
+              <w:pStyle w:val="Compact"/>
+              <w:jc w:val="right"/>
+            </w:pPr>
+            <w:r>
+              <w:t>0.7047229</w:t>
+            </w:r>
+          </w:p>
+        </w:tc>
+        <w:tc>
+          <w:tcPr>
+            <w:tcW w:w="1028" w:type="dxa"/>
+          </w:tcPr>
+          <w:p>
+            <w:pPr>
+              <w:pStyle w:val="Compact"/>
+              <w:jc w:val="right"/>
+            </w:pPr>
+            <w:r>
+              <w:t>0.4818283</w:t>
+            </w:r>
+          </w:p>
+        </w:tc>
+      </w:tr>
+      <w:tr>
+        <w:tc>
+          <w:tcPr>
+            <w:tcW w:w="925" w:type="dxa"/>
+          </w:tcPr>
+          <w:p>
+            <w:pPr>
+              <w:pStyle w:val="Compact"/>
+            </w:pPr>
+            <w:r>
+              <w:t>NS - OS</w:t>
+            </w:r>
+          </w:p>
+        </w:tc>
+        <w:tc>
+          <w:tcPr>
+            <w:tcW w:w="1748" w:type="dxa"/>
+          </w:tcPr>
+          <w:p>
+            <w:pPr>
+              <w:pStyle w:val="Compact"/>
+            </w:pPr>
+            <w:r>
+              <w:t>Lecane</w:t>
+            </w:r>
+          </w:p>
+        </w:tc>
+        <w:tc>
+          <w:tcPr>
+            <w:tcW w:w="1234" w:type="dxa"/>
+          </w:tcPr>
+          <w:p>
+            <w:pPr>
+              <w:pStyle w:val="Compact"/>
+              <w:jc w:val="right"/>
+            </w:pPr>
+            <w:r>
+              <w:t>-13.041667</w:t>
+            </w:r>
+          </w:p>
+        </w:tc>
+        <w:tc>
+          <w:tcPr>
+            <w:tcW w:w="925" w:type="dxa"/>
+          </w:tcPr>
+          <w:p>
+            <w:pPr>
+              <w:pStyle w:val="Compact"/>
+              <w:jc w:val="right"/>
+            </w:pPr>
+            <w:r>
+              <w:t>21.03861</w:t>
+            </w:r>
+          </w:p>
+        </w:tc>
+        <w:tc>
+          <w:tcPr>
+            <w:tcW w:w="925" w:type="dxa"/>
+          </w:tcPr>
+          <w:p>
+            <w:pPr>
+              <w:pStyle w:val="Compact"/>
+              <w:jc w:val="right"/>
+            </w:pPr>
+            <w:r>
+              <w:t>193.8932</w:t>
+            </w:r>
+          </w:p>
+        </w:tc>
+        <w:tc>
+          <w:tcPr>
+            <w:tcW w:w="1131" w:type="dxa"/>
+          </w:tcPr>
+          <w:p>
+            <w:pPr>
+              <w:pStyle w:val="Compact"/>
+              <w:jc w:val="right"/>
+            </w:pPr>
+            <w:r>
+              <w:t>-0.6198921</w:t>
+            </w:r>
+          </w:p>
+        </w:tc>
+        <w:tc>
+          <w:tcPr>
+            <w:tcW w:w="1028" w:type="dxa"/>
+          </w:tcPr>
+          <w:p>
+            <w:pPr>
+              <w:pStyle w:val="Compact"/>
+              <w:jc w:val="right"/>
+            </w:pPr>
+            <w:r>
+              <w:t>0.5360566</w:t>
+            </w:r>
+          </w:p>
+        </w:tc>
+      </w:tr>
+      <w:tr>
+        <w:tc>
+          <w:tcPr>
+            <w:tcW w:w="925" w:type="dxa"/>
+          </w:tcPr>
+          <w:p>
+            <w:pPr>
+              <w:pStyle w:val="Compact"/>
+            </w:pPr>
+            <w:r>
+              <w:lastRenderedPageBreak/>
+              <w:t>NS - OS</w:t>
+            </w:r>
+          </w:p>
+        </w:tc>
+        <w:tc>
+          <w:tcPr>
+            <w:tcW w:w="1748" w:type="dxa"/>
+          </w:tcPr>
+          <w:p>
+            <w:pPr>
+              <w:pStyle w:val="Compact"/>
+            </w:pPr>
+            <w:r>
+              <w:t>Monostyla</w:t>
+            </w:r>
+          </w:p>
+        </w:tc>
+        <w:tc>
+          <w:tcPr>
+            <w:tcW w:w="1234" w:type="dxa"/>
+          </w:tcPr>
+          <w:p>
+            <w:pPr>
+              <w:pStyle w:val="Compact"/>
+              <w:jc w:val="right"/>
+            </w:pPr>
+            <w:r>
+              <w:t>13.326389</w:t>
+            </w:r>
+          </w:p>
+        </w:tc>
+        <w:tc>
+          <w:tcPr>
+            <w:tcW w:w="925" w:type="dxa"/>
+          </w:tcPr>
+          <w:p>
+            <w:pPr>
+              <w:pStyle w:val="Compact"/>
+              <w:jc w:val="right"/>
+            </w:pPr>
+            <w:r>
+              <w:t>21.03861</w:t>
+            </w:r>
+          </w:p>
+        </w:tc>
+        <w:tc>
+          <w:tcPr>
+            <w:tcW w:w="925" w:type="dxa"/>
+          </w:tcPr>
+          <w:p>
+            <w:pPr>
+              <w:pStyle w:val="Compact"/>
+              <w:jc w:val="right"/>
+            </w:pPr>
+            <w:r>
+              <w:t>193.8932</w:t>
+            </w:r>
+          </w:p>
+        </w:tc>
+        <w:tc>
+          <w:tcPr>
+            <w:tcW w:w="1131" w:type="dxa"/>
+          </w:tcPr>
+          <w:p>
+            <w:pPr>
+              <w:pStyle w:val="Compact"/>
+              <w:jc w:val="right"/>
+            </w:pPr>
+            <w:r>
+              <w:t>0.6334254</w:t>
+            </w:r>
+          </w:p>
+        </w:tc>
+        <w:tc>
+          <w:tcPr>
+            <w:tcW w:w="1028" w:type="dxa"/>
+          </w:tcPr>
+          <w:p>
+            <w:pPr>
+              <w:pStyle w:val="Compact"/>
+              <w:jc w:val="right"/>
+            </w:pPr>
+            <w:r>
+              <w:t>0.5272023</w:t>
+            </w:r>
+          </w:p>
+        </w:tc>
+      </w:tr>
+      <w:tr>
+        <w:tc>
+          <w:tcPr>
+            <w:tcW w:w="925" w:type="dxa"/>
+          </w:tcPr>
+          <w:p>
+            <w:pPr>
+              <w:pStyle w:val="Compact"/>
+            </w:pPr>
+            <w:r>
+              <w:t>NS - OS</w:t>
+            </w:r>
+          </w:p>
+        </w:tc>
+        <w:tc>
+          <w:tcPr>
+            <w:tcW w:w="1748" w:type="dxa"/>
+          </w:tcPr>
+          <w:p>
+            <w:pPr>
+              <w:pStyle w:val="Compact"/>
+            </w:pPr>
+            <w:r>
+              <w:t>Notholca</w:t>
+            </w:r>
+          </w:p>
+        </w:tc>
+        <w:tc>
+          <w:tcPr>
+            <w:tcW w:w="1234" w:type="dxa"/>
+          </w:tcPr>
+          <w:p>
+            <w:pPr>
+              <w:pStyle w:val="Compact"/>
+              <w:jc w:val="right"/>
+            </w:pPr>
+            <w:r>
+              <w:t>38.506944</w:t>
+            </w:r>
+          </w:p>
+        </w:tc>
+        <w:tc>
+          <w:tcPr>
+            <w:tcW w:w="925" w:type="dxa"/>
+          </w:tcPr>
+          <w:p>
+            <w:pPr>
+              <w:pStyle w:val="Compact"/>
+              <w:jc w:val="right"/>
+            </w:pPr>
+            <w:r>
+              <w:t>21.03861</w:t>
+            </w:r>
+          </w:p>
+        </w:tc>
+        <w:tc>
+          <w:tcPr>
+            <w:tcW w:w="925" w:type="dxa"/>
+          </w:tcPr>
+          <w:p>
+            <w:pPr>
+              <w:pStyle w:val="Compact"/>
+              <w:jc w:val="right"/>
+            </w:pPr>
+            <w:r>
+              <w:t>193.8932</w:t>
+            </w:r>
+          </w:p>
+        </w:tc>
+        <w:tc>
+          <w:tcPr>
+            <w:tcW w:w="1131" w:type="dxa"/>
+          </w:tcPr>
+          <w:p>
+            <w:pPr>
+              <w:pStyle w:val="Compact"/>
+              <w:jc w:val="right"/>
+            </w:pPr>
+            <w:r>
+              <w:t>1.8302991</w:t>
+            </w:r>
+          </w:p>
+        </w:tc>
+        <w:tc>
+          <w:tcPr>
+            <w:tcW w:w="1028" w:type="dxa"/>
+          </w:tcPr>
+          <w:p>
+            <w:pPr>
+              <w:pStyle w:val="Compact"/>
+              <w:jc w:val="right"/>
+            </w:pPr>
+            <w:r>
+              <w:t>0.0687405</w:t>
+            </w:r>
+          </w:p>
+        </w:tc>
+      </w:tr>
+      <w:tr>
+        <w:tc>
+          <w:tcPr>
+            <w:tcW w:w="925" w:type="dxa"/>
+          </w:tcPr>
+          <w:p>
+            <w:pPr>
+              <w:pStyle w:val="Compact"/>
+            </w:pPr>
+            <w:r>
+              <w:t>NS - OS</w:t>
+            </w:r>
+          </w:p>
+        </w:tc>
+        <w:tc>
+          <w:tcPr>
+            <w:tcW w:w="1748" w:type="dxa"/>
+          </w:tcPr>
+          <w:p>
+            <w:pPr>
+              <w:pStyle w:val="Compact"/>
+            </w:pPr>
+            <w:r>
+              <w:t>Notomatta</w:t>
+            </w:r>
+          </w:p>
+        </w:tc>
+        <w:tc>
+          <w:tcPr>
+            <w:tcW w:w="1234" w:type="dxa"/>
+          </w:tcPr>
+          <w:p>
+            <w:pPr>
+              <w:pStyle w:val="Compact"/>
+              <w:jc w:val="right"/>
+            </w:pPr>
+            <w:r>
+              <w:t>54.388889</w:t>
+            </w:r>
+          </w:p>
+        </w:tc>
+        <w:tc>
+          <w:tcPr>
+            <w:tcW w:w="925" w:type="dxa"/>
+          </w:tcPr>
+          <w:p>
+            <w:pPr>
+              <w:pStyle w:val="Compact"/>
+              <w:jc w:val="right"/>
+            </w:pPr>
+            <w:r>
+              <w:t>21.03861</w:t>
+            </w:r>
+          </w:p>
+        </w:tc>
+        <w:tc>
+          <w:tcPr>
+            <w:tcW w:w="925" w:type="dxa"/>
+          </w:tcPr>
+          <w:p>
+            <w:pPr>
+              <w:pStyle w:val="Compact"/>
+              <w:jc w:val="right"/>
+            </w:pPr>
+            <w:r>
+              <w:t>193.8932</w:t>
+            </w:r>
+          </w:p>
+        </w:tc>
+        <w:tc>
+          <w:tcPr>
+            <w:tcW w:w="1131" w:type="dxa"/>
+          </w:tcPr>
+          <w:p>
+            <w:pPr>
+              <w:pStyle w:val="Compact"/>
+              <w:jc w:val="right"/>
+            </w:pPr>
+            <w:r>
+              <w:t>2.5851943</w:t>
+            </w:r>
+          </w:p>
+        </w:tc>
+        <w:tc>
+          <w:tcPr>
+            <w:tcW w:w="1028" w:type="dxa"/>
+          </w:tcPr>
+          <w:p>
+            <w:pPr>
+              <w:pStyle w:val="Compact"/>
+              <w:jc w:val="right"/>
+            </w:pPr>
+            <w:r>
+              <w:t>0.0104663</w:t>
+            </w:r>
+          </w:p>
+        </w:tc>
+      </w:tr>
+      <w:tr>
+        <w:tc>
+          <w:tcPr>
+            <w:tcW w:w="925" w:type="dxa"/>
+          </w:tcPr>
+          <w:p>
+            <w:pPr>
+              <w:pStyle w:val="Compact"/>
+            </w:pPr>
+            <w:r>
+              <w:t>NS - OS</w:t>
+            </w:r>
+          </w:p>
+        </w:tc>
+        <w:tc>
+          <w:tcPr>
+            <w:tcW w:w="1748" w:type="dxa"/>
+          </w:tcPr>
+          <w:p>
+            <w:pPr>
+              <w:pStyle w:val="Compact"/>
+            </w:pPr>
+            <w:r>
+              <w:t>Polyarthra</w:t>
+            </w:r>
+          </w:p>
+        </w:tc>
+        <w:tc>
+          <w:tcPr>
+            <w:tcW w:w="1234" w:type="dxa"/>
+          </w:tcPr>
+          <w:p>
+            <w:pPr>
+              <w:pStyle w:val="Compact"/>
+              <w:jc w:val="right"/>
+            </w:pPr>
+            <w:r>
+              <w:t>-26.500000</w:t>
+            </w:r>
+          </w:p>
+        </w:tc>
+        <w:tc>
+          <w:tcPr>
+            <w:tcW w:w="925" w:type="dxa"/>
+          </w:tcPr>
+          <w:p>
+            <w:pPr>
+              <w:pStyle w:val="Compact"/>
+              <w:jc w:val="right"/>
+            </w:pPr>
+            <w:r>
+              <w:t>21.03861</w:t>
+            </w:r>
+          </w:p>
+        </w:tc>
+        <w:tc>
+          <w:tcPr>
+            <w:tcW w:w="925" w:type="dxa"/>
+          </w:tcPr>
+          <w:p>
+            <w:pPr>
+              <w:pStyle w:val="Compact"/>
+              <w:jc w:val="right"/>
+            </w:pPr>
+            <w:r>
+              <w:t>193.8932</w:t>
+            </w:r>
+          </w:p>
+        </w:tc>
+        <w:tc>
+          <w:tcPr>
+            <w:tcW w:w="1131" w:type="dxa"/>
+          </w:tcPr>
+          <w:p>
+            <w:pPr>
+              <w:pStyle w:val="Compact"/>
+              <w:jc w:val="right"/>
+            </w:pPr>
+            <w:r>
+              <w:t>-1.2595890</w:t>
+            </w:r>
+          </w:p>
+        </w:tc>
+        <w:tc>
+          <w:tcPr>
+            <w:tcW w:w="1028" w:type="dxa"/>
+          </w:tcPr>
+          <w:p>
+            <w:pPr>
+              <w:pStyle w:val="Compact"/>
+              <w:jc w:val="right"/>
+            </w:pPr>
+            <w:r>
+              <w:t>0.2093317</w:t>
+            </w:r>
+          </w:p>
+        </w:tc>
+      </w:tr>
+      <w:tr>
+        <w:tc>
+          <w:tcPr>
+            <w:tcW w:w="925" w:type="dxa"/>
+          </w:tcPr>
+          <w:p>
+            <w:pPr>
+              <w:pStyle w:val="Compact"/>
+            </w:pPr>
+            <w:r>
+              <w:t>NS - OS</w:t>
+            </w:r>
+          </w:p>
+        </w:tc>
+        <w:tc>
+          <w:tcPr>
+            <w:tcW w:w="1748" w:type="dxa"/>
+          </w:tcPr>
+          <w:p>
+            <w:pPr>
+              <w:pStyle w:val="Compact"/>
+            </w:pPr>
+            <w:r>
+              <w:t>Rotifer Bdelloid</w:t>
+            </w:r>
+          </w:p>
+        </w:tc>
+        <w:tc>
+          <w:tcPr>
+            <w:tcW w:w="1234" w:type="dxa"/>
+          </w:tcPr>
+          <w:p>
+            <w:pPr>
+              <w:pStyle w:val="Compact"/>
+              <w:jc w:val="right"/>
+            </w:pPr>
+            <w:r>
+              <w:t>41.055556</w:t>
+            </w:r>
+          </w:p>
+        </w:tc>
+        <w:tc>
+          <w:tcPr>
+            <w:tcW w:w="925" w:type="dxa"/>
+          </w:tcPr>
+          <w:p>
+            <w:pPr>
+              <w:pStyle w:val="Compact"/>
+              <w:jc w:val="right"/>
+            </w:pPr>
+            <w:r>
+              <w:t>21.03861</w:t>
+            </w:r>
+          </w:p>
+        </w:tc>
+        <w:tc>
+          <w:tcPr>
+            <w:tcW w:w="925" w:type="dxa"/>
+          </w:tcPr>
+          <w:p>
+            <w:pPr>
+              <w:pStyle w:val="Compact"/>
+              <w:jc w:val="right"/>
+            </w:pPr>
+            <w:r>
+              <w:t>193.8932</w:t>
+            </w:r>
+          </w:p>
+        </w:tc>
+        <w:tc>
+          <w:tcPr>
+            <w:tcW w:w="1131" w:type="dxa"/>
+          </w:tcPr>
+          <w:p>
+            <w:pPr>
+              <w:pStyle w:val="Compact"/>
+              <w:jc w:val="right"/>
+            </w:pPr>
+            <w:r>
+              <w:t>1.9514388</w:t>
+            </w:r>
+          </w:p>
+        </w:tc>
+        <w:tc>
+          <w:tcPr>
+            <w:tcW w:w="1028" w:type="dxa"/>
+          </w:tcPr>
+          <w:p>
+            <w:pPr>
+              <w:pStyle w:val="Compact"/>
+              <w:jc w:val="right"/>
+            </w:pPr>
+            <w:r>
+              <w:t>0.0524454</w:t>
+            </w:r>
+          </w:p>
+        </w:tc>
+      </w:tr>
+      <w:tr>
+        <w:tc>
+          <w:tcPr>
+            <w:tcW w:w="925" w:type="dxa"/>
+          </w:tcPr>
+          <w:p>
+            <w:pPr>
+              <w:pStyle w:val="Compact"/>
+            </w:pPr>
+            <w:r>
+              <w:t>NS - OS</w:t>
+            </w:r>
+          </w:p>
+        </w:tc>
+        <w:tc>
+          <w:tcPr>
+            <w:tcW w:w="1748" w:type="dxa"/>
+          </w:tcPr>
+          <w:p>
+            <w:pPr>
+              <w:pStyle w:val="Compact"/>
+            </w:pPr>
+            <w:r>
+              <w:t>Synchaeta</w:t>
+            </w:r>
+          </w:p>
+        </w:tc>
+        <w:tc>
+          <w:tcPr>
+            <w:tcW w:w="1234" w:type="dxa"/>
+          </w:tcPr>
+          <w:p>
+            <w:pPr>
+              <w:pStyle w:val="Compact"/>
+              <w:jc w:val="right"/>
+            </w:pPr>
+            <w:r>
+              <w:t>3.951389</w:t>
+            </w:r>
+          </w:p>
+        </w:tc>
+        <w:tc>
+          <w:tcPr>
+            <w:tcW w:w="925" w:type="dxa"/>
+          </w:tcPr>
+          <w:p>
+            <w:pPr>
+              <w:pStyle w:val="Compact"/>
+              <w:jc w:val="right"/>
+            </w:pPr>
+            <w:r>
+              <w:t>21.03861</w:t>
+            </w:r>
+          </w:p>
+        </w:tc>
+        <w:tc>
+          <w:tcPr>
+            <w:tcW w:w="925" w:type="dxa"/>
+          </w:tcPr>
+          <w:p>
+            <w:pPr>
+              <w:pStyle w:val="Compact"/>
+              <w:jc w:val="right"/>
+            </w:pPr>
+            <w:r>
+              <w:t>193.8932</w:t>
+            </w:r>
+          </w:p>
+        </w:tc>
+        <w:tc>
+          <w:tcPr>
+            <w:tcW w:w="1131" w:type="dxa"/>
+          </w:tcPr>
+          <w:p>
+            <w:pPr>
+              <w:pStyle w:val="Compact"/>
+              <w:jc w:val="right"/>
+            </w:pPr>
+            <w:r>
+              <w:t>0.1878161</w:t>
+            </w:r>
+          </w:p>
+        </w:tc>
+        <w:tc>
+          <w:tcPr>
+            <w:tcW w:w="1028" w:type="dxa"/>
+          </w:tcPr>
+          <w:p>
+            <w:pPr>
+              <w:pStyle w:val="Compact"/>
+              <w:jc w:val="right"/>
+            </w:pPr>
+            <w:r>
+              <w:t>0.8512172</w:t>
+            </w:r>
+          </w:p>
+        </w:tc>
+      </w:tr>
+    </w:tbl>
     <w:p>
       <w:pPr>
         <w:pStyle w:val="Heading2"/>
       </w:pPr>
-      <w:bookmarkStart w:id="10" w:name="X67d2ee006b56aa980f54a1c6f3f2543d0c1aecb"/>
+      <w:bookmarkStart w:id="10" w:name="X4d4d9bc01c9cc60c724cbf64bd38d58d0c68fed"/>
       <w:bookmarkEnd w:id="9"/>
       <w:r>
-        <w:lastRenderedPageBreak/>
-        <w:t>Zoop Taxa Summer Offshore-Nearshore Biomass Barplot</w:t>
+        <w:t>Rotifer Summer Genera Station Total Biomass Barplot</w:t>
       </w:r>
     </w:p>
     <w:p>
@@ -4362,16 +4234,16 @@
           <w:noProof/>
         </w:rPr>
         <w:drawing>
-          <wp:inline distT="0" distB="0" distL="0" distR="0" wp14:anchorId="1460D1CD" wp14:editId="615D5726">
+          <wp:inline distT="0" distB="0" distL="0" distR="0" wp14:anchorId="0252673C" wp14:editId="2E4F1BE6">
             <wp:extent cx="5334000" cy="3556000"/>
             <wp:effectExtent l="0" t="0" r="0" b="0"/>
-            <wp:docPr id="66" name="Picture" descr="Figure 5. Summer Zoop taxa offshore (OS) vs. nearshore (NS) average biomass (mg dry wt per m3). Error bars represent standard errors of the means. Taxa groups are identified in legend by color."/>
+            <wp:docPr id="66" name="Picture" descr="Figure 3A. Summer Rotifer genera station total biomass (mg dry wt per m3) for shallow tows at the eight offshore LTM sites, six CSMI nearshore sites along the north shore, and seven CSMI nearshore sites along the south shore."/>
             <wp:cNvGraphicFramePr/>
             <a:graphic xmlns:a="http://schemas.openxmlformats.org/drawingml/2006/main">
               <a:graphicData uri="http://schemas.openxmlformats.org/drawingml/2006/picture">
                 <pic:pic xmlns:pic="http://schemas.openxmlformats.org/drawingml/2006/picture">
                   <pic:nvPicPr>
-                    <pic:cNvPr id="67" name="Picture" descr="Ontario-2023-Nearshore-Rotifers_files/figure-docx/Summer%20OS-NS%20Zoop%20Taxa%20Average%20Biomass%20Barplot-1.png"/>
+                    <pic:cNvPr id="67" name="Picture" descr="Ontario-2023-Nearshore-Rotifers_files/figure-docx/OS-NS%20Summer%20Rotifer%20Genera%20Station%20Biomass-1.png"/>
                     <pic:cNvPicPr>
                       <a:picLocks noChangeAspect="1" noChangeArrowheads="1"/>
                     </pic:cNvPicPr>
@@ -4409,7 +4281,7 @@
         <w:pStyle w:val="ImageCaption"/>
       </w:pPr>
       <w:r>
-        <w:t>Figure 5. Summer Zoop taxa offshore (OS) vs. nearshore (NS) average biomass (mg dry wt per m</w:t>
+        <w:t>Figure 3A. Summer Rotifer genera station total biomass (mg dry wt per m</w:t>
       </w:r>
       <w:r>
         <w:rPr>
@@ -4418,18 +4290,146 @@
         <w:t>3</w:t>
       </w:r>
       <w:r>
-        <w:t>). Error bars represent standard errors of the means. Taxa groups are identified in legend by color.</w:t>
+        <w:t>) for shallow tows at the eight offshore LTM sites, six CSMI nearshore sites along the north shore, and seven CSMI nearshore sites along the south shore.</w:t>
+      </w:r>
+    </w:p>
+    <w:p>
+      <w:pPr>
+        <w:pStyle w:val="BodyText"/>
+      </w:pPr>
+      <w:r>
+        <w:t xml:space="preserve">This Figure 2 shows a comparsion between rotifer assemblages in the eight offshore and thirteen nearshore stations collected in Lake Ontario during August 2023. The three western offshore stations exhibited higher biomass values compared with the eastern </w:t>
+      </w:r>
+      <w:r>
+        <w:lastRenderedPageBreak/>
+        <w:t xml:space="preserve">portion of the lake, and the differences are primaritly attributed to higher </w:t>
+      </w:r>
+      <w:r>
+        <w:rPr>
+          <w:i/>
+          <w:iCs/>
+        </w:rPr>
+        <w:t>Asplanchna</w:t>
+      </w:r>
+      <w:r>
+        <w:t xml:space="preserve"> and </w:t>
+      </w:r>
+      <w:r>
+        <w:rPr>
+          <w:i/>
+          <w:iCs/>
+        </w:rPr>
+        <w:t>Conochilus</w:t>
+      </w:r>
+      <w:r>
+        <w:t xml:space="preserve"> contributions. Additionally, the biomass of </w:t>
+      </w:r>
+      <w:r>
+        <w:rPr>
+          <w:i/>
+          <w:iCs/>
+        </w:rPr>
+        <w:t>Keratella</w:t>
+      </w:r>
+      <w:r>
+        <w:t xml:space="preserve">, </w:t>
+      </w:r>
+      <w:r>
+        <w:rPr>
+          <w:i/>
+          <w:iCs/>
+        </w:rPr>
+        <w:t>Kellicottia</w:t>
+      </w:r>
+      <w:r>
+        <w:t xml:space="preserve">, and </w:t>
+      </w:r>
+      <w:r>
+        <w:rPr>
+          <w:i/>
+          <w:iCs/>
+        </w:rPr>
+        <w:t>Collotheca</w:t>
+      </w:r>
+      <w:r>
+        <w:t xml:space="preserve"> are notably higher in the western stations, likely associated with lower TP concentrations promoting taxa associated with more oligotrophic-like conditions (Barbiero and Warren, 2011; Marshall et al., 2024). Another notable difference is higher </w:t>
+      </w:r>
+      <w:r>
+        <w:rPr>
+          <w:i/>
+          <w:iCs/>
+        </w:rPr>
+        <w:t>Polyarthra</w:t>
+      </w:r>
+      <w:r>
+        <w:t xml:space="preserve"> biomass in the five eastern stations, with the highest values at the easternmost station, indicating higher TP values and/or decreased predation pressures by </w:t>
+      </w:r>
+      <w:r>
+        <w:rPr>
+          <w:i/>
+          <w:iCs/>
+        </w:rPr>
+        <w:t>Cercopagis pengoi.</w:t>
+      </w:r>
+    </w:p>
+    <w:p>
+      <w:pPr>
+        <w:pStyle w:val="BodyText"/>
+      </w:pPr>
+      <w:r>
+        <w:t xml:space="preserve">For the nearshore stations, the six northern stations generally have less overall rotifer biomass when compared with the seven southern shore stations. The major biomass differences can be attributed first to the higher </w:t>
+      </w:r>
+      <w:r>
+        <w:rPr>
+          <w:i/>
+          <w:iCs/>
+        </w:rPr>
+        <w:t>Asplanchna</w:t>
+      </w:r>
+      <w:r>
+        <w:t xml:space="preserve"> contributions in the south, and secondly to the overall rotifer community exhibiting higher contributions regardless of taxa. Unlike the trends seen in the offshore samples, the northern nearshore samples generally have a lower rotifer biomass in the west compared to the east portion of the lake. Conversely, the westernmost southern stations (apart from ON17N) exhibited higher rotifer biomass which was similar to the offshore trends. South shore samples have higher </w:t>
+      </w:r>
+      <w:r>
+        <w:rPr>
+          <w:i/>
+          <w:iCs/>
+        </w:rPr>
+        <w:t>Trichocerca</w:t>
+      </w:r>
+      <w:r>
+        <w:t xml:space="preserve"> biomass likely impacted by elevated nutrient conditions given their proximity to streams and bays. Especially high contributions of </w:t>
+      </w:r>
+      <w:r>
+        <w:rPr>
+          <w:i/>
+          <w:iCs/>
+        </w:rPr>
+        <w:t>Trichocerca</w:t>
+      </w:r>
+      <w:r>
+        <w:t xml:space="preserve"> were observed at ON67b, perhaps impacted by discharge from Eighteen Mile Creek near Olcott, NY.</w:t>
+      </w:r>
+    </w:p>
+    <w:p>
+      <w:pPr>
+        <w:pStyle w:val="BodyText"/>
+      </w:pPr>
+      <w:r>
+        <w:rPr>
+          <w:u w:val="single"/>
+        </w:rPr>
+        <w:t>References:</w:t>
       </w:r>
     </w:p>
     <w:p>
       <w:pPr>
         <w:pStyle w:val="Heading2"/>
       </w:pPr>
-      <w:bookmarkStart w:id="11" w:name="X5b2d58ebf48895af071c0b96b116a2ea9dba4ac"/>
+      <w:bookmarkStart w:id="11" w:name="X6809943e0879784eb68d34bdbecc3db76e036ea"/>
       <w:bookmarkEnd w:id="10"/>
       <w:r>
         <w:lastRenderedPageBreak/>
-        <w:t>Zoop Taxa Spring Offshore-Nearshore Biomass Barplot</w:t>
+        <w:t>Rotifer Summer Genera Station Total Density Barplot</w:t>
       </w:r>
     </w:p>
     <w:p>
@@ -4441,16 +4441,16 @@
           <w:noProof/>
         </w:rPr>
         <w:drawing>
-          <wp:inline distT="0" distB="0" distL="0" distR="0" wp14:anchorId="54E5370D" wp14:editId="787DDD4A">
+          <wp:inline distT="0" distB="0" distL="0" distR="0" wp14:anchorId="2BEE1BC1" wp14:editId="68AB7362">
             <wp:extent cx="5334000" cy="3556000"/>
             <wp:effectExtent l="0" t="0" r="0" b="0"/>
-            <wp:docPr id="70" name="Picture" descr="Figure 6. Spring Zoop taxa offshore (OS) vs. nearshore (NS) average biomass (mg dry wt per m3). Error bars represent standard errors of the means. Taxa groups are identified in legend by color."/>
+            <wp:docPr id="70" name="Picture" descr="Figure 3B Summer Rotifer genera station total density (# per m3) for shallow tows at the eight offshore LTM sites, six CSMI nearshore sites along the north shore, and seven CSMI nearshore sites along the south shore."/>
             <wp:cNvGraphicFramePr/>
             <a:graphic xmlns:a="http://schemas.openxmlformats.org/drawingml/2006/main">
               <a:graphicData uri="http://schemas.openxmlformats.org/drawingml/2006/picture">
                 <pic:pic xmlns:pic="http://schemas.openxmlformats.org/drawingml/2006/picture">
                   <pic:nvPicPr>
-                    <pic:cNvPr id="71" name="Picture" descr="Ontario-2023-Nearshore-Rotifers_files/figure-docx/Spring%20OS-NS%20Zoop%20Taxa%20Average%20Biomass%20Barplot%20-1.png"/>
+                    <pic:cNvPr id="71" name="Picture" descr="Ontario-2023-Nearshore-Rotifers_files/figure-docx/OS-NS%20Summer%20Rotifer%20Genera%20Station%20Desnity-1.png"/>
                     <pic:cNvPicPr>
                       <a:picLocks noChangeAspect="1" noChangeArrowheads="1"/>
                     </pic:cNvPicPr>
@@ -4488,7 +4488,7 @@
         <w:pStyle w:val="ImageCaption"/>
       </w:pPr>
       <w:r>
-        <w:t>Figure 6. Spring Zoop taxa offshore (OS) vs. nearshore (NS) average biomass (mg dry wt per m</w:t>
+        <w:t>Figure 3B Summer Rotifer genera station total density (# per m</w:t>
       </w:r>
       <w:r>
         <w:rPr>
@@ -4497,18 +4497,18 @@
         <w:t>3</w:t>
       </w:r>
       <w:r>
-        <w:t>). Error bars represent standard errors of the means. Taxa groups are identified in legend by color.</w:t>
+        <w:t>) for shallow tows at the eight offshore LTM sites, six CSMI nearshore sites along the north shore, and seven CSMI nearshore sites along the south shore.</w:t>
       </w:r>
     </w:p>
     <w:p>
       <w:pPr>
         <w:pStyle w:val="Heading2"/>
       </w:pPr>
-      <w:bookmarkStart w:id="12" w:name="Xd2f26d00c3c3a504af25e3b145c1766043555d9"/>
+      <w:bookmarkStart w:id="12" w:name="X3f173d3190afb96539094f98357e38c960b0fcb"/>
       <w:bookmarkEnd w:id="11"/>
       <w:r>
         <w:lastRenderedPageBreak/>
-        <w:t>Zoop Summer Taxa Station Total Biomass Barplot</w:t>
+        <w:t>Rotifer Spring Genera Station Total Biomass Barplot</w:t>
       </w:r>
     </w:p>
     <w:p>
@@ -4520,16 +4520,16 @@
           <w:noProof/>
         </w:rPr>
         <w:drawing>
-          <wp:inline distT="0" distB="0" distL="0" distR="0" wp14:anchorId="0F9F4B7C" wp14:editId="6D1F813A">
+          <wp:inline distT="0" distB="0" distL="0" distR="0" wp14:anchorId="14766041" wp14:editId="1C575570">
             <wp:extent cx="5334000" cy="3556000"/>
             <wp:effectExtent l="0" t="0" r="0" b="0"/>
-            <wp:docPr id="74" name="Picture" descr="Figure 7. Summer Zoop taxa station total biomass (mg dry wt per m3) for shallow tows at the eight offshore LTM sites, six CSMI nearshore sites along the north shore, and seven CSMI nearshore sites along the south shore."/>
+            <wp:docPr id="74" name="Picture" descr="Figure 4A. Spring Rotifer genera station total biomass (mg dry wt per m3) for shallow tows at the eight offshore LTM sites, five CSMI nearshore sites along the north shore, and four CSMI nearshore sites along the south shore."/>
             <wp:cNvGraphicFramePr/>
             <a:graphic xmlns:a="http://schemas.openxmlformats.org/drawingml/2006/main">
               <a:graphicData uri="http://schemas.openxmlformats.org/drawingml/2006/picture">
                 <pic:pic xmlns:pic="http://schemas.openxmlformats.org/drawingml/2006/picture">
                   <pic:nvPicPr>
-                    <pic:cNvPr id="75" name="Picture" descr="Ontario-2023-Nearshore-Rotifers_files/figure-docx/OS-NS%20Summer%20Zoop%20Taxa%20Station%20Biomass-1.png"/>
+                    <pic:cNvPr id="75" name="Picture" descr="Ontario-2023-Nearshore-Rotifers_files/figure-docx/OS-NS%20Spring%20Rotifer%20Genera%20Station%20Biomass-1.png"/>
                     <pic:cNvPicPr>
                       <a:picLocks noChangeAspect="1" noChangeArrowheads="1"/>
                     </pic:cNvPicPr>
@@ -4567,7 +4567,7 @@
         <w:pStyle w:val="ImageCaption"/>
       </w:pPr>
       <w:r>
-        <w:t>Figure 7. Summer Zoop taxa station total biomass (mg dry wt per m</w:t>
+        <w:t>Figure 4A. Spring Rotifer genera station total biomass (mg dry wt per m</w:t>
       </w:r>
       <w:r>
         <w:rPr>
@@ -4576,18 +4576,18 @@
         <w:t>3</w:t>
       </w:r>
       <w:r>
-        <w:t>) for shallow tows at the eight offshore LTM sites, six CSMI nearshore sites along the north shore, and seven CSMI nearshore sites along the south shore.</w:t>
+        <w:t>) for shallow tows at the eight offshore LTM sites, five CSMI nearshore sites along the north shore, and four CSMI nearshore sites along the south shore.</w:t>
       </w:r>
     </w:p>
     <w:p>
       <w:pPr>
         <w:pStyle w:val="Heading2"/>
       </w:pPr>
-      <w:bookmarkStart w:id="13" w:name="X0f90feb92237b3ae8e025c509fbb9f87e234ebb"/>
+      <w:bookmarkStart w:id="13" w:name="Xef3d09f59190f0e999020e16ab31407dca67736"/>
       <w:bookmarkEnd w:id="12"/>
       <w:r>
         <w:lastRenderedPageBreak/>
-        <w:t>Zoop Spring Taxa Station Total Biomass Barplot</w:t>
+        <w:t>Rotifer Spring Genera Station Total Density Barplot</w:t>
       </w:r>
     </w:p>
     <w:p>
@@ -4599,16 +4599,16 @@
           <w:noProof/>
         </w:rPr>
         <w:drawing>
-          <wp:inline distT="0" distB="0" distL="0" distR="0" wp14:anchorId="6CAD7C36" wp14:editId="5683246B">
+          <wp:inline distT="0" distB="0" distL="0" distR="0" wp14:anchorId="5D756986" wp14:editId="7C5E3096">
             <wp:extent cx="5334000" cy="3556000"/>
             <wp:effectExtent l="0" t="0" r="0" b="0"/>
-            <wp:docPr id="78" name="Picture" descr="Figure 8. Spring Zoop taxa station total biomass (mg dry wt per m3) for shallow tows at the eight offshore LTM sites, six CSMI nearshore sites along the north shore, and seven CSMI nearshore sites along the south shore."/>
+            <wp:docPr id="78" name="Picture" descr="Figure 4B. Spring Rotifer genera station total density (# per m3) for shallow tows at the eight offshore LTM sites, five CSMI nearshore sites along the north shore, and four CSMI nearshore sites along the south shore."/>
             <wp:cNvGraphicFramePr/>
             <a:graphic xmlns:a="http://schemas.openxmlformats.org/drawingml/2006/main">
               <a:graphicData uri="http://schemas.openxmlformats.org/drawingml/2006/picture">
                 <pic:pic xmlns:pic="http://schemas.openxmlformats.org/drawingml/2006/picture">
                   <pic:nvPicPr>
-                    <pic:cNvPr id="79" name="Picture" descr="Ontario-2023-Nearshore-Rotifers_files/figure-docx/OS-NS%20Spring%20Zoop%20Taxa%20Station%20Biomass-1.png"/>
+                    <pic:cNvPr id="79" name="Picture" descr="Ontario-2023-Nearshore-Rotifers_files/figure-docx/OS-NS%20Spring%20Rotifer%20Genera%20Station%20Density-1.png"/>
                     <pic:cNvPicPr>
                       <a:picLocks noChangeAspect="1" noChangeArrowheads="1"/>
                     </pic:cNvPicPr>
@@ -4646,6 +4646,322 @@
         <w:pStyle w:val="ImageCaption"/>
       </w:pPr>
       <w:r>
+        <w:t>Figure 4B. Spring Rotifer genera station total density (# per m</w:t>
+      </w:r>
+      <w:r>
+        <w:rPr>
+          <w:vertAlign w:val="superscript"/>
+        </w:rPr>
+        <w:t>3</w:t>
+      </w:r>
+      <w:r>
+        <w:t>) for shallow tows at the eight offshore LTM sites, five CSMI nearshore sites along the north shore, and four CSMI nearshore sites along the south shore.</w:t>
+      </w:r>
+    </w:p>
+    <w:p>
+      <w:pPr>
+        <w:pStyle w:val="Heading2"/>
+      </w:pPr>
+      <w:bookmarkStart w:id="14" w:name="X67d2ee006b56aa980f54a1c6f3f2543d0c1aecb"/>
+      <w:bookmarkEnd w:id="13"/>
+      <w:r>
+        <w:lastRenderedPageBreak/>
+        <w:t>Zoop Taxa Summer Offshore-Nearshore Biomass Barplot</w:t>
+      </w:r>
+    </w:p>
+    <w:p>
+      <w:pPr>
+        <w:pStyle w:val="CaptionedFigure"/>
+      </w:pPr>
+      <w:r>
+        <w:rPr>
+          <w:noProof/>
+        </w:rPr>
+        <w:drawing>
+          <wp:inline distT="0" distB="0" distL="0" distR="0" wp14:anchorId="447AF4CF" wp14:editId="3C0E8F07">
+            <wp:extent cx="5334000" cy="3556000"/>
+            <wp:effectExtent l="0" t="0" r="0" b="0"/>
+            <wp:docPr id="82" name="Picture" descr="Figure 5. Summer Zoop taxa offshore (OS) vs. nearshore (NS) average biomass (mg dry wt per m3). Error bars represent standard errors of the means. Taxa groups are identified in legend by color."/>
+            <wp:cNvGraphicFramePr/>
+            <a:graphic xmlns:a="http://schemas.openxmlformats.org/drawingml/2006/main">
+              <a:graphicData uri="http://schemas.openxmlformats.org/drawingml/2006/picture">
+                <pic:pic xmlns:pic="http://schemas.openxmlformats.org/drawingml/2006/picture">
+                  <pic:nvPicPr>
+                    <pic:cNvPr id="83" name="Picture" descr="Ontario-2023-Nearshore-Rotifers_files/figure-docx/Summer%20OS-NS%20Zoop%20Taxa%20Average%20Biomass%20Barplot-1.png"/>
+                    <pic:cNvPicPr>
+                      <a:picLocks noChangeAspect="1" noChangeArrowheads="1"/>
+                    </pic:cNvPicPr>
+                  </pic:nvPicPr>
+                  <pic:blipFill>
+                    <a:blip r:embed="rId26"/>
+                    <a:stretch>
+                      <a:fillRect/>
+                    </a:stretch>
+                  </pic:blipFill>
+                  <pic:spPr bwMode="auto">
+                    <a:xfrm>
+                      <a:off x="0" y="0"/>
+                      <a:ext cx="5334000" cy="3556000"/>
+                    </a:xfrm>
+                    <a:prstGeom prst="rect">
+                      <a:avLst/>
+                    </a:prstGeom>
+                    <a:noFill/>
+                    <a:ln w="9525">
+                      <a:noFill/>
+                      <a:headEnd/>
+                      <a:tailEnd/>
+                    </a:ln>
+                  </pic:spPr>
+                </pic:pic>
+              </a:graphicData>
+            </a:graphic>
+          </wp:inline>
+        </w:drawing>
+      </w:r>
+    </w:p>
+    <w:p>
+      <w:pPr>
+        <w:pStyle w:val="ImageCaption"/>
+      </w:pPr>
+      <w:r>
+        <w:t>Figure 5. Summer Zoop taxa offshore (OS) vs. nearshore (NS) average biomass (mg dry wt per m</w:t>
+      </w:r>
+      <w:r>
+        <w:rPr>
+          <w:vertAlign w:val="superscript"/>
+        </w:rPr>
+        <w:t>3</w:t>
+      </w:r>
+      <w:r>
+        <w:t>). Error bars represent standard errors of the means. Taxa groups are identified in legend by color.</w:t>
+      </w:r>
+    </w:p>
+    <w:p>
+      <w:pPr>
+        <w:pStyle w:val="Heading2"/>
+      </w:pPr>
+      <w:bookmarkStart w:id="15" w:name="X5b2d58ebf48895af071c0b96b116a2ea9dba4ac"/>
+      <w:bookmarkEnd w:id="14"/>
+      <w:r>
+        <w:lastRenderedPageBreak/>
+        <w:t>Zoop Taxa Spring Offshore-Nearshore Biomass Barplot</w:t>
+      </w:r>
+    </w:p>
+    <w:p>
+      <w:pPr>
+        <w:pStyle w:val="CaptionedFigure"/>
+      </w:pPr>
+      <w:r>
+        <w:rPr>
+          <w:noProof/>
+        </w:rPr>
+        <w:drawing>
+          <wp:inline distT="0" distB="0" distL="0" distR="0" wp14:anchorId="1591D39E" wp14:editId="1670003C">
+            <wp:extent cx="5334000" cy="3556000"/>
+            <wp:effectExtent l="0" t="0" r="0" b="0"/>
+            <wp:docPr id="86" name="Picture" descr="Figure 6. Spring Zoop taxa offshore (OS) vs. nearshore (NS) average biomass (mg dry wt per m3). Error bars represent standard errors of the means. Taxa groups are identified in legend by color."/>
+            <wp:cNvGraphicFramePr/>
+            <a:graphic xmlns:a="http://schemas.openxmlformats.org/drawingml/2006/main">
+              <a:graphicData uri="http://schemas.openxmlformats.org/drawingml/2006/picture">
+                <pic:pic xmlns:pic="http://schemas.openxmlformats.org/drawingml/2006/picture">
+                  <pic:nvPicPr>
+                    <pic:cNvPr id="87" name="Picture" descr="Ontario-2023-Nearshore-Rotifers_files/figure-docx/Spring%20OS-NS%20Zoop%20Taxa%20Average%20Biomass%20Barplot%20-1.png"/>
+                    <pic:cNvPicPr>
+                      <a:picLocks noChangeAspect="1" noChangeArrowheads="1"/>
+                    </pic:cNvPicPr>
+                  </pic:nvPicPr>
+                  <pic:blipFill>
+                    <a:blip r:embed="rId27"/>
+                    <a:stretch>
+                      <a:fillRect/>
+                    </a:stretch>
+                  </pic:blipFill>
+                  <pic:spPr bwMode="auto">
+                    <a:xfrm>
+                      <a:off x="0" y="0"/>
+                      <a:ext cx="5334000" cy="3556000"/>
+                    </a:xfrm>
+                    <a:prstGeom prst="rect">
+                      <a:avLst/>
+                    </a:prstGeom>
+                    <a:noFill/>
+                    <a:ln w="9525">
+                      <a:noFill/>
+                      <a:headEnd/>
+                      <a:tailEnd/>
+                    </a:ln>
+                  </pic:spPr>
+                </pic:pic>
+              </a:graphicData>
+            </a:graphic>
+          </wp:inline>
+        </w:drawing>
+      </w:r>
+    </w:p>
+    <w:p>
+      <w:pPr>
+        <w:pStyle w:val="ImageCaption"/>
+      </w:pPr>
+      <w:r>
+        <w:t>Figure 6. Spring Zoop taxa offshore (OS) vs. nearshore (NS) average biomass (mg dry wt per m</w:t>
+      </w:r>
+      <w:r>
+        <w:rPr>
+          <w:vertAlign w:val="superscript"/>
+        </w:rPr>
+        <w:t>3</w:t>
+      </w:r>
+      <w:r>
+        <w:t>). Error bars represent standard errors of the means. Taxa groups are identified in legend by color.</w:t>
+      </w:r>
+    </w:p>
+    <w:p>
+      <w:pPr>
+        <w:pStyle w:val="Heading2"/>
+      </w:pPr>
+      <w:bookmarkStart w:id="16" w:name="Xd2f26d00c3c3a504af25e3b145c1766043555d9"/>
+      <w:bookmarkEnd w:id="15"/>
+      <w:r>
+        <w:lastRenderedPageBreak/>
+        <w:t>Zoop Summer Taxa Station Total Biomass Barplot</w:t>
+      </w:r>
+    </w:p>
+    <w:p>
+      <w:pPr>
+        <w:pStyle w:val="CaptionedFigure"/>
+      </w:pPr>
+      <w:r>
+        <w:rPr>
+          <w:noProof/>
+        </w:rPr>
+        <w:drawing>
+          <wp:inline distT="0" distB="0" distL="0" distR="0" wp14:anchorId="61C5BB3D" wp14:editId="79ACEAE6">
+            <wp:extent cx="5334000" cy="3556000"/>
+            <wp:effectExtent l="0" t="0" r="0" b="0"/>
+            <wp:docPr id="90" name="Picture" descr="Figure 7. Summer Zoop taxa station total biomass (mg dry wt per m3) for shallow tows at the eight offshore LTM sites, six CSMI nearshore sites along the north shore, and seven CSMI nearshore sites along the south shore."/>
+            <wp:cNvGraphicFramePr/>
+            <a:graphic xmlns:a="http://schemas.openxmlformats.org/drawingml/2006/main">
+              <a:graphicData uri="http://schemas.openxmlformats.org/drawingml/2006/picture">
+                <pic:pic xmlns:pic="http://schemas.openxmlformats.org/drawingml/2006/picture">
+                  <pic:nvPicPr>
+                    <pic:cNvPr id="91" name="Picture" descr="Ontario-2023-Nearshore-Rotifers_files/figure-docx/OS-NS%20Summer%20Zoop%20Taxa%20Station%20Biomass-1.png"/>
+                    <pic:cNvPicPr>
+                      <a:picLocks noChangeAspect="1" noChangeArrowheads="1"/>
+                    </pic:cNvPicPr>
+                  </pic:nvPicPr>
+                  <pic:blipFill>
+                    <a:blip r:embed="rId28"/>
+                    <a:stretch>
+                      <a:fillRect/>
+                    </a:stretch>
+                  </pic:blipFill>
+                  <pic:spPr bwMode="auto">
+                    <a:xfrm>
+                      <a:off x="0" y="0"/>
+                      <a:ext cx="5334000" cy="3556000"/>
+                    </a:xfrm>
+                    <a:prstGeom prst="rect">
+                      <a:avLst/>
+                    </a:prstGeom>
+                    <a:noFill/>
+                    <a:ln w="9525">
+                      <a:noFill/>
+                      <a:headEnd/>
+                      <a:tailEnd/>
+                    </a:ln>
+                  </pic:spPr>
+                </pic:pic>
+              </a:graphicData>
+            </a:graphic>
+          </wp:inline>
+        </w:drawing>
+      </w:r>
+    </w:p>
+    <w:p>
+      <w:pPr>
+        <w:pStyle w:val="ImageCaption"/>
+      </w:pPr>
+      <w:r>
+        <w:t>Figure 7. Summer Zoop taxa station total biomass (mg dry wt per m</w:t>
+      </w:r>
+      <w:r>
+        <w:rPr>
+          <w:vertAlign w:val="superscript"/>
+        </w:rPr>
+        <w:t>3</w:t>
+      </w:r>
+      <w:r>
+        <w:t>) for shallow tows at the eight offshore LTM sites, six CSMI nearshore sites along the north shore, and seven CSMI nearshore sites along the south shore.</w:t>
+      </w:r>
+    </w:p>
+    <w:p>
+      <w:pPr>
+        <w:pStyle w:val="Heading2"/>
+      </w:pPr>
+      <w:bookmarkStart w:id="17" w:name="X0f90feb92237b3ae8e025c509fbb9f87e234ebb"/>
+      <w:bookmarkEnd w:id="16"/>
+      <w:r>
+        <w:lastRenderedPageBreak/>
+        <w:t>Zoop Spring Taxa Station Total Biomass Barplot</w:t>
+      </w:r>
+    </w:p>
+    <w:p>
+      <w:pPr>
+        <w:pStyle w:val="CaptionedFigure"/>
+      </w:pPr>
+      <w:r>
+        <w:rPr>
+          <w:noProof/>
+        </w:rPr>
+        <w:drawing>
+          <wp:inline distT="0" distB="0" distL="0" distR="0" wp14:anchorId="79BC6E4A" wp14:editId="4CE00D16">
+            <wp:extent cx="5334000" cy="3556000"/>
+            <wp:effectExtent l="0" t="0" r="0" b="0"/>
+            <wp:docPr id="94" name="Picture" descr="Figure 8. Spring Zoop taxa station total biomass (mg dry wt per m3) for shallow tows at the eight offshore LTM sites, five CSMI nearshore sites along the north shore, and four CSMI nearshore sites along the south shore."/>
+            <wp:cNvGraphicFramePr/>
+            <a:graphic xmlns:a="http://schemas.openxmlformats.org/drawingml/2006/main">
+              <a:graphicData uri="http://schemas.openxmlformats.org/drawingml/2006/picture">
+                <pic:pic xmlns:pic="http://schemas.openxmlformats.org/drawingml/2006/picture">
+                  <pic:nvPicPr>
+                    <pic:cNvPr id="95" name="Picture" descr="Ontario-2023-Nearshore-Rotifers_files/figure-docx/OS-NS%20Spring%20Zoop%20Taxa%20Station%20Biomass-1.png"/>
+                    <pic:cNvPicPr>
+                      <a:picLocks noChangeAspect="1" noChangeArrowheads="1"/>
+                    </pic:cNvPicPr>
+                  </pic:nvPicPr>
+                  <pic:blipFill>
+                    <a:blip r:embed="rId29"/>
+                    <a:stretch>
+                      <a:fillRect/>
+                    </a:stretch>
+                  </pic:blipFill>
+                  <pic:spPr bwMode="auto">
+                    <a:xfrm>
+                      <a:off x="0" y="0"/>
+                      <a:ext cx="5334000" cy="3556000"/>
+                    </a:xfrm>
+                    <a:prstGeom prst="rect">
+                      <a:avLst/>
+                    </a:prstGeom>
+                    <a:noFill/>
+                    <a:ln w="9525">
+                      <a:noFill/>
+                      <a:headEnd/>
+                      <a:tailEnd/>
+                    </a:ln>
+                  </pic:spPr>
+                </pic:pic>
+              </a:graphicData>
+            </a:graphic>
+          </wp:inline>
+        </w:drawing>
+      </w:r>
+    </w:p>
+    <w:p>
+      <w:pPr>
+        <w:pStyle w:val="ImageCaption"/>
+      </w:pPr>
+      <w:r>
         <w:t>Figure 8. Spring Zoop taxa station total biomass (mg dry wt per m</w:t>
       </w:r>
       <w:r>
@@ -4655,9 +4971,9 @@
         <w:t>3</w:t>
       </w:r>
       <w:r>
-        <w:t>) for shallow tows at the eight offshore LTM sites, six CSMI nearshore sites along the north shore, and seven CSMI nearshore sites along the south shore.</w:t>
-      </w:r>
-      <w:bookmarkEnd w:id="13"/>
+        <w:t>) for shallow tows at the eight offshore LTM sites, five CSMI nearshore sites along the north shore, and four CSMI nearshore sites along the south shore.</w:t>
+      </w:r>
+      <w:bookmarkEnd w:id="17"/>
     </w:p>
     <w:sectPr>
       <w:footnotePr>
@@ -4676,7 +4992,7 @@
   <w:abstractNum w:abstractNumId="0" w15:restartNumberingAfterBreak="0">
     <w:nsid w:val="0000A990"/>
     <w:multiLevelType w:val="multilevel"/>
-    <w:tmpl w:val="EBE8D266"/>
+    <w:tmpl w:val="2AA095E6"/>
     <w:lvl w:ilvl="0">
       <w:numFmt w:val="bullet"/>
       <w:lvlText w:val=" "/>
@@ -4750,7 +5066,7 @@
       </w:pPr>
     </w:lvl>
   </w:abstractNum>
-  <w:num w:numId="1" w16cid:durableId="1133015365">
+  <w:num w:numId="1" w16cid:durableId="269169533">
     <w:abstractNumId w:val="0"/>
   </w:num>
 </w:numbering>
